--- a/templates/nt_scan.docx
+++ b/templates/nt_scan.docx
@@ -40,6 +40,7 @@
           </w:tcPr>
           <w:p>
             <w:pPr>
+              <w:keepNext/>
               <w:spacing w:before="20" w:after="20"/>
             </w:pPr>
             <w:r>
@@ -58,6 +59,7 @@
           </w:tcPr>
           <w:p>
             <w:pPr>
+              <w:keepNext/>
               <w:spacing w:before="20" w:after="20"/>
             </w:pPr>
             <w:r>
@@ -76,6 +78,7 @@
           </w:tcPr>
           <w:p>
             <w:pPr>
+              <w:keepNext/>
               <w:spacing w:before="20" w:after="20"/>
             </w:pPr>
             <w:r>
@@ -94,6 +97,7 @@
           </w:tcPr>
           <w:p>
             <w:pPr>
+              <w:keepNext/>
               <w:spacing w:before="20" w:after="20"/>
             </w:pPr>
             <w:r>
@@ -117,6 +121,7 @@
           </w:tcPr>
           <w:p>
             <w:pPr>
+              <w:keepNext/>
               <w:spacing w:before="20" w:after="20"/>
             </w:pPr>
             <w:r>
@@ -135,6 +140,7 @@
           </w:tcPr>
           <w:p>
             <w:pPr>
+              <w:keepNext/>
               <w:spacing w:before="20" w:after="20"/>
             </w:pPr>
             <w:r>
@@ -153,6 +159,7 @@
           </w:tcPr>
           <w:p>
             <w:pPr>
+              <w:keepNext/>
               <w:spacing w:before="20" w:after="20"/>
             </w:pPr>
             <w:r>
@@ -171,6 +178,7 @@
           </w:tcPr>
           <w:p>
             <w:pPr>
+              <w:keepNext/>
               <w:spacing w:before="20" w:after="20"/>
             </w:pPr>
             <w:r>
@@ -194,6 +202,7 @@
           </w:tcPr>
           <w:p>
             <w:pPr>
+              <w:keepNext/>
               <w:spacing w:before="20" w:after="20"/>
             </w:pPr>
             <w:r>
@@ -212,6 +221,7 @@
           </w:tcPr>
           <w:p>
             <w:pPr>
+              <w:keepNext/>
               <w:spacing w:before="20" w:after="20"/>
             </w:pPr>
             <w:r>
@@ -230,6 +240,7 @@
           </w:tcPr>
           <w:p>
             <w:pPr>
+              <w:keepNext/>
               <w:spacing w:before="20" w:after="20"/>
             </w:pPr>
             <w:r>
@@ -248,6 +259,7 @@
           </w:tcPr>
           <w:p>
             <w:pPr>
+              <w:keepNext/>
               <w:spacing w:before="20" w:after="20"/>
             </w:pPr>
             <w:r>
@@ -344,6 +356,7 @@
           </w:tcPr>
           <w:p>
             <w:pPr>
+              <w:keepNext/>
               <w:spacing w:before="20" w:after="20"/>
             </w:pPr>
             <w:r>
@@ -362,6 +375,7 @@
           </w:tcPr>
           <w:p>
             <w:pPr>
+              <w:keepNext/>
               <w:spacing w:before="20" w:after="20"/>
               <w:jc w:val="center"/>
             </w:pPr>
@@ -381,6 +395,7 @@
           </w:tcPr>
           <w:p>
             <w:pPr>
+              <w:keepNext/>
               <w:spacing w:before="20" w:after="20"/>
               <w:jc w:val="center"/>
             </w:pPr>
@@ -405,6 +420,7 @@
           </w:tcPr>
           <w:p>
             <w:pPr>
+              <w:keepNext/>
               <w:spacing w:before="20" w:after="20"/>
             </w:pPr>
             <w:r>
@@ -423,6 +439,7 @@
           </w:tcPr>
           <w:p>
             <w:pPr>
+              <w:keepNext/>
               <w:spacing w:before="20" w:after="20"/>
               <w:jc w:val="center"/>
             </w:pPr>
@@ -442,6 +459,7 @@
           </w:tcPr>
           <w:p>
             <w:pPr>
+              <w:keepNext/>
               <w:spacing w:before="20" w:after="20"/>
               <w:jc w:val="center"/>
             </w:pPr>
@@ -559,6 +577,7 @@
           </w:tcPr>
           <w:p>
             <w:pPr>
+              <w:keepNext/>
               <w:spacing w:before="20" w:after="20"/>
             </w:pPr>
             <w:r>
@@ -577,6 +596,7 @@
           </w:tcPr>
           <w:p>
             <w:pPr>
+              <w:keepNext/>
               <w:spacing w:before="20" w:after="20"/>
               <w:jc w:val="center"/>
             </w:pPr>
@@ -596,6 +616,7 @@
           </w:tcPr>
           <w:p>
             <w:pPr>
+              <w:keepNext/>
               <w:spacing w:before="20" w:after="20"/>
               <w:jc w:val="center"/>
             </w:pPr>
@@ -615,6 +636,7 @@
           </w:tcPr>
           <w:p>
             <w:pPr>
+              <w:keepNext/>
               <w:spacing w:before="20" w:after="20"/>
               <w:jc w:val="center"/>
             </w:pPr>
@@ -639,6 +661,7 @@
           </w:tcPr>
           <w:p>
             <w:pPr>
+              <w:keepNext/>
               <w:spacing w:before="20" w:after="20"/>
             </w:pPr>
             <w:r>
@@ -657,6 +680,7 @@
           </w:tcPr>
           <w:p>
             <w:pPr>
+              <w:keepNext/>
               <w:spacing w:before="20" w:after="20"/>
               <w:jc w:val="center"/>
             </w:pPr>
@@ -676,6 +700,7 @@
           </w:tcPr>
           <w:p>
             <w:pPr>
+              <w:keepNext/>
               <w:spacing w:before="20" w:after="20"/>
             </w:pPr>
             <w:r>
@@ -694,6 +719,7 @@
           </w:tcPr>
           <w:p>
             <w:pPr>
+              <w:keepNext/>
               <w:spacing w:before="20" w:after="20"/>
               <w:jc w:val="center"/>
             </w:pPr>
@@ -718,6 +744,7 @@
           </w:tcPr>
           <w:p>
             <w:pPr>
+              <w:keepNext/>
               <w:spacing w:before="20" w:after="20"/>
             </w:pPr>
             <w:r>
@@ -736,6 +763,7 @@
           </w:tcPr>
           <w:p>
             <w:pPr>
+              <w:keepNext/>
               <w:spacing w:before="20" w:after="20"/>
               <w:jc w:val="center"/>
             </w:pPr>
@@ -755,6 +783,7 @@
           </w:tcPr>
           <w:p>
             <w:pPr>
+              <w:keepNext/>
               <w:spacing w:before="20" w:after="20"/>
             </w:pPr>
             <w:r>
@@ -773,6 +802,7 @@
           </w:tcPr>
           <w:p>
             <w:pPr>
+              <w:keepNext/>
               <w:spacing w:before="20" w:after="20"/>
               <w:jc w:val="center"/>
             </w:pPr>
@@ -1123,6 +1153,7 @@
           </w:tcPr>
           <w:p>
             <w:pPr>
+              <w:keepNext/>
               <w:spacing w:before="20" w:after="20"/>
             </w:pPr>
             <w:r>
@@ -1141,6 +1172,7 @@
           </w:tcPr>
           <w:p>
             <w:pPr>
+              <w:keepNext/>
               <w:spacing w:before="20" w:after="20"/>
               <w:jc w:val="center"/>
             </w:pPr>
@@ -1165,6 +1197,7 @@
           </w:tcPr>
           <w:p>
             <w:pPr>
+              <w:keepNext/>
               <w:spacing w:before="20" w:after="20"/>
             </w:pPr>
             <w:r>
@@ -1183,6 +1216,7 @@
           </w:tcPr>
           <w:p>
             <w:pPr>
+              <w:keepNext/>
               <w:spacing w:before="20" w:after="20"/>
               <w:jc w:val="center"/>
             </w:pPr>
@@ -1279,6 +1313,7 @@
           </w:tcPr>
           <w:p>
             <w:pPr>
+              <w:keepNext/>
               <w:spacing w:before="20" w:after="20"/>
             </w:pPr>
             <w:r>
@@ -1297,6 +1332,7 @@
           </w:tcPr>
           <w:p>
             <w:pPr>
+              <w:keepNext/>
               <w:spacing w:before="20" w:after="20"/>
               <w:jc w:val="center"/>
             </w:pPr>
@@ -1505,7 +1541,7 @@
     <w:sectPr>
       <w:footerReference w:type="default" r:id="rId9"/>
       <w:pgSz w:w="11909" w:h="16834"/>
-      <w:pgMar w:top="2160" w:right="1080" w:bottom="1440" w:left="1080" w:header="720" w:footer="648" w:gutter="0"/>
+      <w:pgMar w:top="2160" w:right="1080" w:bottom="2664" w:left="1080" w:header="720" w:footer="2160" w:gutter="0"/>
       <w:cols w:space="720"/>
       <w:docGrid w:linePitch="360"/>
     </w:sectPr>

--- a/templates/nt_scan.docx
+++ b/templates/nt_scan.docx
@@ -27,7 +27,7 @@
         <w:gridCol w:w="1872"/>
         <w:gridCol w:w="3528"/>
         <w:gridCol w:w="1655"/>
-        <w:gridCol w:w="2692"/>
+        <w:gridCol w:w="3148"/>
       </w:tblGrid>
       <w:tr>
         <w:trPr>
@@ -92,7 +92,7 @@
         </w:tc>
         <w:tc>
           <w:tcPr>
-            <w:tcW w:type="dxa" w:w="2693"/>
+            <w:tcW w:type="dxa" w:w="3149"/>
             <w:vAlign w:val="center"/>
           </w:tcPr>
           <w:p>
@@ -173,7 +173,7 @@
         </w:tc>
         <w:tc>
           <w:tcPr>
-            <w:tcW w:type="dxa" w:w="2693"/>
+            <w:tcW w:type="dxa" w:w="3149"/>
             <w:vAlign w:val="center"/>
           </w:tcPr>
           <w:p>
@@ -254,7 +254,7 @@
         </w:tc>
         <w:tc>
           <w:tcPr>
-            <w:tcW w:type="dxa" w:w="2693"/>
+            <w:tcW w:type="dxa" w:w="3149"/>
             <w:vAlign w:val="center"/>
           </w:tcPr>
           <w:p>
@@ -296,7 +296,7 @@
         </w:tc>
         <w:tc>
           <w:tcPr>
-            <w:tcW w:type="dxa" w:w="7877"/>
+            <w:tcW w:type="dxa" w:w="8333"/>
             <w:gridSpan w:val="3"/>
             <w:vAlign w:val="center"/>
           </w:tcPr>
@@ -343,7 +343,7 @@
       <w:tblGrid>
         <w:gridCol w:w="3168"/>
         <w:gridCol w:w="3311"/>
-        <w:gridCol w:w="3268"/>
+        <w:gridCol w:w="3724"/>
       </w:tblGrid>
       <w:tr>
         <w:trPr>
@@ -390,7 +390,7 @@
         </w:tc>
         <w:tc>
           <w:tcPr>
-            <w:tcW w:type="dxa" w:w="3269"/>
+            <w:tcW w:type="dxa" w:w="3725"/>
             <w:vAlign w:val="center"/>
           </w:tcPr>
           <w:p>
@@ -454,7 +454,7 @@
         </w:tc>
         <w:tc>
           <w:tcPr>
-            <w:tcW w:type="dxa" w:w="3269"/>
+            <w:tcW w:type="dxa" w:w="3725"/>
             <w:vAlign w:val="center"/>
           </w:tcPr>
           <w:p>
@@ -516,7 +516,7 @@
         </w:tc>
         <w:tc>
           <w:tcPr>
-            <w:tcW w:type="dxa" w:w="3269"/>
+            <w:tcW w:type="dxa" w:w="3725"/>
             <w:vAlign w:val="center"/>
           </w:tcPr>
           <w:p>
@@ -564,7 +564,7 @@
         <w:gridCol w:w="2808"/>
         <w:gridCol w:w="2059"/>
         <w:gridCol w:w="2808"/>
-        <w:gridCol w:w="2073"/>
+        <w:gridCol w:w="2529"/>
       </w:tblGrid>
       <w:tr>
         <w:trPr>
@@ -631,7 +631,7 @@
         </w:tc>
         <w:tc>
           <w:tcPr>
-            <w:tcW w:type="dxa" w:w="2074"/>
+            <w:tcW w:type="dxa" w:w="2530"/>
             <w:vAlign w:val="center"/>
           </w:tcPr>
           <w:p>
@@ -714,7 +714,7 @@
         </w:tc>
         <w:tc>
           <w:tcPr>
-            <w:tcW w:type="dxa" w:w="2074"/>
+            <w:tcW w:type="dxa" w:w="2530"/>
             <w:vAlign w:val="center"/>
           </w:tcPr>
           <w:p>
@@ -797,7 +797,7 @@
         </w:tc>
         <w:tc>
           <w:tcPr>
-            <w:tcW w:type="dxa" w:w="2074"/>
+            <w:tcW w:type="dxa" w:w="2530"/>
             <w:vAlign w:val="center"/>
           </w:tcPr>
           <w:p>
@@ -876,7 +876,7 @@
         </w:tc>
         <w:tc>
           <w:tcPr>
-            <w:tcW w:type="dxa" w:w="2074"/>
+            <w:tcW w:type="dxa" w:w="2530"/>
             <w:vAlign w:val="center"/>
           </w:tcPr>
           <w:p>
@@ -920,7 +920,7 @@
       </w:tblPr>
       <w:tblGrid>
         <w:gridCol w:w="2520"/>
-        <w:gridCol w:w="7228"/>
+        <w:gridCol w:w="7684"/>
       </w:tblGrid>
       <w:tr>
         <w:trPr>
@@ -945,7 +945,7 @@
         </w:tc>
         <w:tc>
           <w:tcPr>
-            <w:tcW w:type="dxa" w:w="7229"/>
+            <w:tcW w:type="dxa" w:w="7685"/>
           </w:tcPr>
           <w:p>
             <w:pPr>
@@ -984,7 +984,7 @@
         </w:tc>
         <w:tc>
           <w:tcPr>
-            <w:tcW w:type="dxa" w:w="7229"/>
+            <w:tcW w:type="dxa" w:w="7685"/>
           </w:tcPr>
           <w:p>
             <w:pPr>
@@ -1023,7 +1023,7 @@
         </w:tc>
         <w:tc>
           <w:tcPr>
-            <w:tcW w:type="dxa" w:w="7229"/>
+            <w:tcW w:type="dxa" w:w="7685"/>
           </w:tcPr>
           <w:p>
             <w:pPr>
@@ -1062,7 +1062,7 @@
         </w:tc>
         <w:tc>
           <w:tcPr>
-            <w:tcW w:type="dxa" w:w="7229"/>
+            <w:tcW w:type="dxa" w:w="7685"/>
           </w:tcPr>
           <w:p>
             <w:pPr>
@@ -1101,7 +1101,7 @@
         </w:tc>
         <w:tc>
           <w:tcPr>
-            <w:tcW w:type="dxa" w:w="7229"/>
+            <w:tcW w:type="dxa" w:w="7685"/>
           </w:tcPr>
           <w:p>
             <w:pPr>
@@ -1540,8 +1540,8 @@
     </w:p>
     <w:sectPr>
       <w:footerReference w:type="default" r:id="rId9"/>
-      <w:pgSz w:w="11909" w:h="16834"/>
-      <w:pgMar w:top="2160" w:right="1080" w:bottom="2664" w:left="1080" w:header="720" w:footer="2160" w:gutter="0"/>
+      <w:pgSz w:w="11906" w:h="16838"/>
+      <w:pgMar w:top="1984" w:right="850" w:bottom="1814" w:left="850" w:header="720" w:footer="1474" w:gutter="0"/>
       <w:cols w:space="720"/>
       <w:docGrid w:linePitch="360"/>
     </w:sectPr>

--- a/templates/nt_scan.docx
+++ b/templates/nt_scan.docx
@@ -2,6 +2,7 @@
 <file path=word/document.xml><?xml version="1.0" encoding="utf-8"?>
 <w:document xmlns:wpc="http://schemas.microsoft.com/office/word/2010/wordprocessingCanvas" xmlns:mo="http://schemas.microsoft.com/office/mac/office/2008/main" xmlns:mc="http://schemas.openxmlformats.org/markup-compatibility/2006" xmlns:mv="urn:schemas-microsoft-com:mac:vml" xmlns:o="urn:schemas-microsoft-com:office:office" xmlns:r="http://schemas.openxmlformats.org/officeDocument/2006/relationships" xmlns:m="http://schemas.openxmlformats.org/officeDocument/2006/math" xmlns:v="urn:schemas-microsoft-com:vml" xmlns:wp14="http://schemas.microsoft.com/office/word/2010/wordprocessingDrawing" xmlns:wp="http://schemas.openxmlformats.org/drawingml/2006/wordprocessingDrawing" xmlns:w10="urn:schemas-microsoft-com:office:word" xmlns:w="http://schemas.openxmlformats.org/wordprocessingml/2006/main" xmlns:w14="http://schemas.microsoft.com/office/word/2010/wordml" xmlns:wpg="http://schemas.microsoft.com/office/word/2010/wordprocessingGroup" xmlns:wpi="http://schemas.microsoft.com/office/word/2010/wordprocessingInk" xmlns:wne="http://schemas.microsoft.com/office/word/2006/wordml" xmlns:wps="http://schemas.microsoft.com/office/word/2010/wordprocessingShape" mc:Ignorable="w14 wp14">
   <w:body>
+    <w:p/>
     <w:p>
       <w:pPr>
         <w:spacing w:after="160"/>
@@ -10,7 +11,7 @@
       <w:r>
         <w:rPr>
           <w:b/>
-          <w:sz w:val="28"/>
+          <w:sz w:val="30"/>
           <w:u w:val="single"/>
         </w:rPr>
         <w:t>OBSTETRIC ULTRASOUND REPORT (NT SCAN)</w:t>
@@ -46,7 +47,7 @@
             <w:r>
               <w:rPr>
                 <w:b/>
-                <w:sz w:val="21"/>
+                <w:sz w:val="23"/>
               </w:rPr>
               <w:t>Patient Name</w:t>
             </w:r>
@@ -65,7 +66,7 @@
             <w:r>
               <w:rPr>
                 <w:b w:val="0"/>
-                <w:sz w:val="21"/>
+                <w:sz w:val="23"/>
               </w:rPr>
               <w:t>{{patient_name}}</w:t>
             </w:r>
@@ -84,7 +85,7 @@
             <w:r>
               <w:rPr>
                 <w:b/>
-                <w:sz w:val="21"/>
+                <w:sz w:val="23"/>
               </w:rPr>
               <w:t>Date</w:t>
             </w:r>
@@ -103,7 +104,7 @@
             <w:r>
               <w:rPr>
                 <w:b w:val="0"/>
-                <w:sz w:val="21"/>
+                <w:sz w:val="23"/>
               </w:rPr>
               <w:t>{{date}}</w:t>
             </w:r>
@@ -127,7 +128,7 @@
             <w:r>
               <w:rPr>
                 <w:b/>
-                <w:sz w:val="21"/>
+                <w:sz w:val="23"/>
               </w:rPr>
               <w:t>Age / Sex</w:t>
             </w:r>
@@ -146,7 +147,7 @@
             <w:r>
               <w:rPr>
                 <w:b w:val="0"/>
-                <w:sz w:val="21"/>
+                <w:sz w:val="23"/>
               </w:rPr>
               <w:t>{{age}} Y / F</w:t>
             </w:r>
@@ -165,7 +166,7 @@
             <w:r>
               <w:rPr>
                 <w:b/>
-                <w:sz w:val="21"/>
+                <w:sz w:val="23"/>
               </w:rPr>
               <w:t>Patient ID</w:t>
             </w:r>
@@ -184,7 +185,7 @@
             <w:r>
               <w:rPr>
                 <w:b w:val="0"/>
-                <w:sz w:val="21"/>
+                <w:sz w:val="23"/>
               </w:rPr>
               <w:t>{{patient_id}}</w:t>
             </w:r>
@@ -208,7 +209,7 @@
             <w:r>
               <w:rPr>
                 <w:b/>
-                <w:sz w:val="21"/>
+                <w:sz w:val="23"/>
               </w:rPr>
               <w:t>Referred by</w:t>
             </w:r>
@@ -227,7 +228,7 @@
             <w:r>
               <w:rPr>
                 <w:b w:val="0"/>
-                <w:sz w:val="21"/>
+                <w:sz w:val="23"/>
               </w:rPr>
               <w:t>{{ref_by}}</w:t>
             </w:r>
@@ -246,7 +247,7 @@
             <w:r>
               <w:rPr>
                 <w:b/>
-                <w:sz w:val="21"/>
+                <w:sz w:val="23"/>
               </w:rPr>
               <w:t>LMP</w:t>
             </w:r>
@@ -265,7 +266,7 @@
             <w:r>
               <w:rPr>
                 <w:b w:val="0"/>
-                <w:sz w:val="21"/>
+                <w:sz w:val="23"/>
               </w:rPr>
               <w:t>{{lmp}}</w:t>
             </w:r>
@@ -288,7 +289,7 @@
             <w:r>
               <w:rPr>
                 <w:b/>
-                <w:sz w:val="21"/>
+                <w:sz w:val="23"/>
               </w:rPr>
               <w:t>Clinical details</w:t>
             </w:r>
@@ -307,7 +308,7 @@
             <w:r>
               <w:rPr>
                 <w:b w:val="0"/>
-                <w:sz w:val="21"/>
+                <w:sz w:val="23"/>
               </w:rPr>
               <w:t>{{clinical_details}}</w:t>
             </w:r>
@@ -328,7 +329,7 @@
       <w:r>
         <w:rPr>
           <w:b/>
-          <w:sz w:val="22"/>
+          <w:sz w:val="26"/>
         </w:rPr>
         <w:t>GESTATIONAL AGE</w:t>
       </w:r>
@@ -362,7 +363,7 @@
             <w:r>
               <w:rPr>
                 <w:b/>
-                <w:sz w:val="21"/>
+                <w:sz w:val="23"/>
               </w:rPr>
               <w:t>Parameter</w:t>
             </w:r>
@@ -382,7 +383,7 @@
             <w:r>
               <w:rPr>
                 <w:b/>
-                <w:sz w:val="21"/>
+                <w:sz w:val="23"/>
               </w:rPr>
               <w:t>By scan</w:t>
             </w:r>
@@ -402,7 +403,7 @@
             <w:r>
               <w:rPr>
                 <w:b/>
-                <w:sz w:val="21"/>
+                <w:sz w:val="23"/>
               </w:rPr>
               <w:t>By LMP</w:t>
             </w:r>
@@ -426,7 +427,7 @@
             <w:r>
               <w:rPr>
                 <w:b/>
-                <w:sz w:val="21"/>
+                <w:sz w:val="23"/>
               </w:rPr>
               <w:t>Gestational age</w:t>
             </w:r>
@@ -446,7 +447,7 @@
             <w:r>
               <w:rPr>
                 <w:b w:val="0"/>
-                <w:sz w:val="21"/>
+                <w:sz w:val="23"/>
               </w:rPr>
               <w:t>{{aua_weeks}} weeks {{aua_days}} days</w:t>
             </w:r>
@@ -466,7 +467,7 @@
             <w:r>
               <w:rPr>
                 <w:b w:val="0"/>
-                <w:sz w:val="21"/>
+                <w:sz w:val="23"/>
               </w:rPr>
               <w:t>{{ga_lmp_weeks}} weeks {{ga_lmp_days}} days</w:t>
             </w:r>
@@ -489,7 +490,7 @@
             <w:r>
               <w:rPr>
                 <w:b/>
-                <w:sz w:val="21"/>
+                <w:sz w:val="23"/>
               </w:rPr>
               <w:t>EDD</w:t>
             </w:r>
@@ -508,7 +509,7 @@
             <w:r>
               <w:rPr>
                 <w:b w:val="0"/>
-                <w:sz w:val="21"/>
+                <w:sz w:val="23"/>
               </w:rPr>
               <w:t>{{edd_scan}}</w:t>
             </w:r>
@@ -527,7 +528,7 @@
             <w:r>
               <w:rPr>
                 <w:b w:val="0"/>
-                <w:sz w:val="21"/>
+                <w:sz w:val="23"/>
               </w:rPr>
               <w:t>{{edd_lmp}}</w:t>
             </w:r>
@@ -548,7 +549,7 @@
       <w:r>
         <w:rPr>
           <w:b/>
-          <w:sz w:val="22"/>
+          <w:sz w:val="26"/>
         </w:rPr>
         <w:t>BIOMETRY AND ANEUPLOIDY MARKERS</w:t>
       </w:r>
@@ -583,7 +584,7 @@
             <w:r>
               <w:rPr>
                 <w:b/>
-                <w:sz w:val="21"/>
+                <w:sz w:val="23"/>
               </w:rPr>
               <w:t>Parameter</w:t>
             </w:r>
@@ -603,7 +604,7 @@
             <w:r>
               <w:rPr>
                 <w:b/>
-                <w:sz w:val="21"/>
+                <w:sz w:val="23"/>
               </w:rPr>
               <w:t>Value</w:t>
             </w:r>
@@ -623,7 +624,7 @@
             <w:r>
               <w:rPr>
                 <w:b/>
-                <w:sz w:val="21"/>
+                <w:sz w:val="23"/>
               </w:rPr>
               <w:t>Parameter</w:t>
             </w:r>
@@ -643,7 +644,7 @@
             <w:r>
               <w:rPr>
                 <w:b/>
-                <w:sz w:val="21"/>
+                <w:sz w:val="23"/>
               </w:rPr>
               <w:t>Value</w:t>
             </w:r>
@@ -667,7 +668,7 @@
             <w:r>
               <w:rPr>
                 <w:b/>
-                <w:sz w:val="21"/>
+                <w:sz w:val="23"/>
               </w:rPr>
               <w:t>CRL</w:t>
             </w:r>
@@ -687,7 +688,7 @@
             <w:r>
               <w:rPr>
                 <w:b w:val="0"/>
-                <w:sz w:val="21"/>
+                <w:sz w:val="23"/>
               </w:rPr>
               <w:t>{{crl}} cm</w:t>
             </w:r>
@@ -706,7 +707,7 @@
             <w:r>
               <w:rPr>
                 <w:b/>
-                <w:sz w:val="21"/>
+                <w:sz w:val="23"/>
               </w:rPr>
               <w:t>Foetal heart rate</w:t>
             </w:r>
@@ -726,7 +727,7 @@
             <w:r>
               <w:rPr>
                 <w:b w:val="0"/>
-                <w:sz w:val="21"/>
+                <w:sz w:val="23"/>
               </w:rPr>
               <w:t>{{fhr}} BPM</w:t>
             </w:r>
@@ -750,7 +751,7 @@
             <w:r>
               <w:rPr>
                 <w:b/>
-                <w:sz w:val="21"/>
+                <w:sz w:val="23"/>
               </w:rPr>
               <w:t>Nuchal translucency</w:t>
             </w:r>
@@ -770,7 +771,7 @@
             <w:r>
               <w:rPr>
                 <w:b w:val="0"/>
-                <w:sz w:val="21"/>
+                <w:sz w:val="23"/>
               </w:rPr>
               <w:t>{{nt}} mm</w:t>
             </w:r>
@@ -789,7 +790,7 @@
             <w:r>
               <w:rPr>
                 <w:b/>
-                <w:sz w:val="21"/>
+                <w:sz w:val="23"/>
               </w:rPr>
               <w:t>Nasal bone</w:t>
             </w:r>
@@ -809,7 +810,7 @@
             <w:r>
               <w:rPr>
                 <w:b w:val="0"/>
-                <w:sz w:val="21"/>
+                <w:sz w:val="23"/>
               </w:rPr>
               <w:t>{{nasal_bone}} mm</w:t>
             </w:r>
@@ -832,7 +833,7 @@
             <w:r>
               <w:rPr>
                 <w:b/>
-                <w:sz w:val="21"/>
+                <w:sz w:val="23"/>
               </w:rPr>
               <w:t>Ductus venosus flow</w:t>
             </w:r>
@@ -851,7 +852,7 @@
             <w:r>
               <w:rPr>
                 <w:b w:val="0"/>
-                <w:sz w:val="21"/>
+                <w:sz w:val="23"/>
               </w:rPr>
               <w:t>Normal 'a' wave</w:t>
             </w:r>
@@ -869,7 +870,7 @@
             <w:r>
               <w:rPr>
                 <w:b/>
-                <w:sz w:val="21"/>
+                <w:sz w:val="23"/>
               </w:rPr>
             </w:r>
           </w:p>
@@ -887,7 +888,7 @@
             <w:r>
               <w:rPr>
                 <w:b w:val="0"/>
-                <w:sz w:val="21"/>
+                <w:sz w:val="23"/>
               </w:rPr>
             </w:r>
           </w:p>
@@ -907,7 +908,7 @@
       <w:r>
         <w:rPr>
           <w:b/>
-          <w:sz w:val="22"/>
+          <w:sz w:val="26"/>
         </w:rPr>
         <w:t>FINDINGS</w:t>
       </w:r>
@@ -937,7 +938,7 @@
             <w:r>
               <w:rPr>
                 <w:b/>
-                <w:sz w:val="22"/>
+                <w:sz w:val="26"/>
               </w:rPr>
               <w:t>Foetus:</w:t>
             </w:r>
@@ -954,7 +955,7 @@
             <w:r>
               <w:rPr>
                 <w:b w:val="0"/>
-                <w:sz w:val="22"/>
+                <w:sz w:val="26"/>
               </w:rPr>
               <w:t>Single live foetus.</w:t>
             </w:r>
@@ -976,7 +977,7 @@
             <w:r>
               <w:rPr>
                 <w:b/>
-                <w:sz w:val="22"/>
+                <w:sz w:val="26"/>
               </w:rPr>
               <w:t>Liquor:</w:t>
             </w:r>
@@ -993,7 +994,7 @@
             <w:r>
               <w:rPr>
                 <w:b w:val="0"/>
-                <w:sz w:val="22"/>
+                <w:sz w:val="26"/>
               </w:rPr>
               <w:t>Adequate.</w:t>
             </w:r>
@@ -1015,7 +1016,7 @@
             <w:r>
               <w:rPr>
                 <w:b/>
-                <w:sz w:val="22"/>
+                <w:sz w:val="26"/>
               </w:rPr>
               <w:t>Placenta:</w:t>
             </w:r>
@@ -1032,7 +1033,7 @@
             <w:r>
               <w:rPr>
                 <w:b w:val="0"/>
-                <w:sz w:val="22"/>
+                <w:sz w:val="26"/>
               </w:rPr>
               <w:t>Located in posterior, grade 1. Lower limit of placenta is seen well away from the internal OS.</w:t>
             </w:r>
@@ -1054,7 +1055,7 @@
             <w:r>
               <w:rPr>
                 <w:b/>
-                <w:sz w:val="22"/>
+                <w:sz w:val="26"/>
               </w:rPr>
               <w:t>Cervix:</w:t>
             </w:r>
@@ -1071,7 +1072,7 @@
             <w:r>
               <w:rPr>
                 <w:b w:val="0"/>
-                <w:sz w:val="22"/>
+                <w:sz w:val="26"/>
               </w:rPr>
               <w:t>Length {{cervix_length}} cm, internal OS closed.</w:t>
             </w:r>
@@ -1093,7 +1094,7 @@
             <w:r>
               <w:rPr>
                 <w:b/>
-                <w:sz w:val="22"/>
+                <w:sz w:val="26"/>
               </w:rPr>
               <w:t>Ovaries &amp; adnexa:</w:t>
             </w:r>
@@ -1110,7 +1111,7 @@
             <w:r>
               <w:rPr>
                 <w:b w:val="0"/>
-                <w:sz w:val="22"/>
+                <w:sz w:val="26"/>
               </w:rPr>
               <w:t>Normal.</w:t>
             </w:r>
@@ -1126,7 +1127,7 @@
       <w:r>
         <w:rPr>
           <w:b/>
-          <w:sz w:val="22"/>
+          <w:sz w:val="26"/>
         </w:rPr>
         <w:t>UTERINE ARTERY DOPPLER</w:t>
       </w:r>
@@ -1159,7 +1160,7 @@
             <w:r>
               <w:rPr>
                 <w:b/>
-                <w:sz w:val="21"/>
+                <w:sz w:val="23"/>
               </w:rPr>
               <w:t>Artery</w:t>
             </w:r>
@@ -1179,7 +1180,7 @@
             <w:r>
               <w:rPr>
                 <w:b/>
-                <w:sz w:val="21"/>
+                <w:sz w:val="23"/>
               </w:rPr>
               <w:t>PI</w:t>
             </w:r>
@@ -1203,7 +1204,7 @@
             <w:r>
               <w:rPr>
                 <w:b/>
-                <w:sz w:val="21"/>
+                <w:sz w:val="23"/>
               </w:rPr>
               <w:t>Right uterine artery</w:t>
             </w:r>
@@ -1223,7 +1224,7 @@
             <w:r>
               <w:rPr>
                 <w:b w:val="0"/>
-                <w:sz w:val="21"/>
+                <w:sz w:val="23"/>
               </w:rPr>
               <w:t>{{doppler_right_pi}}</w:t>
             </w:r>
@@ -1246,7 +1247,7 @@
             <w:r>
               <w:rPr>
                 <w:b/>
-                <w:sz w:val="21"/>
+                <w:sz w:val="23"/>
               </w:rPr>
               <w:t>Left uterine artery</w:t>
             </w:r>
@@ -1265,7 +1266,7 @@
             <w:r>
               <w:rPr>
                 <w:b w:val="0"/>
-                <w:sz w:val="21"/>
+                <w:sz w:val="23"/>
               </w:rPr>
               <w:t>{{doppler_left_pi}}</w:t>
             </w:r>
@@ -1286,7 +1287,7 @@
       <w:r>
         <w:rPr>
           <w:b/>
-          <w:sz w:val="22"/>
+          <w:sz w:val="26"/>
         </w:rPr>
         <w:t>FIRST TRIMESTER SCREENING FOR DOWN'S SYNDROME</w:t>
       </w:r>
@@ -1319,7 +1320,7 @@
             <w:r>
               <w:rPr>
                 <w:b/>
-                <w:sz w:val="21"/>
+                <w:sz w:val="23"/>
               </w:rPr>
               <w:t>Maternal age risk</w:t>
             </w:r>
@@ -1339,7 +1340,7 @@
             <w:r>
               <w:rPr>
                 <w:b w:val="0"/>
-                <w:sz w:val="21"/>
+                <w:sz w:val="23"/>
               </w:rPr>
               <w:t>1 in {{maternal_age_risk}}</w:t>
             </w:r>
@@ -1362,7 +1363,7 @@
             <w:r>
               <w:rPr>
                 <w:b/>
-                <w:sz w:val="21"/>
+                <w:sz w:val="23"/>
               </w:rPr>
               <w:t>Risk estimate (foetus)</w:t>
             </w:r>
@@ -1381,7 +1382,7 @@
             <w:r>
               <w:rPr>
                 <w:b w:val="0"/>
-                <w:sz w:val="21"/>
+                <w:sz w:val="23"/>
               </w:rPr>
               <w:t>1 in {{nt_risk}}</w:t>
             </w:r>
@@ -1402,7 +1403,7 @@
       <w:r>
         <w:rPr>
           <w:b/>
-          <w:sz w:val="22"/>
+          <w:sz w:val="26"/>
         </w:rPr>
         <w:t>IMPRESSION</w:t>
       </w:r>
@@ -1442,7 +1443,7 @@
       <w:r>
         <w:rPr>
           <w:b/>
-          <w:sz w:val="18"/>
+          <w:sz w:val="20"/>
         </w:rPr>
         <w:t>Note:</w:t>
       </w:r>
@@ -1451,7 +1452,7 @@
       </w:r>
       <w:r>
         <w:rPr>
-          <w:sz w:val="18"/>
+          <w:sz w:val="20"/>
         </w:rPr>
         <w:t>Foetal heart, spine, face and kidneys cannot be well assessed at this stage of pregnancy. These regions can be assessed in the 20 to 24 weeks scan.</w:t>
       </w:r>
@@ -1460,7 +1461,7 @@
       </w:r>
       <w:r>
         <w:rPr>
-          <w:sz w:val="18"/>
+          <w:sz w:val="20"/>
         </w:rPr>
         <w:t>Down's syndrome can't be diagnosed on the basis of USG alone. The risk ratio indicates risk rates; it is not definitive testing.</w:t>
       </w:r>
@@ -1469,7 +1470,7 @@
       </w:r>
       <w:r>
         <w:rPr>
-          <w:sz w:val="18"/>
+          <w:sz w:val="20"/>
         </w:rPr>
         <w:t>Detection of Down's syndrome by: first trimester NT only - 64 to 70%; first trimester combined (NT + maternal blood test) - 80 to 85%; sequential screening (combined quadruple 15-19 weeks + genetic sonogram at 18-20 weeks) - 95%; maternal blood test for cell free foetal DNA - 99%.</w:t>
       </w:r>
@@ -1478,7 +1479,7 @@
       </w:r>
       <w:r>
         <w:rPr>
-          <w:sz w:val="18"/>
+          <w:sz w:val="20"/>
         </w:rPr>
         <w:t>Invasive testing (CVS/amniocentesis), which is a definitive test, has a procedure related risk of about 1:200.</w:t>
       </w:r>
@@ -1487,7 +1488,7 @@
       </w:r>
       <w:r>
         <w:rPr>
-          <w:sz w:val="18"/>
+          <w:sz w:val="20"/>
         </w:rPr>
         <w:t>This has been explained to the patient and attendant.</w:t>
       </w:r>
@@ -1500,7 +1501,7 @@
       <w:r>
         <w:rPr>
           <w:b/>
-          <w:sz w:val="18"/>
+          <w:sz w:val="20"/>
         </w:rPr>
         <w:t>DECLARATION OF DOCTOR/PERSON CONDUCTING ULTRASONOGRAPHY / IMAGE SCANNING</w:t>
       </w:r>
@@ -1512,7 +1513,7 @@
       </w:pPr>
       <w:r>
         <w:rPr>
-          <w:sz w:val="18"/>
+          <w:sz w:val="20"/>
         </w:rPr>
         <w:t>I, {{doctor_name}}, declare that while conducting ultrasonography / image scanning on Mrs. {{patient_name}}, I have neither detected nor disclosed the sex of her foetus to anybody in any manner.</w:t>
       </w:r>
@@ -1558,28 +1559,28 @@
     </w:pPr>
     <w:r>
       <w:rPr>
-        <w:sz w:val="16"/>
+        <w:sz w:val="18"/>
       </w:rPr>
       <w:t xml:space="preserve">{{patient_name}}   |   Page </w:t>
     </w:r>
     <w:fldSimple w:instr="PAGE">
       <w:r>
         <w:rPr>
-          <w:sz w:val="16"/>
+          <w:sz w:val="18"/>
         </w:rPr>
         <w:t>1</w:t>
       </w:r>
     </w:fldSimple>
     <w:r>
       <w:rPr>
-        <w:sz w:val="16"/>
+        <w:sz w:val="18"/>
       </w:rPr>
       <w:t xml:space="preserve"> of </w:t>
     </w:r>
     <w:fldSimple w:instr="NUMPAGES">
       <w:r>
         <w:rPr>
-          <w:sz w:val="16"/>
+          <w:sz w:val="18"/>
         </w:rPr>
         <w:t>1</w:t>
       </w:r>
@@ -1956,7 +1957,7 @@
     </w:pPr>
     <w:rPr>
       <w:rFonts w:ascii="Calibri" w:hAnsi="Calibri" w:eastAsia="Calibri"/>
-      <w:sz w:val="22"/>
+      <w:sz w:val="26"/>
     </w:rPr>
   </w:style>
   <w:style w:type="paragraph" w:styleId="Header">
@@ -1996,7 +1997,7 @@
       <w:spacing w:after="0" w:line="240" w:lineRule="auto"/>
     </w:pPr>
     <w:rPr>
-      <w:sz w:val="16"/>
+      <w:sz w:val="18"/>
     </w:rPr>
   </w:style>
   <w:style w:type="character" w:customStyle="1" w:styleId="FooterChar">

--- a/templates/nt_scan.docx
+++ b/templates/nt_scan.docx
@@ -25,15 +25,53 @@
         <w:tblLook w:firstColumn="1" w:firstRow="1" w:lastColumn="0" w:lastRow="0" w:noHBand="0" w:noVBand="1" w:val="04A0"/>
       </w:tblPr>
       <w:tblGrid>
+        <w:gridCol w:w="2376"/>
+        <w:gridCol w:w="3311"/>
         <w:gridCol w:w="1872"/>
-        <w:gridCol w:w="3528"/>
-        <w:gridCol w:w="1655"/>
-        <w:gridCol w:w="3148"/>
+        <w:gridCol w:w="2644"/>
       </w:tblGrid>
       <w:tr>
         <w:trPr>
           <w:cantSplit/>
         </w:trPr>
+        <w:tc>
+          <w:tcPr>
+            <w:tcW w:type="dxa" w:w="2376"/>
+            <w:vAlign w:val="center"/>
+          </w:tcPr>
+          <w:p>
+            <w:pPr>
+              <w:keepNext/>
+              <w:spacing w:before="20" w:after="20"/>
+            </w:pPr>
+            <w:r>
+              <w:rPr>
+                <w:b/>
+                <w:sz w:val="28"/>
+              </w:rPr>
+              <w:t>Patient Name</w:t>
+            </w:r>
+          </w:p>
+        </w:tc>
+        <w:tc>
+          <w:tcPr>
+            <w:tcW w:type="dxa" w:w="3312"/>
+            <w:vAlign w:val="center"/>
+          </w:tcPr>
+          <w:p>
+            <w:pPr>
+              <w:keepNext/>
+              <w:spacing w:before="20" w:after="20"/>
+            </w:pPr>
+            <w:r>
+              <w:rPr>
+                <w:b w:val="0"/>
+                <w:sz w:val="28"/>
+              </w:rPr>
+              <w:t>{{patient_name}}</w:t>
+            </w:r>
+          </w:p>
+        </w:tc>
         <w:tc>
           <w:tcPr>
             <w:tcW w:type="dxa" w:w="1872"/>
@@ -47,15 +85,15 @@
             <w:r>
               <w:rPr>
                 <w:b/>
-                <w:sz w:val="23"/>
+                <w:sz w:val="28"/>
               </w:rPr>
-              <w:t>Patient Name</w:t>
+              <w:t>Date</w:t>
             </w:r>
           </w:p>
         </w:tc>
         <w:tc>
           <w:tcPr>
-            <w:tcW w:type="dxa" w:w="3528"/>
+            <w:tcW w:type="dxa" w:w="2645"/>
             <w:vAlign w:val="center"/>
           </w:tcPr>
           <w:p>
@@ -66,15 +104,20 @@
             <w:r>
               <w:rPr>
                 <w:b w:val="0"/>
-                <w:sz w:val="23"/>
+                <w:sz w:val="28"/>
               </w:rPr>
-              <w:t>{{patient_name}}</w:t>
+              <w:t>{{date}}</w:t>
             </w:r>
           </w:p>
         </w:tc>
+      </w:tr>
+      <w:tr>
+        <w:trPr>
+          <w:cantSplit/>
+        </w:trPr>
         <w:tc>
           <w:tcPr>
-            <w:tcW w:type="dxa" w:w="1656"/>
+            <w:tcW w:type="dxa" w:w="2376"/>
             <w:vAlign w:val="center"/>
           </w:tcPr>
           <w:p>
@@ -85,15 +128,15 @@
             <w:r>
               <w:rPr>
                 <w:b/>
-                <w:sz w:val="23"/>
+                <w:sz w:val="28"/>
               </w:rPr>
-              <w:t>Date</w:t>
+              <w:t>Age / Sex</w:t>
             </w:r>
           </w:p>
         </w:tc>
         <w:tc>
           <w:tcPr>
-            <w:tcW w:type="dxa" w:w="3149"/>
+            <w:tcW w:type="dxa" w:w="3312"/>
             <w:vAlign w:val="center"/>
           </w:tcPr>
           <w:p>
@@ -104,17 +147,12 @@
             <w:r>
               <w:rPr>
                 <w:b w:val="0"/>
-                <w:sz w:val="23"/>
+                <w:sz w:val="28"/>
               </w:rPr>
-              <w:t>{{date}}</w:t>
+              <w:t>{{age}} Y / F</w:t>
             </w:r>
           </w:p>
         </w:tc>
-      </w:tr>
-      <w:tr>
-        <w:trPr>
-          <w:cantSplit/>
-        </w:trPr>
         <w:tc>
           <w:tcPr>
             <w:tcW w:type="dxa" w:w="1872"/>
@@ -128,15 +166,15 @@
             <w:r>
               <w:rPr>
                 <w:b/>
-                <w:sz w:val="23"/>
+                <w:sz w:val="28"/>
               </w:rPr>
-              <w:t>Age / Sex</w:t>
+              <w:t>Patient ID</w:t>
             </w:r>
           </w:p>
         </w:tc>
         <w:tc>
           <w:tcPr>
-            <w:tcW w:type="dxa" w:w="3528"/>
+            <w:tcW w:type="dxa" w:w="2645"/>
             <w:vAlign w:val="center"/>
           </w:tcPr>
           <w:p>
@@ -147,15 +185,20 @@
             <w:r>
               <w:rPr>
                 <w:b w:val="0"/>
-                <w:sz w:val="23"/>
+                <w:sz w:val="28"/>
               </w:rPr>
-              <w:t>{{age}} Y / F</w:t>
+              <w:t>{{patient_id}}</w:t>
             </w:r>
           </w:p>
         </w:tc>
+      </w:tr>
+      <w:tr>
+        <w:trPr>
+          <w:cantSplit/>
+        </w:trPr>
         <w:tc>
           <w:tcPr>
-            <w:tcW w:type="dxa" w:w="1656"/>
+            <w:tcW w:type="dxa" w:w="2376"/>
             <w:vAlign w:val="center"/>
           </w:tcPr>
           <w:p>
@@ -166,15 +209,15 @@
             <w:r>
               <w:rPr>
                 <w:b/>
-                <w:sz w:val="23"/>
+                <w:sz w:val="28"/>
               </w:rPr>
-              <w:t>Patient ID</w:t>
+              <w:t>Referred by</w:t>
             </w:r>
           </w:p>
         </w:tc>
         <w:tc>
           <w:tcPr>
-            <w:tcW w:type="dxa" w:w="3149"/>
+            <w:tcW w:type="dxa" w:w="3312"/>
             <w:vAlign w:val="center"/>
           </w:tcPr>
           <w:p>
@@ -185,17 +228,12 @@
             <w:r>
               <w:rPr>
                 <w:b w:val="0"/>
-                <w:sz w:val="23"/>
+                <w:sz w:val="28"/>
               </w:rPr>
-              <w:t>{{patient_id}}</w:t>
+              <w:t>{{ref_by}}</w:t>
             </w:r>
           </w:p>
         </w:tc>
-      </w:tr>
-      <w:tr>
-        <w:trPr>
-          <w:cantSplit/>
-        </w:trPr>
         <w:tc>
           <w:tcPr>
             <w:tcW w:type="dxa" w:w="1872"/>
@@ -209,15 +247,15 @@
             <w:r>
               <w:rPr>
                 <w:b/>
-                <w:sz w:val="23"/>
+                <w:sz w:val="28"/>
               </w:rPr>
-              <w:t>Referred by</w:t>
+              <w:t>LMP</w:t>
             </w:r>
           </w:p>
         </w:tc>
         <w:tc>
           <w:tcPr>
-            <w:tcW w:type="dxa" w:w="3528"/>
+            <w:tcW w:type="dxa" w:w="2645"/>
             <w:vAlign w:val="center"/>
           </w:tcPr>
           <w:p>
@@ -228,45 +266,7 @@
             <w:r>
               <w:rPr>
                 <w:b w:val="0"/>
-                <w:sz w:val="23"/>
-              </w:rPr>
-              <w:t>{{ref_by}}</w:t>
-            </w:r>
-          </w:p>
-        </w:tc>
-        <w:tc>
-          <w:tcPr>
-            <w:tcW w:type="dxa" w:w="1656"/>
-            <w:vAlign w:val="center"/>
-          </w:tcPr>
-          <w:p>
-            <w:pPr>
-              <w:keepNext/>
-              <w:spacing w:before="20" w:after="20"/>
-            </w:pPr>
-            <w:r>
-              <w:rPr>
-                <w:b/>
-                <w:sz w:val="23"/>
-              </w:rPr>
-              <w:t>LMP</w:t>
-            </w:r>
-          </w:p>
-        </w:tc>
-        <w:tc>
-          <w:tcPr>
-            <w:tcW w:type="dxa" w:w="3149"/>
-            <w:vAlign w:val="center"/>
-          </w:tcPr>
-          <w:p>
-            <w:pPr>
-              <w:keepNext/>
-              <w:spacing w:before="20" w:after="20"/>
-            </w:pPr>
-            <w:r>
-              <w:rPr>
-                <w:b w:val="0"/>
-                <w:sz w:val="23"/>
+                <w:sz w:val="28"/>
               </w:rPr>
               <w:t>{{lmp}}</w:t>
             </w:r>
@@ -279,7 +279,7 @@
         </w:trPr>
         <w:tc>
           <w:tcPr>
-            <w:tcW w:type="dxa" w:w="1872"/>
+            <w:tcW w:type="dxa" w:w="2376"/>
             <w:vAlign w:val="center"/>
           </w:tcPr>
           <w:p>
@@ -289,7 +289,7 @@
             <w:r>
               <w:rPr>
                 <w:b/>
-                <w:sz w:val="23"/>
+                <w:sz w:val="28"/>
               </w:rPr>
               <w:t>Clinical details</w:t>
             </w:r>
@@ -297,7 +297,7 @@
         </w:tc>
         <w:tc>
           <w:tcPr>
-            <w:tcW w:type="dxa" w:w="8333"/>
+            <w:tcW w:type="dxa" w:w="7829"/>
             <w:gridSpan w:val="3"/>
             <w:vAlign w:val="center"/>
           </w:tcPr>
@@ -308,7 +308,7 @@
             <w:r>
               <w:rPr>
                 <w:b w:val="0"/>
-                <w:sz w:val="23"/>
+                <w:sz w:val="28"/>
               </w:rPr>
               <w:t>{{clinical_details}}</w:t>
             </w:r>
@@ -329,7 +329,7 @@
       <w:r>
         <w:rPr>
           <w:b/>
-          <w:sz w:val="26"/>
+          <w:sz w:val="28"/>
         </w:rPr>
         <w:t>GESTATIONAL AGE</w:t>
       </w:r>
@@ -363,7 +363,7 @@
             <w:r>
               <w:rPr>
                 <w:b/>
-                <w:sz w:val="23"/>
+                <w:sz w:val="28"/>
               </w:rPr>
               <w:t>Parameter</w:t>
             </w:r>
@@ -383,7 +383,7 @@
             <w:r>
               <w:rPr>
                 <w:b/>
-                <w:sz w:val="23"/>
+                <w:sz w:val="28"/>
               </w:rPr>
               <w:t>By scan</w:t>
             </w:r>
@@ -403,7 +403,7 @@
             <w:r>
               <w:rPr>
                 <w:b/>
-                <w:sz w:val="23"/>
+                <w:sz w:val="28"/>
               </w:rPr>
               <w:t>By LMP</w:t>
             </w:r>
@@ -427,7 +427,7 @@
             <w:r>
               <w:rPr>
                 <w:b/>
-                <w:sz w:val="23"/>
+                <w:sz w:val="28"/>
               </w:rPr>
               <w:t>Gestational age</w:t>
             </w:r>
@@ -447,7 +447,7 @@
             <w:r>
               <w:rPr>
                 <w:b w:val="0"/>
-                <w:sz w:val="23"/>
+                <w:sz w:val="28"/>
               </w:rPr>
               <w:t>{{aua_weeks}} weeks {{aua_days}} days</w:t>
             </w:r>
@@ -467,7 +467,7 @@
             <w:r>
               <w:rPr>
                 <w:b w:val="0"/>
-                <w:sz w:val="23"/>
+                <w:sz w:val="28"/>
               </w:rPr>
               <w:t>{{ga_lmp_weeks}} weeks {{ga_lmp_days}} days</w:t>
             </w:r>
@@ -490,7 +490,7 @@
             <w:r>
               <w:rPr>
                 <w:b/>
-                <w:sz w:val="23"/>
+                <w:sz w:val="28"/>
               </w:rPr>
               <w:t>EDD</w:t>
             </w:r>
@@ -509,7 +509,7 @@
             <w:r>
               <w:rPr>
                 <w:b w:val="0"/>
-                <w:sz w:val="23"/>
+                <w:sz w:val="28"/>
               </w:rPr>
               <w:t>{{edd_scan}}</w:t>
             </w:r>
@@ -528,7 +528,7 @@
             <w:r>
               <w:rPr>
                 <w:b w:val="0"/>
-                <w:sz w:val="23"/>
+                <w:sz w:val="28"/>
               </w:rPr>
               <w:t>{{edd_lmp}}</w:t>
             </w:r>
@@ -549,7 +549,7 @@
       <w:r>
         <w:rPr>
           <w:b/>
-          <w:sz w:val="26"/>
+          <w:sz w:val="28"/>
         </w:rPr>
         <w:t>BIOMETRY AND ANEUPLOIDY MARKERS</w:t>
       </w:r>
@@ -562,10 +562,10 @@
         <w:tblLook w:firstColumn="1" w:firstRow="1" w:lastColumn="0" w:lastRow="0" w:noHBand="0" w:noVBand="1" w:val="04A0"/>
       </w:tblPr>
       <w:tblGrid>
-        <w:gridCol w:w="2808"/>
-        <w:gridCol w:w="2059"/>
-        <w:gridCol w:w="2808"/>
-        <w:gridCol w:w="2529"/>
+        <w:gridCol w:w="2520"/>
+        <w:gridCol w:w="2582"/>
+        <w:gridCol w:w="2520"/>
+        <w:gridCol w:w="2582"/>
       </w:tblGrid>
       <w:tr>
         <w:trPr>
@@ -573,7 +573,7 @@
         </w:trPr>
         <w:tc>
           <w:tcPr>
-            <w:tcW w:type="dxa" w:w="2808"/>
+            <w:tcW w:type="dxa" w:w="2520"/>
             <w:vAlign w:val="center"/>
           </w:tcPr>
           <w:p>
@@ -584,7 +584,7 @@
             <w:r>
               <w:rPr>
                 <w:b/>
-                <w:sz w:val="23"/>
+                <w:sz w:val="28"/>
               </w:rPr>
               <w:t>Parameter</w:t>
             </w:r>
@@ -592,7 +592,7 @@
         </w:tc>
         <w:tc>
           <w:tcPr>
-            <w:tcW w:type="dxa" w:w="2059"/>
+            <w:tcW w:type="dxa" w:w="2582"/>
             <w:vAlign w:val="center"/>
           </w:tcPr>
           <w:p>
@@ -604,7 +604,7 @@
             <w:r>
               <w:rPr>
                 <w:b/>
-                <w:sz w:val="23"/>
+                <w:sz w:val="28"/>
               </w:rPr>
               <w:t>Value</w:t>
             </w:r>
@@ -612,7 +612,7 @@
         </w:tc>
         <w:tc>
           <w:tcPr>
-            <w:tcW w:type="dxa" w:w="2808"/>
+            <w:tcW w:type="dxa" w:w="2520"/>
             <w:vAlign w:val="center"/>
           </w:tcPr>
           <w:p>
@@ -624,7 +624,7 @@
             <w:r>
               <w:rPr>
                 <w:b/>
-                <w:sz w:val="23"/>
+                <w:sz w:val="28"/>
               </w:rPr>
               <w:t>Parameter</w:t>
             </w:r>
@@ -632,7 +632,7 @@
         </w:tc>
         <w:tc>
           <w:tcPr>
-            <w:tcW w:type="dxa" w:w="2530"/>
+            <w:tcW w:type="dxa" w:w="2582"/>
             <w:vAlign w:val="center"/>
           </w:tcPr>
           <w:p>
@@ -644,7 +644,7 @@
             <w:r>
               <w:rPr>
                 <w:b/>
-                <w:sz w:val="23"/>
+                <w:sz w:val="28"/>
               </w:rPr>
               <w:t>Value</w:t>
             </w:r>
@@ -657,7 +657,7 @@
         </w:trPr>
         <w:tc>
           <w:tcPr>
-            <w:tcW w:type="dxa" w:w="2808"/>
+            <w:tcW w:type="dxa" w:w="2520"/>
             <w:vAlign w:val="center"/>
           </w:tcPr>
           <w:p>
@@ -668,7 +668,7 @@
             <w:r>
               <w:rPr>
                 <w:b/>
-                <w:sz w:val="23"/>
+                <w:sz w:val="28"/>
               </w:rPr>
               <w:t>CRL</w:t>
             </w:r>
@@ -676,7 +676,7 @@
         </w:tc>
         <w:tc>
           <w:tcPr>
-            <w:tcW w:type="dxa" w:w="2059"/>
+            <w:tcW w:type="dxa" w:w="2582"/>
             <w:vAlign w:val="center"/>
           </w:tcPr>
           <w:p>
@@ -688,7 +688,7 @@
             <w:r>
               <w:rPr>
                 <w:b w:val="0"/>
-                <w:sz w:val="23"/>
+                <w:sz w:val="28"/>
               </w:rPr>
               <w:t>{{crl}} cm</w:t>
             </w:r>
@@ -696,7 +696,7 @@
         </w:tc>
         <w:tc>
           <w:tcPr>
-            <w:tcW w:type="dxa" w:w="2808"/>
+            <w:tcW w:type="dxa" w:w="2520"/>
             <w:vAlign w:val="center"/>
           </w:tcPr>
           <w:p>
@@ -707,7 +707,7 @@
             <w:r>
               <w:rPr>
                 <w:b/>
-                <w:sz w:val="23"/>
+                <w:sz w:val="28"/>
               </w:rPr>
               <w:t>Foetal heart rate</w:t>
             </w:r>
@@ -715,7 +715,7 @@
         </w:tc>
         <w:tc>
           <w:tcPr>
-            <w:tcW w:type="dxa" w:w="2530"/>
+            <w:tcW w:type="dxa" w:w="2582"/>
             <w:vAlign w:val="center"/>
           </w:tcPr>
           <w:p>
@@ -727,7 +727,7 @@
             <w:r>
               <w:rPr>
                 <w:b w:val="0"/>
-                <w:sz w:val="23"/>
+                <w:sz w:val="28"/>
               </w:rPr>
               <w:t>{{fhr}} BPM</w:t>
             </w:r>
@@ -740,7 +740,7 @@
         </w:trPr>
         <w:tc>
           <w:tcPr>
-            <w:tcW w:type="dxa" w:w="2808"/>
+            <w:tcW w:type="dxa" w:w="2520"/>
             <w:vAlign w:val="center"/>
           </w:tcPr>
           <w:p>
@@ -751,7 +751,7 @@
             <w:r>
               <w:rPr>
                 <w:b/>
-                <w:sz w:val="23"/>
+                <w:sz w:val="28"/>
               </w:rPr>
               <w:t>Nuchal translucency</w:t>
             </w:r>
@@ -759,7 +759,7 @@
         </w:tc>
         <w:tc>
           <w:tcPr>
-            <w:tcW w:type="dxa" w:w="2059"/>
+            <w:tcW w:type="dxa" w:w="2582"/>
             <w:vAlign w:val="center"/>
           </w:tcPr>
           <w:p>
@@ -771,7 +771,7 @@
             <w:r>
               <w:rPr>
                 <w:b w:val="0"/>
-                <w:sz w:val="23"/>
+                <w:sz w:val="28"/>
               </w:rPr>
               <w:t>{{nt}} mm</w:t>
             </w:r>
@@ -779,7 +779,7 @@
         </w:tc>
         <w:tc>
           <w:tcPr>
-            <w:tcW w:type="dxa" w:w="2808"/>
+            <w:tcW w:type="dxa" w:w="2520"/>
             <w:vAlign w:val="center"/>
           </w:tcPr>
           <w:p>
@@ -790,7 +790,7 @@
             <w:r>
               <w:rPr>
                 <w:b/>
-                <w:sz w:val="23"/>
+                <w:sz w:val="28"/>
               </w:rPr>
               <w:t>Nasal bone</w:t>
             </w:r>
@@ -798,7 +798,7 @@
         </w:tc>
         <w:tc>
           <w:tcPr>
-            <w:tcW w:type="dxa" w:w="2530"/>
+            <w:tcW w:type="dxa" w:w="2582"/>
             <w:vAlign w:val="center"/>
           </w:tcPr>
           <w:p>
@@ -810,7 +810,7 @@
             <w:r>
               <w:rPr>
                 <w:b w:val="0"/>
-                <w:sz w:val="23"/>
+                <w:sz w:val="28"/>
               </w:rPr>
               <w:t>{{nasal_bone}} mm</w:t>
             </w:r>
@@ -823,7 +823,7 @@
         </w:trPr>
         <w:tc>
           <w:tcPr>
-            <w:tcW w:type="dxa" w:w="2808"/>
+            <w:tcW w:type="dxa" w:w="2520"/>
             <w:vAlign w:val="center"/>
           </w:tcPr>
           <w:p>
@@ -833,7 +833,7 @@
             <w:r>
               <w:rPr>
                 <w:b/>
-                <w:sz w:val="23"/>
+                <w:sz w:val="28"/>
               </w:rPr>
               <w:t>Ductus venosus flow</w:t>
             </w:r>
@@ -841,7 +841,7 @@
         </w:tc>
         <w:tc>
           <w:tcPr>
-            <w:tcW w:type="dxa" w:w="2059"/>
+            <w:tcW w:type="dxa" w:w="2582"/>
             <w:vAlign w:val="center"/>
           </w:tcPr>
           <w:p>
@@ -852,7 +852,7 @@
             <w:r>
               <w:rPr>
                 <w:b w:val="0"/>
-                <w:sz w:val="23"/>
+                <w:sz w:val="28"/>
               </w:rPr>
               <w:t>Normal 'a' wave</w:t>
             </w:r>
@@ -860,7 +860,7 @@
         </w:tc>
         <w:tc>
           <w:tcPr>
-            <w:tcW w:type="dxa" w:w="2808"/>
+            <w:tcW w:type="dxa" w:w="2520"/>
             <w:vAlign w:val="center"/>
           </w:tcPr>
           <w:p>
@@ -870,14 +870,14 @@
             <w:r>
               <w:rPr>
                 <w:b/>
-                <w:sz w:val="23"/>
+                <w:sz w:val="28"/>
               </w:rPr>
             </w:r>
           </w:p>
         </w:tc>
         <w:tc>
           <w:tcPr>
-            <w:tcW w:type="dxa" w:w="2530"/>
+            <w:tcW w:type="dxa" w:w="2582"/>
             <w:vAlign w:val="center"/>
           </w:tcPr>
           <w:p>
@@ -888,7 +888,7 @@
             <w:r>
               <w:rPr>
                 <w:b w:val="0"/>
-                <w:sz w:val="23"/>
+                <w:sz w:val="28"/>
               </w:rPr>
             </w:r>
           </w:p>
@@ -908,7 +908,7 @@
       <w:r>
         <w:rPr>
           <w:b/>
-          <w:sz w:val="26"/>
+          <w:sz w:val="28"/>
         </w:rPr>
         <w:t>FINDINGS</w:t>
       </w:r>
@@ -938,7 +938,7 @@
             <w:r>
               <w:rPr>
                 <w:b/>
-                <w:sz w:val="26"/>
+                <w:sz w:val="28"/>
               </w:rPr>
               <w:t>Foetus:</w:t>
             </w:r>
@@ -955,7 +955,7 @@
             <w:r>
               <w:rPr>
                 <w:b w:val="0"/>
-                <w:sz w:val="26"/>
+                <w:sz w:val="28"/>
               </w:rPr>
               <w:t>Single live foetus.</w:t>
             </w:r>
@@ -977,7 +977,7 @@
             <w:r>
               <w:rPr>
                 <w:b/>
-                <w:sz w:val="26"/>
+                <w:sz w:val="28"/>
               </w:rPr>
               <w:t>Liquor:</w:t>
             </w:r>
@@ -994,7 +994,7 @@
             <w:r>
               <w:rPr>
                 <w:b w:val="0"/>
-                <w:sz w:val="26"/>
+                <w:sz w:val="28"/>
               </w:rPr>
               <w:t>Adequate.</w:t>
             </w:r>
@@ -1016,7 +1016,7 @@
             <w:r>
               <w:rPr>
                 <w:b/>
-                <w:sz w:val="26"/>
+                <w:sz w:val="28"/>
               </w:rPr>
               <w:t>Placenta:</w:t>
             </w:r>
@@ -1033,7 +1033,7 @@
             <w:r>
               <w:rPr>
                 <w:b w:val="0"/>
-                <w:sz w:val="26"/>
+                <w:sz w:val="28"/>
               </w:rPr>
               <w:t>Located in posterior, grade 1. Lower limit of placenta is seen well away from the internal OS.</w:t>
             </w:r>
@@ -1055,7 +1055,7 @@
             <w:r>
               <w:rPr>
                 <w:b/>
-                <w:sz w:val="26"/>
+                <w:sz w:val="28"/>
               </w:rPr>
               <w:t>Cervix:</w:t>
             </w:r>
@@ -1072,7 +1072,7 @@
             <w:r>
               <w:rPr>
                 <w:b w:val="0"/>
-                <w:sz w:val="26"/>
+                <w:sz w:val="28"/>
               </w:rPr>
               <w:t>Length {{cervix_length}} cm, internal OS closed.</w:t>
             </w:r>
@@ -1094,7 +1094,7 @@
             <w:r>
               <w:rPr>
                 <w:b/>
-                <w:sz w:val="26"/>
+                <w:sz w:val="28"/>
               </w:rPr>
               <w:t>Ovaries &amp; adnexa:</w:t>
             </w:r>
@@ -1111,7 +1111,7 @@
             <w:r>
               <w:rPr>
                 <w:b w:val="0"/>
-                <w:sz w:val="26"/>
+                <w:sz w:val="28"/>
               </w:rPr>
               <w:t>Normal.</w:t>
             </w:r>
@@ -1127,7 +1127,7 @@
       <w:r>
         <w:rPr>
           <w:b/>
-          <w:sz w:val="26"/>
+          <w:sz w:val="28"/>
         </w:rPr>
         <w:t>UTERINE ARTERY DOPPLER</w:t>
       </w:r>
@@ -1160,7 +1160,7 @@
             <w:r>
               <w:rPr>
                 <w:b/>
-                <w:sz w:val="23"/>
+                <w:sz w:val="28"/>
               </w:rPr>
               <w:t>Artery</w:t>
             </w:r>
@@ -1180,7 +1180,7 @@
             <w:r>
               <w:rPr>
                 <w:b/>
-                <w:sz w:val="23"/>
+                <w:sz w:val="28"/>
               </w:rPr>
               <w:t>PI</w:t>
             </w:r>
@@ -1204,7 +1204,7 @@
             <w:r>
               <w:rPr>
                 <w:b/>
-                <w:sz w:val="23"/>
+                <w:sz w:val="28"/>
               </w:rPr>
               <w:t>Right uterine artery</w:t>
             </w:r>
@@ -1224,7 +1224,7 @@
             <w:r>
               <w:rPr>
                 <w:b w:val="0"/>
-                <w:sz w:val="23"/>
+                <w:sz w:val="28"/>
               </w:rPr>
               <w:t>{{doppler_right_pi}}</w:t>
             </w:r>
@@ -1247,7 +1247,7 @@
             <w:r>
               <w:rPr>
                 <w:b/>
-                <w:sz w:val="23"/>
+                <w:sz w:val="28"/>
               </w:rPr>
               <w:t>Left uterine artery</w:t>
             </w:r>
@@ -1266,7 +1266,7 @@
             <w:r>
               <w:rPr>
                 <w:b w:val="0"/>
-                <w:sz w:val="23"/>
+                <w:sz w:val="28"/>
               </w:rPr>
               <w:t>{{doppler_left_pi}}</w:t>
             </w:r>
@@ -1287,7 +1287,7 @@
       <w:r>
         <w:rPr>
           <w:b/>
-          <w:sz w:val="26"/>
+          <w:sz w:val="28"/>
         </w:rPr>
         <w:t>FIRST TRIMESTER SCREENING FOR DOWN'S SYNDROME</w:t>
       </w:r>
@@ -1320,7 +1320,7 @@
             <w:r>
               <w:rPr>
                 <w:b/>
-                <w:sz w:val="23"/>
+                <w:sz w:val="28"/>
               </w:rPr>
               <w:t>Maternal age risk</w:t>
             </w:r>
@@ -1340,7 +1340,7 @@
             <w:r>
               <w:rPr>
                 <w:b w:val="0"/>
-                <w:sz w:val="23"/>
+                <w:sz w:val="28"/>
               </w:rPr>
               <w:t>1 in {{maternal_age_risk}}</w:t>
             </w:r>
@@ -1363,7 +1363,7 @@
             <w:r>
               <w:rPr>
                 <w:b/>
-                <w:sz w:val="23"/>
+                <w:sz w:val="28"/>
               </w:rPr>
               <w:t>Risk estimate (foetus)</w:t>
             </w:r>
@@ -1382,7 +1382,7 @@
             <w:r>
               <w:rPr>
                 <w:b w:val="0"/>
-                <w:sz w:val="23"/>
+                <w:sz w:val="28"/>
               </w:rPr>
               <w:t>1 in {{nt_risk}}</w:t>
             </w:r>
@@ -1403,7 +1403,7 @@
       <w:r>
         <w:rPr>
           <w:b/>
-          <w:sz w:val="26"/>
+          <w:sz w:val="28"/>
         </w:rPr>
         <w:t>IMPRESSION</w:t>
       </w:r>
@@ -1443,7 +1443,7 @@
       <w:r>
         <w:rPr>
           <w:b/>
-          <w:sz w:val="20"/>
+          <w:sz w:val="22"/>
         </w:rPr>
         <w:t>Note:</w:t>
       </w:r>
@@ -1452,7 +1452,7 @@
       </w:r>
       <w:r>
         <w:rPr>
-          <w:sz w:val="20"/>
+          <w:sz w:val="22"/>
         </w:rPr>
         <w:t>Foetal heart, spine, face and kidneys cannot be well assessed at this stage of pregnancy. These regions can be assessed in the 20 to 24 weeks scan.</w:t>
       </w:r>
@@ -1461,7 +1461,7 @@
       </w:r>
       <w:r>
         <w:rPr>
-          <w:sz w:val="20"/>
+          <w:sz w:val="22"/>
         </w:rPr>
         <w:t>Down's syndrome can't be diagnosed on the basis of USG alone. The risk ratio indicates risk rates; it is not definitive testing.</w:t>
       </w:r>
@@ -1470,7 +1470,7 @@
       </w:r>
       <w:r>
         <w:rPr>
-          <w:sz w:val="20"/>
+          <w:sz w:val="22"/>
         </w:rPr>
         <w:t>Detection of Down's syndrome by: first trimester NT only - 64 to 70%; first trimester combined (NT + maternal blood test) - 80 to 85%; sequential screening (combined quadruple 15-19 weeks + genetic sonogram at 18-20 weeks) - 95%; maternal blood test for cell free foetal DNA - 99%.</w:t>
       </w:r>
@@ -1479,7 +1479,7 @@
       </w:r>
       <w:r>
         <w:rPr>
-          <w:sz w:val="20"/>
+          <w:sz w:val="22"/>
         </w:rPr>
         <w:t>Invasive testing (CVS/amniocentesis), which is a definitive test, has a procedure related risk of about 1:200.</w:t>
       </w:r>
@@ -1488,7 +1488,7 @@
       </w:r>
       <w:r>
         <w:rPr>
-          <w:sz w:val="20"/>
+          <w:sz w:val="22"/>
         </w:rPr>
         <w:t>This has been explained to the patient and attendant.</w:t>
       </w:r>
@@ -1501,7 +1501,7 @@
       <w:r>
         <w:rPr>
           <w:b/>
-          <w:sz w:val="20"/>
+          <w:sz w:val="22"/>
         </w:rPr>
         <w:t>DECLARATION OF DOCTOR/PERSON CONDUCTING ULTRASONOGRAPHY / IMAGE SCANNING</w:t>
       </w:r>
@@ -1513,7 +1513,7 @@
       </w:pPr>
       <w:r>
         <w:rPr>
-          <w:sz w:val="20"/>
+          <w:sz w:val="22"/>
         </w:rPr>
         <w:t>I, {{doctor_name}}, declare that while conducting ultrasonography / image scanning on Mrs. {{patient_name}}, I have neither detected nor disclosed the sex of her foetus to anybody in any manner.</w:t>
       </w:r>
@@ -1957,7 +1957,7 @@
     </w:pPr>
     <w:rPr>
       <w:rFonts w:ascii="Calibri" w:hAnsi="Calibri" w:eastAsia="Calibri"/>
-      <w:sz w:val="26"/>
+      <w:sz w:val="28"/>
     </w:rPr>
   </w:style>
   <w:style w:type="paragraph" w:styleId="Header">

--- a/templates/nt_scan.docx
+++ b/templates/nt_scan.docx
@@ -1,6 +1,6 @@
 
 <file path=word/document.xml><?xml version="1.0" encoding="utf-8"?>
-<w:document xmlns:wpc="http://schemas.microsoft.com/office/word/2010/wordprocessingCanvas" xmlns:mc="http://schemas.openxmlformats.org/markup-compatibility/2006" xmlns:o="urn:schemas-microsoft-com:office:office" xmlns:r="http://schemas.openxmlformats.org/officeDocument/2006/relationships" xmlns:m="http://schemas.openxmlformats.org/officeDocument/2006/math" xmlns:v="urn:schemas-microsoft-com:vml" xmlns:wp14="http://schemas.microsoft.com/office/word/2010/wordprocessingDrawing" xmlns:wp="http://schemas.openxmlformats.org/drawingml/2006/wordprocessingDrawing" xmlns:w10="urn:schemas-microsoft-com:office:word" xmlns:w="http://schemas.openxmlformats.org/wordprocessingml/2006/main" xmlns:w14="http://schemas.microsoft.com/office/word/2010/wordml" xmlns:w15="http://schemas.microsoft.com/office/word/2012/wordml" xmlns:wpg="http://schemas.microsoft.com/office/word/2010/wordprocessingGroup" xmlns:wpi="http://schemas.microsoft.com/office/word/2010/wordprocessingInk" xmlns:wne="http://schemas.microsoft.com/office/word/2006/wordml" xmlns:wps="http://schemas.microsoft.com/office/word/2010/wordprocessingShape" mc:Ignorable="w14 w15 wp14">
+<w:document xmlns:wpc="http://schemas.microsoft.com/office/word/2010/wordprocessingCanvas" xmlns:cx="http://schemas.microsoft.com/office/drawing/2014/chartex" xmlns:cx1="http://schemas.microsoft.com/office/drawing/2015/9/8/chartex" xmlns:cx2="http://schemas.microsoft.com/office/drawing/2015/10/21/chartex" xmlns:cx3="http://schemas.microsoft.com/office/drawing/2016/5/9/chartex" xmlns:cx4="http://schemas.microsoft.com/office/drawing/2016/5/10/chartex" xmlns:cx5="http://schemas.microsoft.com/office/drawing/2016/5/11/chartex" xmlns:cx6="http://schemas.microsoft.com/office/drawing/2016/5/12/chartex" xmlns:cx7="http://schemas.microsoft.com/office/drawing/2016/5/13/chartex" xmlns:cx8="http://schemas.microsoft.com/office/drawing/2016/5/14/chartex" xmlns:mc="http://schemas.openxmlformats.org/markup-compatibility/2006" xmlns:aink="http://schemas.microsoft.com/office/drawing/2016/ink" xmlns:am3d="http://schemas.microsoft.com/office/drawing/2017/model3d" xmlns:o="urn:schemas-microsoft-com:office:office" xmlns:oel="http://schemas.microsoft.com/office/2019/extlst" xmlns:r="http://schemas.openxmlformats.org/officeDocument/2006/relationships" xmlns:m="http://schemas.openxmlformats.org/officeDocument/2006/math" xmlns:v="urn:schemas-microsoft-com:vml" xmlns:wp14="http://schemas.microsoft.com/office/word/2010/wordprocessingDrawing" xmlns:wp="http://schemas.openxmlformats.org/drawingml/2006/wordprocessingDrawing" xmlns:w10="urn:schemas-microsoft-com:office:word" xmlns:w="http://schemas.openxmlformats.org/wordprocessingml/2006/main" xmlns:w14="http://schemas.microsoft.com/office/word/2010/wordml" xmlns:w15="http://schemas.microsoft.com/office/word/2012/wordml" xmlns:w16cex="http://schemas.microsoft.com/office/word/2018/wordml/cex" xmlns:w16cid="http://schemas.microsoft.com/office/word/2016/wordml/cid" xmlns:w16="http://schemas.microsoft.com/office/word/2018/wordml" xmlns:w16du="http://schemas.microsoft.com/office/word/2023/wordml/word16du" xmlns:w16sdtdh="http://schemas.microsoft.com/office/word/2020/wordml/sdtdatahash" xmlns:w16sdtfl="http://schemas.microsoft.com/office/word/2024/wordml/sdtformatlock" xmlns:w16se="http://schemas.microsoft.com/office/word/2015/wordml/symex" xmlns:wpg="http://schemas.microsoft.com/office/word/2010/wordprocessingGroup" xmlns:wpi="http://schemas.microsoft.com/office/word/2010/wordprocessingInk" xmlns:wne="http://schemas.microsoft.com/office/word/2006/wordml" xmlns:wps="http://schemas.microsoft.com/office/word/2010/wordprocessingShape" mc:Ignorable="w14 w15 w16se w16cid w16 w16cex w16sdtdh w16sdtfl w16du wp14">
   <w:body>
     <w:p/>
     <w:p>
@@ -691,13 +691,7 @@
               <w:rPr>
                 <w:b/>
               </w:rPr>
-              <w:t xml:space="preserve">Nuchal </w:t>
-            </w:r>
-            <w:r>
-              <w:rPr>
-                <w:b/>
-              </w:rPr>
-              <w:t>translucency</w:t>
+              <w:t>Nuchal translucency</w:t>
             </w:r>
           </w:p>
         </w:tc>
@@ -829,8 +823,6 @@
         </w:rPr>
         <w:t xml:space="preserve">CLINICAL </w:t>
       </w:r>
-      <w:bookmarkStart w:id="0" w:name="_GoBack"/>
-      <w:bookmarkEnd w:id="0"/>
       <w:r>
         <w:rPr>
           <w:b/>
@@ -1298,23 +1290,32 @@
     <w:p>
       <w:pPr>
         <w:spacing w:before="80"/>
+        <w:rPr>
+          <w:b/>
+        </w:rPr>
       </w:pPr>
       <w:r>
         <w:rPr>
           <w:b/>
         </w:rPr>
-        <w:t xml:space="preserve">Adv: </w:t>
-      </w:r>
-      <w:r>
-        <w:rPr>
-          <w:b/>
-        </w:rPr>
-        <w:t>Anomaly scan at 20 weeks.</w:t>
+        <w:t>Adv: Anomaly scan at 20 weeks.</w:t>
       </w:r>
     </w:p>
     <w:p>
       <w:pPr>
-        <w:spacing w:before="160"/>
+        <w:spacing w:before="80"/>
+        <w:rPr>
+          <w:b/>
+        </w:rPr>
+      </w:pPr>
+    </w:p>
+    <w:p>
+      <w:pPr>
+        <w:spacing w:before="80"/>
+        <w:rPr>
+          <w:b/>
+          <w:sz w:val="22"/>
+        </w:rPr>
       </w:pPr>
       <w:r>
         <w:rPr>
@@ -1323,63 +1324,208 @@
         </w:rPr>
         <w:t>Note:</w:t>
       </w:r>
-      <w:r>
-        <w:br/>
-      </w:r>
+    </w:p>
+    <w:p>
+      <w:pPr>
+        <w:pStyle w:val="ListParagraph"/>
+        <w:numPr>
+          <w:ilvl w:val="0"/>
+          <w:numId w:val="11"/>
+        </w:numPr>
+        <w:spacing w:before="80"/>
+      </w:pPr>
       <w:r>
         <w:rPr>
-          <w:sz w:val="22"/>
+          <w:i/>
+          <w:iCs/>
+          <w:szCs w:val="28"/>
         </w:rPr>
-        <w:t>Foetal heart, spine, face and kidneys cannot be well assessed at this stage of pregnancy. These regions can be assessed in the 20 to 24 weeks scan.</w:t>
+        <w:t>Down’s syndrome can’t be diagnosed on the base of USG alone.</w:t>
       </w:r>
-      <w:r>
-        <w:br/>
-      </w:r>
+    </w:p>
+    <w:p>
+      <w:pPr>
+        <w:pStyle w:val="ListParagraph"/>
+        <w:numPr>
+          <w:ilvl w:val="0"/>
+          <w:numId w:val="11"/>
+        </w:numPr>
+        <w:spacing w:after="0"/>
+        <w:rPr>
+          <w:i/>
+          <w:iCs/>
+          <w:szCs w:val="28"/>
+        </w:rPr>
+      </w:pPr>
       <w:r>
         <w:rPr>
-          <w:sz w:val="22"/>
+          <w:i/>
+          <w:iCs/>
+          <w:szCs w:val="28"/>
         </w:rPr>
-        <w:t>Down's syndrome can't be diagnosed on the basis of USG alone. The risk ratio</w:t>
+        <w:t>The risk ratio indicates risk rates it’s not definitive testing.</w:t>
       </w:r>
+    </w:p>
+    <w:p>
+      <w:pPr>
+        <w:pStyle w:val="ListParagraph"/>
+        <w:numPr>
+          <w:ilvl w:val="0"/>
+          <w:numId w:val="11"/>
+        </w:numPr>
+        <w:spacing w:after="0"/>
+        <w:rPr>
+          <w:i/>
+          <w:iCs/>
+          <w:szCs w:val="28"/>
+        </w:rPr>
+      </w:pPr>
       <w:r>
         <w:rPr>
-          <w:sz w:val="22"/>
+          <w:i/>
+          <w:iCs/>
+          <w:szCs w:val="28"/>
         </w:rPr>
-        <w:t xml:space="preserve"> indicates risk rates; it is not definitive testing.</w:t>
+        <w:t xml:space="preserve">The detection of downs syndrome by </w:t>
       </w:r>
-      <w:r>
-        <w:br/>
-      </w:r>
+    </w:p>
+    <w:p>
+      <w:pPr>
+        <w:pStyle w:val="ListParagraph"/>
+        <w:numPr>
+          <w:ilvl w:val="1"/>
+          <w:numId w:val="10"/>
+        </w:numPr>
+        <w:spacing w:after="0"/>
+        <w:rPr>
+          <w:i/>
+          <w:iCs/>
+          <w:szCs w:val="28"/>
+        </w:rPr>
+      </w:pPr>
       <w:r>
         <w:rPr>
-          <w:sz w:val="22"/>
+          <w:i/>
+          <w:iCs/>
+          <w:szCs w:val="28"/>
         </w:rPr>
-        <w:t>Detection of Down's syndrome by: first trimester NT only - 64 to 70%; first trimester combined (NT + maternal blood test) - 80 to 85%; sequential screening (combined quadruple 15-19 weeks + genetic sonog</w:t>
+        <w:t>First trimester NT only – 64 to 70%.</w:t>
       </w:r>
+    </w:p>
+    <w:p>
+      <w:pPr>
+        <w:pStyle w:val="ListParagraph"/>
+        <w:numPr>
+          <w:ilvl w:val="1"/>
+          <w:numId w:val="10"/>
+        </w:numPr>
+        <w:spacing w:after="0"/>
+        <w:rPr>
+          <w:i/>
+          <w:iCs/>
+          <w:szCs w:val="28"/>
+        </w:rPr>
+      </w:pPr>
       <w:r>
         <w:rPr>
-          <w:sz w:val="22"/>
+          <w:i/>
+          <w:iCs/>
+          <w:szCs w:val="28"/>
         </w:rPr>
-        <w:t>ram at 18-20 weeks) - 95%; maternal blood test for cell free foetal DNA - 99%.</w:t>
+        <w:t>First trimester combined (NT + maternal blood test) 80-85%.</w:t>
       </w:r>
-      <w:r>
-        <w:br/>
-      </w:r>
+    </w:p>
+    <w:p>
+      <w:pPr>
+        <w:pStyle w:val="ListParagraph"/>
+        <w:numPr>
+          <w:ilvl w:val="1"/>
+          <w:numId w:val="10"/>
+        </w:numPr>
+        <w:spacing w:after="0"/>
+        <w:rPr>
+          <w:i/>
+          <w:iCs/>
+          <w:szCs w:val="28"/>
+        </w:rPr>
+      </w:pPr>
       <w:r>
         <w:rPr>
-          <w:sz w:val="22"/>
+          <w:i/>
+          <w:iCs/>
+          <w:szCs w:val="28"/>
         </w:rPr>
-        <w:t>Invasive testing (CVS/amniocentesis), which is a definitive test, has a procedure related risk of about 1:200.</w:t>
+        <w:t>Sequential screening (combined quadruple 15-19weeks + genetic sonogram at 18-20weeks) 95%.</w:t>
       </w:r>
-      <w:r>
-        <w:br/>
-      </w:r>
+    </w:p>
+    <w:p>
+      <w:pPr>
+        <w:pStyle w:val="ListParagraph"/>
+        <w:numPr>
+          <w:ilvl w:val="1"/>
+          <w:numId w:val="10"/>
+        </w:numPr>
+        <w:spacing w:after="0"/>
+        <w:rPr>
+          <w:i/>
+          <w:iCs/>
+          <w:szCs w:val="28"/>
+        </w:rPr>
+      </w:pPr>
       <w:r>
         <w:rPr>
-          <w:sz w:val="22"/>
+          <w:i/>
+          <w:iCs/>
+          <w:szCs w:val="28"/>
         </w:rPr>
-        <w:t>This has been explained to the patient and attendant.</w:t>
+        <w:t>Maternal blood test for cell free foetal DNA 99%.</w:t>
       </w:r>
+    </w:p>
+    <w:p>
+      <w:pPr>
+        <w:pStyle w:val="ListParagraph"/>
+        <w:numPr>
+          <w:ilvl w:val="1"/>
+          <w:numId w:val="10"/>
+        </w:numPr>
+        <w:spacing w:after="0"/>
+        <w:rPr>
+          <w:i/>
+          <w:iCs/>
+          <w:szCs w:val="28"/>
+        </w:rPr>
+      </w:pPr>
+      <w:r>
+        <w:rPr>
+          <w:i/>
+          <w:iCs/>
+          <w:szCs w:val="28"/>
+        </w:rPr>
+        <w:t>Invasive testing (CVS/amniocentesis) which if defensive test has a procedure related risk of about 1:200.</w:t>
+      </w:r>
+    </w:p>
+    <w:p>
+      <w:pPr>
+        <w:spacing w:after="0"/>
+        <w:rPr>
+          <w:i/>
+          <w:iCs/>
+          <w:szCs w:val="28"/>
+        </w:rPr>
+      </w:pPr>
+      <w:r>
+        <w:rPr>
+          <w:i/>
+          <w:iCs/>
+          <w:szCs w:val="28"/>
+        </w:rPr>
+        <w:t xml:space="preserve">This has been explained to the patient and attendant.  </w:t>
+      </w:r>
+    </w:p>
+    <w:p>
+      <w:pPr>
+        <w:spacing w:before="160"/>
+      </w:pPr>
     </w:p>
     <w:p>
       <w:pPr>
@@ -1391,14 +1537,8 @@
           <w:b/>
           <w:sz w:val="22"/>
         </w:rPr>
-        <w:t xml:space="preserve">DECLARATION </w:t>
-      </w:r>
-      <w:r>
-        <w:rPr>
-          <w:b/>
-          <w:sz w:val="22"/>
-        </w:rPr>
-        <w:t>OF DOCTOR/PERSON CONDUCTING ULTRASONOGRAPHY / IMAGE SCANNING</w:t>
+        <w:lastRenderedPageBreak/>
+        <w:t>DECLARATION OF DOCTOR/PERSON CONDUCTING ULTRASONOGRAPHY / IMAGE SCANNING</w:t>
       </w:r>
     </w:p>
     <w:p>
@@ -1446,7 +1586,7 @@
 </file>
 
 <file path=word/endnotes.xml><?xml version="1.0" encoding="utf-8"?>
-<w:endnotes xmlns:wpc="http://schemas.microsoft.com/office/word/2010/wordprocessingCanvas" xmlns:mc="http://schemas.openxmlformats.org/markup-compatibility/2006" xmlns:o="urn:schemas-microsoft-com:office:office" xmlns:r="http://schemas.openxmlformats.org/officeDocument/2006/relationships" xmlns:m="http://schemas.openxmlformats.org/officeDocument/2006/math" xmlns:v="urn:schemas-microsoft-com:vml" xmlns:wp14="http://schemas.microsoft.com/office/word/2010/wordprocessingDrawing" xmlns:wp="http://schemas.openxmlformats.org/drawingml/2006/wordprocessingDrawing" xmlns:w10="urn:schemas-microsoft-com:office:word" xmlns:w="http://schemas.openxmlformats.org/wordprocessingml/2006/main" xmlns:w14="http://schemas.microsoft.com/office/word/2010/wordml" xmlns:w15="http://schemas.microsoft.com/office/word/2012/wordml" xmlns:wpg="http://schemas.microsoft.com/office/word/2010/wordprocessingGroup" xmlns:wpi="http://schemas.microsoft.com/office/word/2010/wordprocessingInk" xmlns:wne="http://schemas.microsoft.com/office/word/2006/wordml" xmlns:wps="http://schemas.microsoft.com/office/word/2010/wordprocessingShape" mc:Ignorable="w14 w15 wp14">
+<w:endnotes xmlns:wpc="http://schemas.microsoft.com/office/word/2010/wordprocessingCanvas" xmlns:cx="http://schemas.microsoft.com/office/drawing/2014/chartex" xmlns:cx1="http://schemas.microsoft.com/office/drawing/2015/9/8/chartex" xmlns:cx2="http://schemas.microsoft.com/office/drawing/2015/10/21/chartex" xmlns:cx3="http://schemas.microsoft.com/office/drawing/2016/5/9/chartex" xmlns:cx4="http://schemas.microsoft.com/office/drawing/2016/5/10/chartex" xmlns:cx5="http://schemas.microsoft.com/office/drawing/2016/5/11/chartex" xmlns:cx6="http://schemas.microsoft.com/office/drawing/2016/5/12/chartex" xmlns:cx7="http://schemas.microsoft.com/office/drawing/2016/5/13/chartex" xmlns:cx8="http://schemas.microsoft.com/office/drawing/2016/5/14/chartex" xmlns:mc="http://schemas.openxmlformats.org/markup-compatibility/2006" xmlns:aink="http://schemas.microsoft.com/office/drawing/2016/ink" xmlns:am3d="http://schemas.microsoft.com/office/drawing/2017/model3d" xmlns:o="urn:schemas-microsoft-com:office:office" xmlns:oel="http://schemas.microsoft.com/office/2019/extlst" xmlns:r="http://schemas.openxmlformats.org/officeDocument/2006/relationships" xmlns:m="http://schemas.openxmlformats.org/officeDocument/2006/math" xmlns:v="urn:schemas-microsoft-com:vml" xmlns:wp14="http://schemas.microsoft.com/office/word/2010/wordprocessingDrawing" xmlns:wp="http://schemas.openxmlformats.org/drawingml/2006/wordprocessingDrawing" xmlns:w10="urn:schemas-microsoft-com:office:word" xmlns:w="http://schemas.openxmlformats.org/wordprocessingml/2006/main" xmlns:w14="http://schemas.microsoft.com/office/word/2010/wordml" xmlns:w15="http://schemas.microsoft.com/office/word/2012/wordml" xmlns:w16cex="http://schemas.microsoft.com/office/word/2018/wordml/cex" xmlns:w16cid="http://schemas.microsoft.com/office/word/2016/wordml/cid" xmlns:w16="http://schemas.microsoft.com/office/word/2018/wordml" xmlns:w16du="http://schemas.microsoft.com/office/word/2023/wordml/word16du" xmlns:w16sdtdh="http://schemas.microsoft.com/office/word/2020/wordml/sdtdatahash" xmlns:w16sdtfl="http://schemas.microsoft.com/office/word/2024/wordml/sdtformatlock" xmlns:w16se="http://schemas.microsoft.com/office/word/2015/wordml/symex" xmlns:wpg="http://schemas.microsoft.com/office/word/2010/wordprocessingGroup" xmlns:wpi="http://schemas.microsoft.com/office/word/2010/wordprocessingInk" xmlns:wne="http://schemas.microsoft.com/office/word/2006/wordml" xmlns:wps="http://schemas.microsoft.com/office/word/2010/wordprocessingShape" mc:Ignorable="w14 w15 w16se w16cid w16 w16cex w16sdtdh w16sdtfl w16du wp14">
   <w:endnote w:type="separator" w:id="-1">
     <w:p>
       <w:pPr>
@@ -1471,14 +1611,27 @@
 </file>
 
 <file path=word/footer1.xml><?xml version="1.0" encoding="utf-8"?>
-<w:ftr xmlns:wpc="http://schemas.microsoft.com/office/word/2010/wordprocessingCanvas" xmlns:mc="http://schemas.openxmlformats.org/markup-compatibility/2006" xmlns:o="urn:schemas-microsoft-com:office:office" xmlns:r="http://schemas.openxmlformats.org/officeDocument/2006/relationships" xmlns:m="http://schemas.openxmlformats.org/officeDocument/2006/math" xmlns:v="urn:schemas-microsoft-com:vml" xmlns:wp14="http://schemas.microsoft.com/office/word/2010/wordprocessingDrawing" xmlns:wp="http://schemas.openxmlformats.org/drawingml/2006/wordprocessingDrawing" xmlns:w10="urn:schemas-microsoft-com:office:word" xmlns:w="http://schemas.openxmlformats.org/wordprocessingml/2006/main" xmlns:w14="http://schemas.microsoft.com/office/word/2010/wordml" xmlns:w15="http://schemas.microsoft.com/office/word/2012/wordml" xmlns:wpg="http://schemas.microsoft.com/office/word/2010/wordprocessingGroup" xmlns:wpi="http://schemas.microsoft.com/office/word/2010/wordprocessingInk" xmlns:wne="http://schemas.microsoft.com/office/word/2006/wordml" xmlns:wps="http://schemas.microsoft.com/office/word/2010/wordprocessingShape" mc:Ignorable="w14 w15 wp14">
+<w:ftr xmlns:wpc="http://schemas.microsoft.com/office/word/2010/wordprocessingCanvas" xmlns:cx="http://schemas.microsoft.com/office/drawing/2014/chartex" xmlns:cx1="http://schemas.microsoft.com/office/drawing/2015/9/8/chartex" xmlns:cx2="http://schemas.microsoft.com/office/drawing/2015/10/21/chartex" xmlns:cx3="http://schemas.microsoft.com/office/drawing/2016/5/9/chartex" xmlns:cx4="http://schemas.microsoft.com/office/drawing/2016/5/10/chartex" xmlns:cx5="http://schemas.microsoft.com/office/drawing/2016/5/11/chartex" xmlns:cx6="http://schemas.microsoft.com/office/drawing/2016/5/12/chartex" xmlns:cx7="http://schemas.microsoft.com/office/drawing/2016/5/13/chartex" xmlns:cx8="http://schemas.microsoft.com/office/drawing/2016/5/14/chartex" xmlns:mc="http://schemas.openxmlformats.org/markup-compatibility/2006" xmlns:aink="http://schemas.microsoft.com/office/drawing/2016/ink" xmlns:am3d="http://schemas.microsoft.com/office/drawing/2017/model3d" xmlns:o="urn:schemas-microsoft-com:office:office" xmlns:oel="http://schemas.microsoft.com/office/2019/extlst" xmlns:r="http://schemas.openxmlformats.org/officeDocument/2006/relationships" xmlns:m="http://schemas.openxmlformats.org/officeDocument/2006/math" xmlns:v="urn:schemas-microsoft-com:vml" xmlns:wp14="http://schemas.microsoft.com/office/word/2010/wordprocessingDrawing" xmlns:wp="http://schemas.openxmlformats.org/drawingml/2006/wordprocessingDrawing" xmlns:w10="urn:schemas-microsoft-com:office:word" xmlns:w="http://schemas.openxmlformats.org/wordprocessingml/2006/main" xmlns:w14="http://schemas.microsoft.com/office/word/2010/wordml" xmlns:w15="http://schemas.microsoft.com/office/word/2012/wordml" xmlns:w16cex="http://schemas.microsoft.com/office/word/2018/wordml/cex" xmlns:w16cid="http://schemas.microsoft.com/office/word/2016/wordml/cid" xmlns:w16="http://schemas.microsoft.com/office/word/2018/wordml" xmlns:w16du="http://schemas.microsoft.com/office/word/2023/wordml/word16du" xmlns:w16sdtdh="http://schemas.microsoft.com/office/word/2020/wordml/sdtdatahash" xmlns:w16sdtfl="http://schemas.microsoft.com/office/word/2024/wordml/sdtformatlock" xmlns:w16se="http://schemas.microsoft.com/office/word/2015/wordml/symex" xmlns:wpg="http://schemas.microsoft.com/office/word/2010/wordprocessingGroup" xmlns:wpi="http://schemas.microsoft.com/office/word/2010/wordprocessingInk" xmlns:wne="http://schemas.microsoft.com/office/word/2006/wordml" xmlns:wps="http://schemas.microsoft.com/office/word/2010/wordprocessingShape" mc:Ignorable="w14 w15 w16se w16cid w16 w16cex w16sdtdh w16sdtfl w16du wp14">
   <w:p>
     <w:pPr>
       <w:pStyle w:val="Footer"/>
       <w:jc w:val="right"/>
     </w:pPr>
     <w:r>
-      <w:t xml:space="preserve">{{patient_name}}   |   Page </w:t>
+      <w:t>{{</w:t>
+    </w:r>
+    <w:proofErr w:type="spellStart"/>
+    <w:r>
+      <w:t>patient_name</w:t>
+    </w:r>
+    <w:proofErr w:type="spellEnd"/>
+    <w:proofErr w:type="gramStart"/>
+    <w:r>
+      <w:t xml:space="preserve">}}   </w:t>
+    </w:r>
+    <w:proofErr w:type="gramEnd"/>
+    <w:r>
+      <w:t xml:space="preserve">|   Page </w:t>
     </w:r>
     <w:r>
       <w:fldChar w:fldCharType="begin"/>
@@ -1524,7 +1677,7 @@
 </file>
 
 <file path=word/footnotes.xml><?xml version="1.0" encoding="utf-8"?>
-<w:footnotes xmlns:wpc="http://schemas.microsoft.com/office/word/2010/wordprocessingCanvas" xmlns:mc="http://schemas.openxmlformats.org/markup-compatibility/2006" xmlns:o="urn:schemas-microsoft-com:office:office" xmlns:r="http://schemas.openxmlformats.org/officeDocument/2006/relationships" xmlns:m="http://schemas.openxmlformats.org/officeDocument/2006/math" xmlns:v="urn:schemas-microsoft-com:vml" xmlns:wp14="http://schemas.microsoft.com/office/word/2010/wordprocessingDrawing" xmlns:wp="http://schemas.openxmlformats.org/drawingml/2006/wordprocessingDrawing" xmlns:w10="urn:schemas-microsoft-com:office:word" xmlns:w="http://schemas.openxmlformats.org/wordprocessingml/2006/main" xmlns:w14="http://schemas.microsoft.com/office/word/2010/wordml" xmlns:w15="http://schemas.microsoft.com/office/word/2012/wordml" xmlns:wpg="http://schemas.microsoft.com/office/word/2010/wordprocessingGroup" xmlns:wpi="http://schemas.microsoft.com/office/word/2010/wordprocessingInk" xmlns:wne="http://schemas.microsoft.com/office/word/2006/wordml" xmlns:wps="http://schemas.microsoft.com/office/word/2010/wordprocessingShape" mc:Ignorable="w14 w15 wp14">
+<w:footnotes xmlns:wpc="http://schemas.microsoft.com/office/word/2010/wordprocessingCanvas" xmlns:cx="http://schemas.microsoft.com/office/drawing/2014/chartex" xmlns:cx1="http://schemas.microsoft.com/office/drawing/2015/9/8/chartex" xmlns:cx2="http://schemas.microsoft.com/office/drawing/2015/10/21/chartex" xmlns:cx3="http://schemas.microsoft.com/office/drawing/2016/5/9/chartex" xmlns:cx4="http://schemas.microsoft.com/office/drawing/2016/5/10/chartex" xmlns:cx5="http://schemas.microsoft.com/office/drawing/2016/5/11/chartex" xmlns:cx6="http://schemas.microsoft.com/office/drawing/2016/5/12/chartex" xmlns:cx7="http://schemas.microsoft.com/office/drawing/2016/5/13/chartex" xmlns:cx8="http://schemas.microsoft.com/office/drawing/2016/5/14/chartex" xmlns:mc="http://schemas.openxmlformats.org/markup-compatibility/2006" xmlns:aink="http://schemas.microsoft.com/office/drawing/2016/ink" xmlns:am3d="http://schemas.microsoft.com/office/drawing/2017/model3d" xmlns:o="urn:schemas-microsoft-com:office:office" xmlns:oel="http://schemas.microsoft.com/office/2019/extlst" xmlns:r="http://schemas.openxmlformats.org/officeDocument/2006/relationships" xmlns:m="http://schemas.openxmlformats.org/officeDocument/2006/math" xmlns:v="urn:schemas-microsoft-com:vml" xmlns:wp14="http://schemas.microsoft.com/office/word/2010/wordprocessingDrawing" xmlns:wp="http://schemas.openxmlformats.org/drawingml/2006/wordprocessingDrawing" xmlns:w10="urn:schemas-microsoft-com:office:word" xmlns:w="http://schemas.openxmlformats.org/wordprocessingml/2006/main" xmlns:w14="http://schemas.microsoft.com/office/word/2010/wordml" xmlns:w15="http://schemas.microsoft.com/office/word/2012/wordml" xmlns:w16cex="http://schemas.microsoft.com/office/word/2018/wordml/cex" xmlns:w16cid="http://schemas.microsoft.com/office/word/2016/wordml/cid" xmlns:w16="http://schemas.microsoft.com/office/word/2018/wordml" xmlns:w16du="http://schemas.microsoft.com/office/word/2023/wordml/word16du" xmlns:w16sdtdh="http://schemas.microsoft.com/office/word/2020/wordml/sdtdatahash" xmlns:w16sdtfl="http://schemas.microsoft.com/office/word/2024/wordml/sdtformatlock" xmlns:w16se="http://schemas.microsoft.com/office/word/2015/wordml/symex" xmlns:wpg="http://schemas.microsoft.com/office/word/2010/wordprocessingGroup" xmlns:wpi="http://schemas.microsoft.com/office/word/2010/wordprocessingInk" xmlns:wne="http://schemas.microsoft.com/office/word/2006/wordml" xmlns:wps="http://schemas.microsoft.com/office/word/2010/wordprocessingShape" mc:Ignorable="w14 w15 w16se w16cid w16 w16cex w16sdtdh w16sdtfl w16du wp14">
   <w:footnote w:type="separator" w:id="-1">
     <w:p>
       <w:pPr>
@@ -1549,8 +1702,8 @@
 </file>
 
 <file path=word/numbering.xml><?xml version="1.0" encoding="utf-8"?>
-<w:numbering xmlns:wpc="http://schemas.microsoft.com/office/word/2010/wordprocessingCanvas" xmlns:mc="http://schemas.openxmlformats.org/markup-compatibility/2006" xmlns:o="urn:schemas-microsoft-com:office:office" xmlns:r="http://schemas.openxmlformats.org/officeDocument/2006/relationships" xmlns:m="http://schemas.openxmlformats.org/officeDocument/2006/math" xmlns:v="urn:schemas-microsoft-com:vml" xmlns:wp14="http://schemas.microsoft.com/office/word/2010/wordprocessingDrawing" xmlns:wp="http://schemas.openxmlformats.org/drawingml/2006/wordprocessingDrawing" xmlns:w10="urn:schemas-microsoft-com:office:word" xmlns:w="http://schemas.openxmlformats.org/wordprocessingml/2006/main" xmlns:w14="http://schemas.microsoft.com/office/word/2010/wordml" xmlns:w15="http://schemas.microsoft.com/office/word/2012/wordml" xmlns:wpg="http://schemas.microsoft.com/office/word/2010/wordprocessingGroup" xmlns:wpi="http://schemas.microsoft.com/office/word/2010/wordprocessingInk" xmlns:wne="http://schemas.microsoft.com/office/word/2006/wordml" xmlns:wps="http://schemas.microsoft.com/office/word/2010/wordprocessingShape" mc:Ignorable="w14 w15 wp14">
-  <w:abstractNum w:abstractNumId="0">
+<w:numbering xmlns:wpc="http://schemas.microsoft.com/office/word/2010/wordprocessingCanvas" xmlns:cx="http://schemas.microsoft.com/office/drawing/2014/chartex" xmlns:cx1="http://schemas.microsoft.com/office/drawing/2015/9/8/chartex" xmlns:cx2="http://schemas.microsoft.com/office/drawing/2015/10/21/chartex" xmlns:cx3="http://schemas.microsoft.com/office/drawing/2016/5/9/chartex" xmlns:cx4="http://schemas.microsoft.com/office/drawing/2016/5/10/chartex" xmlns:cx5="http://schemas.microsoft.com/office/drawing/2016/5/11/chartex" xmlns:cx6="http://schemas.microsoft.com/office/drawing/2016/5/12/chartex" xmlns:cx7="http://schemas.microsoft.com/office/drawing/2016/5/13/chartex" xmlns:cx8="http://schemas.microsoft.com/office/drawing/2016/5/14/chartex" xmlns:mc="http://schemas.openxmlformats.org/markup-compatibility/2006" xmlns:aink="http://schemas.microsoft.com/office/drawing/2016/ink" xmlns:am3d="http://schemas.microsoft.com/office/drawing/2017/model3d" xmlns:o="urn:schemas-microsoft-com:office:office" xmlns:oel="http://schemas.microsoft.com/office/2019/extlst" xmlns:r="http://schemas.openxmlformats.org/officeDocument/2006/relationships" xmlns:m="http://schemas.openxmlformats.org/officeDocument/2006/math" xmlns:v="urn:schemas-microsoft-com:vml" xmlns:wp14="http://schemas.microsoft.com/office/word/2010/wordprocessingDrawing" xmlns:wp="http://schemas.openxmlformats.org/drawingml/2006/wordprocessingDrawing" xmlns:w10="urn:schemas-microsoft-com:office:word" xmlns:w="http://schemas.openxmlformats.org/wordprocessingml/2006/main" xmlns:w14="http://schemas.microsoft.com/office/word/2010/wordml" xmlns:w15="http://schemas.microsoft.com/office/word/2012/wordml" xmlns:w16cex="http://schemas.microsoft.com/office/word/2018/wordml/cex" xmlns:w16cid="http://schemas.microsoft.com/office/word/2016/wordml/cid" xmlns:w16="http://schemas.microsoft.com/office/word/2018/wordml" xmlns:w16du="http://schemas.microsoft.com/office/word/2023/wordml/word16du" xmlns:w16sdtdh="http://schemas.microsoft.com/office/word/2020/wordml/sdtdatahash" xmlns:w16sdtfl="http://schemas.microsoft.com/office/word/2024/wordml/sdtformatlock" xmlns:w16se="http://schemas.microsoft.com/office/word/2015/wordml/symex" xmlns:wpg="http://schemas.microsoft.com/office/word/2010/wordprocessingGroup" xmlns:wpi="http://schemas.microsoft.com/office/word/2010/wordprocessingInk" xmlns:wne="http://schemas.microsoft.com/office/word/2006/wordml" xmlns:wps="http://schemas.microsoft.com/office/word/2010/wordprocessingShape" mc:Ignorable="w14 w15 w16se w16cid w16 w16cex w16sdtdh w16sdtfl w16du wp14">
+  <w:abstractNum w:abstractNumId="0" w15:restartNumberingAfterBreak="0">
     <w:nsid w:val="FFFFFF7C"/>
     <w:multiLevelType w:val="singleLevel"/>
     <w:tmpl w:val="C310EC42"/>
@@ -1567,7 +1720,7 @@
       </w:pPr>
     </w:lvl>
   </w:abstractNum>
-  <w:abstractNum w:abstractNumId="1">
+  <w:abstractNum w:abstractNumId="1" w15:restartNumberingAfterBreak="0">
     <w:nsid w:val="FFFFFF7D"/>
     <w:multiLevelType w:val="singleLevel"/>
     <w:tmpl w:val="E4089024"/>
@@ -1584,7 +1737,7 @@
       </w:pPr>
     </w:lvl>
   </w:abstractNum>
-  <w:abstractNum w:abstractNumId="2">
+  <w:abstractNum w:abstractNumId="2" w15:restartNumberingAfterBreak="0">
     <w:nsid w:val="FFFFFF7E"/>
     <w:multiLevelType w:val="singleLevel"/>
     <w:tmpl w:val="FB12693A"/>
@@ -1602,7 +1755,7 @@
       </w:pPr>
     </w:lvl>
   </w:abstractNum>
-  <w:abstractNum w:abstractNumId="3">
+  <w:abstractNum w:abstractNumId="3" w15:restartNumberingAfterBreak="0">
     <w:nsid w:val="FFFFFF7F"/>
     <w:multiLevelType w:val="singleLevel"/>
     <w:tmpl w:val="38441652"/>
@@ -1620,7 +1773,7 @@
       </w:pPr>
     </w:lvl>
   </w:abstractNum>
-  <w:abstractNum w:abstractNumId="4">
+  <w:abstractNum w:abstractNumId="4" w15:restartNumberingAfterBreak="0">
     <w:nsid w:val="FFFFFF81"/>
     <w:multiLevelType w:val="singleLevel"/>
     <w:tmpl w:val="171AC3A4"/>
@@ -1640,7 +1793,7 @@
       </w:rPr>
     </w:lvl>
   </w:abstractNum>
-  <w:abstractNum w:abstractNumId="5">
+  <w:abstractNum w:abstractNumId="5" w15:restartNumberingAfterBreak="0">
     <w:nsid w:val="FFFFFF82"/>
     <w:multiLevelType w:val="singleLevel"/>
     <w:tmpl w:val="F3EAFDEC"/>
@@ -1661,7 +1814,7 @@
       </w:rPr>
     </w:lvl>
   </w:abstractNum>
-  <w:abstractNum w:abstractNumId="6">
+  <w:abstractNum w:abstractNumId="6" w15:restartNumberingAfterBreak="0">
     <w:nsid w:val="FFFFFF83"/>
     <w:multiLevelType w:val="singleLevel"/>
     <w:tmpl w:val="3D1EFFD4"/>
@@ -1682,7 +1835,7 @@
       </w:rPr>
     </w:lvl>
   </w:abstractNum>
-  <w:abstractNum w:abstractNumId="7">
+  <w:abstractNum w:abstractNumId="7" w15:restartNumberingAfterBreak="0">
     <w:nsid w:val="FFFFFF88"/>
     <w:multiLevelType w:val="singleLevel"/>
     <w:tmpl w:val="D0A62B40"/>
@@ -1700,7 +1853,7 @@
       </w:pPr>
     </w:lvl>
   </w:abstractNum>
-  <w:abstractNum w:abstractNumId="8">
+  <w:abstractNum w:abstractNumId="8" w15:restartNumberingAfterBreak="0">
     <w:nsid w:val="FFFFFF89"/>
     <w:multiLevelType w:val="singleLevel"/>
     <w:tmpl w:val="29761A62"/>
@@ -1721,38 +1874,272 @@
       </w:rPr>
     </w:lvl>
   </w:abstractNum>
-  <w:num w:numId="1">
+  <w:abstractNum w:abstractNumId="9" w15:restartNumberingAfterBreak="0">
+    <w:nsid w:val="0FB67337"/>
+    <w:multiLevelType w:val="hybridMultilevel"/>
+    <w:tmpl w:val="1864F368"/>
+    <w:lvl w:ilvl="0" w:tplc="40090009">
+      <w:start w:val="1"/>
+      <w:numFmt w:val="bullet"/>
+      <w:lvlText w:val=""/>
+      <w:lvlJc w:val="left"/>
+      <w:pPr>
+        <w:ind w:left="360" w:hanging="360"/>
+      </w:pPr>
+      <w:rPr>
+        <w:rFonts w:ascii="Wingdings" w:hAnsi="Wingdings" w:hint="default"/>
+      </w:rPr>
+    </w:lvl>
+    <w:lvl w:ilvl="1" w:tplc="40090003" w:tentative="1">
+      <w:start w:val="1"/>
+      <w:numFmt w:val="bullet"/>
+      <w:lvlText w:val="o"/>
+      <w:lvlJc w:val="left"/>
+      <w:pPr>
+        <w:ind w:left="1080" w:hanging="360"/>
+      </w:pPr>
+      <w:rPr>
+        <w:rFonts w:ascii="Courier New" w:hAnsi="Courier New" w:cs="Courier New" w:hint="default"/>
+      </w:rPr>
+    </w:lvl>
+    <w:lvl w:ilvl="2" w:tplc="40090005" w:tentative="1">
+      <w:start w:val="1"/>
+      <w:numFmt w:val="bullet"/>
+      <w:lvlText w:val=""/>
+      <w:lvlJc w:val="left"/>
+      <w:pPr>
+        <w:ind w:left="1800" w:hanging="360"/>
+      </w:pPr>
+      <w:rPr>
+        <w:rFonts w:ascii="Wingdings" w:hAnsi="Wingdings" w:hint="default"/>
+      </w:rPr>
+    </w:lvl>
+    <w:lvl w:ilvl="3" w:tplc="40090001" w:tentative="1">
+      <w:start w:val="1"/>
+      <w:numFmt w:val="bullet"/>
+      <w:lvlText w:val=""/>
+      <w:lvlJc w:val="left"/>
+      <w:pPr>
+        <w:ind w:left="2520" w:hanging="360"/>
+      </w:pPr>
+      <w:rPr>
+        <w:rFonts w:ascii="Symbol" w:hAnsi="Symbol" w:hint="default"/>
+      </w:rPr>
+    </w:lvl>
+    <w:lvl w:ilvl="4" w:tplc="40090003" w:tentative="1">
+      <w:start w:val="1"/>
+      <w:numFmt w:val="bullet"/>
+      <w:lvlText w:val="o"/>
+      <w:lvlJc w:val="left"/>
+      <w:pPr>
+        <w:ind w:left="3240" w:hanging="360"/>
+      </w:pPr>
+      <w:rPr>
+        <w:rFonts w:ascii="Courier New" w:hAnsi="Courier New" w:cs="Courier New" w:hint="default"/>
+      </w:rPr>
+    </w:lvl>
+    <w:lvl w:ilvl="5" w:tplc="40090005" w:tentative="1">
+      <w:start w:val="1"/>
+      <w:numFmt w:val="bullet"/>
+      <w:lvlText w:val=""/>
+      <w:lvlJc w:val="left"/>
+      <w:pPr>
+        <w:ind w:left="3960" w:hanging="360"/>
+      </w:pPr>
+      <w:rPr>
+        <w:rFonts w:ascii="Wingdings" w:hAnsi="Wingdings" w:hint="default"/>
+      </w:rPr>
+    </w:lvl>
+    <w:lvl w:ilvl="6" w:tplc="40090001" w:tentative="1">
+      <w:start w:val="1"/>
+      <w:numFmt w:val="bullet"/>
+      <w:lvlText w:val=""/>
+      <w:lvlJc w:val="left"/>
+      <w:pPr>
+        <w:ind w:left="4680" w:hanging="360"/>
+      </w:pPr>
+      <w:rPr>
+        <w:rFonts w:ascii="Symbol" w:hAnsi="Symbol" w:hint="default"/>
+      </w:rPr>
+    </w:lvl>
+    <w:lvl w:ilvl="7" w:tplc="40090003" w:tentative="1">
+      <w:start w:val="1"/>
+      <w:numFmt w:val="bullet"/>
+      <w:lvlText w:val="o"/>
+      <w:lvlJc w:val="left"/>
+      <w:pPr>
+        <w:ind w:left="5400" w:hanging="360"/>
+      </w:pPr>
+      <w:rPr>
+        <w:rFonts w:ascii="Courier New" w:hAnsi="Courier New" w:cs="Courier New" w:hint="default"/>
+      </w:rPr>
+    </w:lvl>
+    <w:lvl w:ilvl="8" w:tplc="40090005" w:tentative="1">
+      <w:start w:val="1"/>
+      <w:numFmt w:val="bullet"/>
+      <w:lvlText w:val=""/>
+      <w:lvlJc w:val="left"/>
+      <w:pPr>
+        <w:ind w:left="6120" w:hanging="360"/>
+      </w:pPr>
+      <w:rPr>
+        <w:rFonts w:ascii="Wingdings" w:hAnsi="Wingdings" w:hint="default"/>
+      </w:rPr>
+    </w:lvl>
+  </w:abstractNum>
+  <w:abstractNum w:abstractNumId="10" w15:restartNumberingAfterBreak="0">
+    <w:nsid w:val="6CFC4F9D"/>
+    <w:multiLevelType w:val="hybridMultilevel"/>
+    <w:tmpl w:val="97C259D0"/>
+    <w:lvl w:ilvl="0" w:tplc="40090001">
+      <w:start w:val="1"/>
+      <w:numFmt w:val="bullet"/>
+      <w:lvlText w:val=""/>
+      <w:lvlJc w:val="left"/>
+      <w:pPr>
+        <w:ind w:left="360" w:hanging="360"/>
+      </w:pPr>
+      <w:rPr>
+        <w:rFonts w:ascii="Symbol" w:hAnsi="Symbol" w:hint="default"/>
+      </w:rPr>
+    </w:lvl>
+    <w:lvl w:ilvl="1" w:tplc="DAB8732C">
+      <w:start w:val="1"/>
+      <w:numFmt w:val="bullet"/>
+      <w:lvlText w:val="o"/>
+      <w:lvlJc w:val="left"/>
+      <w:pPr>
+        <w:ind w:left="1080" w:hanging="360"/>
+      </w:pPr>
+      <w:rPr>
+        <w:rFonts w:ascii="Courier New" w:hAnsi="Courier New" w:cs="Courier New" w:hint="default"/>
+        <w:b/>
+        <w:bCs/>
+      </w:rPr>
+    </w:lvl>
+    <w:lvl w:ilvl="2" w:tplc="40090005" w:tentative="1">
+      <w:start w:val="1"/>
+      <w:numFmt w:val="bullet"/>
+      <w:lvlText w:val=""/>
+      <w:lvlJc w:val="left"/>
+      <w:pPr>
+        <w:ind w:left="1800" w:hanging="360"/>
+      </w:pPr>
+      <w:rPr>
+        <w:rFonts w:ascii="Wingdings" w:hAnsi="Wingdings" w:hint="default"/>
+      </w:rPr>
+    </w:lvl>
+    <w:lvl w:ilvl="3" w:tplc="40090001" w:tentative="1">
+      <w:start w:val="1"/>
+      <w:numFmt w:val="bullet"/>
+      <w:lvlText w:val=""/>
+      <w:lvlJc w:val="left"/>
+      <w:pPr>
+        <w:ind w:left="2520" w:hanging="360"/>
+      </w:pPr>
+      <w:rPr>
+        <w:rFonts w:ascii="Symbol" w:hAnsi="Symbol" w:hint="default"/>
+      </w:rPr>
+    </w:lvl>
+    <w:lvl w:ilvl="4" w:tplc="40090003" w:tentative="1">
+      <w:start w:val="1"/>
+      <w:numFmt w:val="bullet"/>
+      <w:lvlText w:val="o"/>
+      <w:lvlJc w:val="left"/>
+      <w:pPr>
+        <w:ind w:left="3240" w:hanging="360"/>
+      </w:pPr>
+      <w:rPr>
+        <w:rFonts w:ascii="Courier New" w:hAnsi="Courier New" w:cs="Courier New" w:hint="default"/>
+      </w:rPr>
+    </w:lvl>
+    <w:lvl w:ilvl="5" w:tplc="40090005" w:tentative="1">
+      <w:start w:val="1"/>
+      <w:numFmt w:val="bullet"/>
+      <w:lvlText w:val=""/>
+      <w:lvlJc w:val="left"/>
+      <w:pPr>
+        <w:ind w:left="3960" w:hanging="360"/>
+      </w:pPr>
+      <w:rPr>
+        <w:rFonts w:ascii="Wingdings" w:hAnsi="Wingdings" w:hint="default"/>
+      </w:rPr>
+    </w:lvl>
+    <w:lvl w:ilvl="6" w:tplc="40090001" w:tentative="1">
+      <w:start w:val="1"/>
+      <w:numFmt w:val="bullet"/>
+      <w:lvlText w:val=""/>
+      <w:lvlJc w:val="left"/>
+      <w:pPr>
+        <w:ind w:left="4680" w:hanging="360"/>
+      </w:pPr>
+      <w:rPr>
+        <w:rFonts w:ascii="Symbol" w:hAnsi="Symbol" w:hint="default"/>
+      </w:rPr>
+    </w:lvl>
+    <w:lvl w:ilvl="7" w:tplc="40090003" w:tentative="1">
+      <w:start w:val="1"/>
+      <w:numFmt w:val="bullet"/>
+      <w:lvlText w:val="o"/>
+      <w:lvlJc w:val="left"/>
+      <w:pPr>
+        <w:ind w:left="5400" w:hanging="360"/>
+      </w:pPr>
+      <w:rPr>
+        <w:rFonts w:ascii="Courier New" w:hAnsi="Courier New" w:cs="Courier New" w:hint="default"/>
+      </w:rPr>
+    </w:lvl>
+    <w:lvl w:ilvl="8" w:tplc="40090005" w:tentative="1">
+      <w:start w:val="1"/>
+      <w:numFmt w:val="bullet"/>
+      <w:lvlText w:val=""/>
+      <w:lvlJc w:val="left"/>
+      <w:pPr>
+        <w:ind w:left="6120" w:hanging="360"/>
+      </w:pPr>
+      <w:rPr>
+        <w:rFonts w:ascii="Wingdings" w:hAnsi="Wingdings" w:hint="default"/>
+      </w:rPr>
+    </w:lvl>
+  </w:abstractNum>
+  <w:num w:numId="1" w16cid:durableId="1617635770">
     <w:abstractNumId w:val="8"/>
   </w:num>
-  <w:num w:numId="2">
+  <w:num w:numId="2" w16cid:durableId="408578239">
     <w:abstractNumId w:val="6"/>
   </w:num>
-  <w:num w:numId="3">
+  <w:num w:numId="3" w16cid:durableId="449204313">
     <w:abstractNumId w:val="5"/>
   </w:num>
-  <w:num w:numId="4">
+  <w:num w:numId="4" w16cid:durableId="1255942698">
     <w:abstractNumId w:val="4"/>
   </w:num>
-  <w:num w:numId="5">
+  <w:num w:numId="5" w16cid:durableId="1065491808">
     <w:abstractNumId w:val="7"/>
   </w:num>
-  <w:num w:numId="6">
+  <w:num w:numId="6" w16cid:durableId="832916558">
     <w:abstractNumId w:val="3"/>
   </w:num>
-  <w:num w:numId="7">
+  <w:num w:numId="7" w16cid:durableId="1225750611">
     <w:abstractNumId w:val="2"/>
   </w:num>
-  <w:num w:numId="8">
+  <w:num w:numId="8" w16cid:durableId="1638755011">
     <w:abstractNumId w:val="1"/>
   </w:num>
-  <w:num w:numId="9">
+  <w:num w:numId="9" w16cid:durableId="1503083512">
     <w:abstractNumId w:val="0"/>
+  </w:num>
+  <w:num w:numId="10" w16cid:durableId="2106877858">
+    <w:abstractNumId w:val="10"/>
+  </w:num>
+  <w:num w:numId="11" w16cid:durableId="1576040829">
+    <w:abstractNumId w:val="9"/>
   </w:num>
 </w:numbering>
 </file>
 
 <file path=word/styles.xml><?xml version="1.0" encoding="utf-8"?>
-<w:styles xmlns:mc="http://schemas.openxmlformats.org/markup-compatibility/2006" xmlns:r="http://schemas.openxmlformats.org/officeDocument/2006/relationships" xmlns:w="http://schemas.openxmlformats.org/wordprocessingml/2006/main" xmlns:w14="http://schemas.microsoft.com/office/word/2010/wordml" xmlns:w15="http://schemas.microsoft.com/office/word/2012/wordml" mc:Ignorable="w14 w15">
+<w:styles xmlns:mc="http://schemas.openxmlformats.org/markup-compatibility/2006" xmlns:r="http://schemas.openxmlformats.org/officeDocument/2006/relationships" xmlns:w="http://schemas.openxmlformats.org/wordprocessingml/2006/main" xmlns:w14="http://schemas.microsoft.com/office/word/2010/wordml" xmlns:w15="http://schemas.microsoft.com/office/word/2012/wordml" xmlns:w16cex="http://schemas.microsoft.com/office/word/2018/wordml/cex" xmlns:w16cid="http://schemas.microsoft.com/office/word/2016/wordml/cid" xmlns:w16="http://schemas.microsoft.com/office/word/2018/wordml" xmlns:w16du="http://schemas.microsoft.com/office/word/2023/wordml/word16du" xmlns:w16sdtdh="http://schemas.microsoft.com/office/word/2020/wordml/sdtdatahash" xmlns:w16sdtfl="http://schemas.microsoft.com/office/word/2024/wordml/sdtformatlock" xmlns:w16se="http://schemas.microsoft.com/office/word/2015/wordml/symex" mc:Ignorable="w14 w15 w16se w16cid w16 w16cex w16sdtdh w16sdtfl w16du">
   <w:docDefaults>
     <w:rPrDefault>
       <w:rPr>
@@ -1768,7 +2155,7 @@
       </w:pPr>
     </w:pPrDefault>
   </w:docDefaults>
-  <w:latentStyles w:defLockedState="0" w:defUIPriority="99" w:defSemiHidden="0" w:defUnhideWhenUsed="0" w:defQFormat="0" w:count="371">
+  <w:latentStyles w:defLockedState="0" w:defUIPriority="99" w:defSemiHidden="0" w:defUnhideWhenUsed="0" w:defQFormat="0" w:count="376">
     <w:lsdException w:name="Normal" w:uiPriority="0" w:qFormat="1"/>
     <w:lsdException w:name="heading 1" w:uiPriority="9" w:qFormat="1"/>
     <w:lsdException w:name="heading 2" w:semiHidden="1" w:uiPriority="9" w:unhideWhenUsed="1" w:qFormat="1"/>
@@ -2131,6 +2518,11 @@
     <w:lsdException w:name="List Table 5 Dark Accent 6" w:uiPriority="50"/>
     <w:lsdException w:name="List Table 6 Colorful Accent 6" w:uiPriority="51"/>
     <w:lsdException w:name="List Table 7 Colorful Accent 6" w:uiPriority="52"/>
+    <w:lsdException w:name="Mention" w:semiHidden="1" w:unhideWhenUsed="1"/>
+    <w:lsdException w:name="Smart Hyperlink" w:semiHidden="1" w:unhideWhenUsed="1"/>
+    <w:lsdException w:name="Hashtag" w:semiHidden="1" w:unhideWhenUsed="1"/>
+    <w:lsdException w:name="Unresolved Mention" w:semiHidden="1" w:unhideWhenUsed="1"/>
+    <w:lsdException w:name="Smart Link" w:semiHidden="1" w:unhideWhenUsed="1"/>
   </w:latentStyles>
   <w:style w:type="paragraph" w:default="1" w:styleId="Normal">
     <w:name w:val="Normal"/>
@@ -3087,7 +3479,6 @@
       <w:spacing w:after="0" w:line="240" w:lineRule="auto"/>
     </w:pPr>
     <w:tblPr>
-      <w:tblInd w:w="0" w:type="dxa"/>
       <w:tblBorders>
         <w:top w:val="single" w:sz="4" w:space="0" w:color="auto"/>
         <w:left w:val="single" w:sz="4" w:space="0" w:color="auto"/>
@@ -3096,12 +3487,6 @@
         <w:insideH w:val="single" w:sz="4" w:space="0" w:color="auto"/>
         <w:insideV w:val="single" w:sz="4" w:space="0" w:color="auto"/>
       </w:tblBorders>
-      <w:tblCellMar>
-        <w:top w:w="0" w:type="dxa"/>
-        <w:left w:w="108" w:type="dxa"/>
-        <w:bottom w:w="0" w:type="dxa"/>
-        <w:right w:w="108" w:type="dxa"/>
-      </w:tblCellMar>
     </w:tblPr>
   </w:style>
   <w:style w:type="table" w:styleId="LightShading">
@@ -3118,17 +3503,10 @@
     <w:tblPr>
       <w:tblStyleRowBandSize w:val="1"/>
       <w:tblStyleColBandSize w:val="1"/>
-      <w:tblInd w:w="0" w:type="dxa"/>
       <w:tblBorders>
         <w:top w:val="single" w:sz="8" w:space="0" w:color="000000" w:themeColor="text1"/>
         <w:bottom w:val="single" w:sz="8" w:space="0" w:color="000000" w:themeColor="text1"/>
       </w:tblBorders>
-      <w:tblCellMar>
-        <w:top w:w="0" w:type="dxa"/>
-        <w:left w:w="108" w:type="dxa"/>
-        <w:bottom w:w="0" w:type="dxa"/>
-        <w:right w:w="108" w:type="dxa"/>
-      </w:tblCellMar>
     </w:tblPr>
     <w:tblStylePr w:type="firstRow">
       <w:pPr>
@@ -3221,17 +3599,10 @@
     <w:tblPr>
       <w:tblStyleRowBandSize w:val="1"/>
       <w:tblStyleColBandSize w:val="1"/>
-      <w:tblInd w:w="0" w:type="dxa"/>
       <w:tblBorders>
         <w:top w:val="single" w:sz="8" w:space="0" w:color="4F81BD" w:themeColor="accent1"/>
         <w:bottom w:val="single" w:sz="8" w:space="0" w:color="4F81BD" w:themeColor="accent1"/>
       </w:tblBorders>
-      <w:tblCellMar>
-        <w:top w:w="0" w:type="dxa"/>
-        <w:left w:w="108" w:type="dxa"/>
-        <w:bottom w:w="0" w:type="dxa"/>
-        <w:right w:w="108" w:type="dxa"/>
-      </w:tblCellMar>
     </w:tblPr>
     <w:tblStylePr w:type="firstRow">
       <w:pPr>
@@ -3324,17 +3695,10 @@
     <w:tblPr>
       <w:tblStyleRowBandSize w:val="1"/>
       <w:tblStyleColBandSize w:val="1"/>
-      <w:tblInd w:w="0" w:type="dxa"/>
       <w:tblBorders>
         <w:top w:val="single" w:sz="8" w:space="0" w:color="C0504D" w:themeColor="accent2"/>
         <w:bottom w:val="single" w:sz="8" w:space="0" w:color="C0504D" w:themeColor="accent2"/>
       </w:tblBorders>
-      <w:tblCellMar>
-        <w:top w:w="0" w:type="dxa"/>
-        <w:left w:w="108" w:type="dxa"/>
-        <w:bottom w:w="0" w:type="dxa"/>
-        <w:right w:w="108" w:type="dxa"/>
-      </w:tblCellMar>
     </w:tblPr>
     <w:tblStylePr w:type="firstRow">
       <w:pPr>
@@ -3427,17 +3791,10 @@
     <w:tblPr>
       <w:tblStyleRowBandSize w:val="1"/>
       <w:tblStyleColBandSize w:val="1"/>
-      <w:tblInd w:w="0" w:type="dxa"/>
       <w:tblBorders>
         <w:top w:val="single" w:sz="8" w:space="0" w:color="9BBB59" w:themeColor="accent3"/>
         <w:bottom w:val="single" w:sz="8" w:space="0" w:color="9BBB59" w:themeColor="accent3"/>
       </w:tblBorders>
-      <w:tblCellMar>
-        <w:top w:w="0" w:type="dxa"/>
-        <w:left w:w="108" w:type="dxa"/>
-        <w:bottom w:w="0" w:type="dxa"/>
-        <w:right w:w="108" w:type="dxa"/>
-      </w:tblCellMar>
     </w:tblPr>
     <w:tblStylePr w:type="firstRow">
       <w:pPr>
@@ -3530,17 +3887,10 @@
     <w:tblPr>
       <w:tblStyleRowBandSize w:val="1"/>
       <w:tblStyleColBandSize w:val="1"/>
-      <w:tblInd w:w="0" w:type="dxa"/>
       <w:tblBorders>
         <w:top w:val="single" w:sz="8" w:space="0" w:color="8064A2" w:themeColor="accent4"/>
         <w:bottom w:val="single" w:sz="8" w:space="0" w:color="8064A2" w:themeColor="accent4"/>
       </w:tblBorders>
-      <w:tblCellMar>
-        <w:top w:w="0" w:type="dxa"/>
-        <w:left w:w="108" w:type="dxa"/>
-        <w:bottom w:w="0" w:type="dxa"/>
-        <w:right w:w="108" w:type="dxa"/>
-      </w:tblCellMar>
     </w:tblPr>
     <w:tblStylePr w:type="firstRow">
       <w:pPr>
@@ -3633,17 +3983,10 @@
     <w:tblPr>
       <w:tblStyleRowBandSize w:val="1"/>
       <w:tblStyleColBandSize w:val="1"/>
-      <w:tblInd w:w="0" w:type="dxa"/>
       <w:tblBorders>
         <w:top w:val="single" w:sz="8" w:space="0" w:color="4BACC6" w:themeColor="accent5"/>
         <w:bottom w:val="single" w:sz="8" w:space="0" w:color="4BACC6" w:themeColor="accent5"/>
       </w:tblBorders>
-      <w:tblCellMar>
-        <w:top w:w="0" w:type="dxa"/>
-        <w:left w:w="108" w:type="dxa"/>
-        <w:bottom w:w="0" w:type="dxa"/>
-        <w:right w:w="108" w:type="dxa"/>
-      </w:tblCellMar>
     </w:tblPr>
     <w:tblStylePr w:type="firstRow">
       <w:pPr>
@@ -3736,17 +4079,10 @@
     <w:tblPr>
       <w:tblStyleRowBandSize w:val="1"/>
       <w:tblStyleColBandSize w:val="1"/>
-      <w:tblInd w:w="0" w:type="dxa"/>
       <w:tblBorders>
         <w:top w:val="single" w:sz="8" w:space="0" w:color="F79646" w:themeColor="accent6"/>
         <w:bottom w:val="single" w:sz="8" w:space="0" w:color="F79646" w:themeColor="accent6"/>
       </w:tblBorders>
-      <w:tblCellMar>
-        <w:top w:w="0" w:type="dxa"/>
-        <w:left w:w="108" w:type="dxa"/>
-        <w:bottom w:w="0" w:type="dxa"/>
-        <w:right w:w="108" w:type="dxa"/>
-      </w:tblCellMar>
     </w:tblPr>
     <w:tblStylePr w:type="firstRow">
       <w:pPr>
@@ -3836,19 +4172,12 @@
     <w:tblPr>
       <w:tblStyleRowBandSize w:val="1"/>
       <w:tblStyleColBandSize w:val="1"/>
-      <w:tblInd w:w="0" w:type="dxa"/>
       <w:tblBorders>
         <w:top w:val="single" w:sz="8" w:space="0" w:color="000000" w:themeColor="text1"/>
         <w:left w:val="single" w:sz="8" w:space="0" w:color="000000" w:themeColor="text1"/>
         <w:bottom w:val="single" w:sz="8" w:space="0" w:color="000000" w:themeColor="text1"/>
         <w:right w:val="single" w:sz="8" w:space="0" w:color="000000" w:themeColor="text1"/>
       </w:tblBorders>
-      <w:tblCellMar>
-        <w:top w:w="0" w:type="dxa"/>
-        <w:left w:w="108" w:type="dxa"/>
-        <w:bottom w:w="0" w:type="dxa"/>
-        <w:right w:w="108" w:type="dxa"/>
-      </w:tblCellMar>
     </w:tblPr>
     <w:tblStylePr w:type="firstRow">
       <w:pPr>
@@ -3928,19 +4257,12 @@
     <w:tblPr>
       <w:tblStyleRowBandSize w:val="1"/>
       <w:tblStyleColBandSize w:val="1"/>
-      <w:tblInd w:w="0" w:type="dxa"/>
       <w:tblBorders>
         <w:top w:val="single" w:sz="8" w:space="0" w:color="4F81BD" w:themeColor="accent1"/>
         <w:left w:val="single" w:sz="8" w:space="0" w:color="4F81BD" w:themeColor="accent1"/>
         <w:bottom w:val="single" w:sz="8" w:space="0" w:color="4F81BD" w:themeColor="accent1"/>
         <w:right w:val="single" w:sz="8" w:space="0" w:color="4F81BD" w:themeColor="accent1"/>
       </w:tblBorders>
-      <w:tblCellMar>
-        <w:top w:w="0" w:type="dxa"/>
-        <w:left w:w="108" w:type="dxa"/>
-        <w:bottom w:w="0" w:type="dxa"/>
-        <w:right w:w="108" w:type="dxa"/>
-      </w:tblCellMar>
     </w:tblPr>
     <w:tblStylePr w:type="firstRow">
       <w:pPr>
@@ -4020,19 +4342,12 @@
     <w:tblPr>
       <w:tblStyleRowBandSize w:val="1"/>
       <w:tblStyleColBandSize w:val="1"/>
-      <w:tblInd w:w="0" w:type="dxa"/>
       <w:tblBorders>
         <w:top w:val="single" w:sz="8" w:space="0" w:color="C0504D" w:themeColor="accent2"/>
         <w:left w:val="single" w:sz="8" w:space="0" w:color="C0504D" w:themeColor="accent2"/>
         <w:bottom w:val="single" w:sz="8" w:space="0" w:color="C0504D" w:themeColor="accent2"/>
         <w:right w:val="single" w:sz="8" w:space="0" w:color="C0504D" w:themeColor="accent2"/>
       </w:tblBorders>
-      <w:tblCellMar>
-        <w:top w:w="0" w:type="dxa"/>
-        <w:left w:w="108" w:type="dxa"/>
-        <w:bottom w:w="0" w:type="dxa"/>
-        <w:right w:w="108" w:type="dxa"/>
-      </w:tblCellMar>
     </w:tblPr>
     <w:tblStylePr w:type="firstRow">
       <w:pPr>
@@ -4112,19 +4427,12 @@
     <w:tblPr>
       <w:tblStyleRowBandSize w:val="1"/>
       <w:tblStyleColBandSize w:val="1"/>
-      <w:tblInd w:w="0" w:type="dxa"/>
       <w:tblBorders>
         <w:top w:val="single" w:sz="8" w:space="0" w:color="9BBB59" w:themeColor="accent3"/>
         <w:left w:val="single" w:sz="8" w:space="0" w:color="9BBB59" w:themeColor="accent3"/>
         <w:bottom w:val="single" w:sz="8" w:space="0" w:color="9BBB59" w:themeColor="accent3"/>
         <w:right w:val="single" w:sz="8" w:space="0" w:color="9BBB59" w:themeColor="accent3"/>
       </w:tblBorders>
-      <w:tblCellMar>
-        <w:top w:w="0" w:type="dxa"/>
-        <w:left w:w="108" w:type="dxa"/>
-        <w:bottom w:w="0" w:type="dxa"/>
-        <w:right w:w="108" w:type="dxa"/>
-      </w:tblCellMar>
     </w:tblPr>
     <w:tblStylePr w:type="firstRow">
       <w:pPr>
@@ -4204,19 +4512,12 @@
     <w:tblPr>
       <w:tblStyleRowBandSize w:val="1"/>
       <w:tblStyleColBandSize w:val="1"/>
-      <w:tblInd w:w="0" w:type="dxa"/>
       <w:tblBorders>
         <w:top w:val="single" w:sz="8" w:space="0" w:color="8064A2" w:themeColor="accent4"/>
         <w:left w:val="single" w:sz="8" w:space="0" w:color="8064A2" w:themeColor="accent4"/>
         <w:bottom w:val="single" w:sz="8" w:space="0" w:color="8064A2" w:themeColor="accent4"/>
         <w:right w:val="single" w:sz="8" w:space="0" w:color="8064A2" w:themeColor="accent4"/>
       </w:tblBorders>
-      <w:tblCellMar>
-        <w:top w:w="0" w:type="dxa"/>
-        <w:left w:w="108" w:type="dxa"/>
-        <w:bottom w:w="0" w:type="dxa"/>
-        <w:right w:w="108" w:type="dxa"/>
-      </w:tblCellMar>
     </w:tblPr>
     <w:tblStylePr w:type="firstRow">
       <w:pPr>
@@ -4296,19 +4597,12 @@
     <w:tblPr>
       <w:tblStyleRowBandSize w:val="1"/>
       <w:tblStyleColBandSize w:val="1"/>
-      <w:tblInd w:w="0" w:type="dxa"/>
       <w:tblBorders>
         <w:top w:val="single" w:sz="8" w:space="0" w:color="4BACC6" w:themeColor="accent5"/>
         <w:left w:val="single" w:sz="8" w:space="0" w:color="4BACC6" w:themeColor="accent5"/>
         <w:bottom w:val="single" w:sz="8" w:space="0" w:color="4BACC6" w:themeColor="accent5"/>
         <w:right w:val="single" w:sz="8" w:space="0" w:color="4BACC6" w:themeColor="accent5"/>
       </w:tblBorders>
-      <w:tblCellMar>
-        <w:top w:w="0" w:type="dxa"/>
-        <w:left w:w="108" w:type="dxa"/>
-        <w:bottom w:w="0" w:type="dxa"/>
-        <w:right w:w="108" w:type="dxa"/>
-      </w:tblCellMar>
     </w:tblPr>
     <w:tblStylePr w:type="firstRow">
       <w:pPr>
@@ -4388,19 +4682,12 @@
     <w:tblPr>
       <w:tblStyleRowBandSize w:val="1"/>
       <w:tblStyleColBandSize w:val="1"/>
-      <w:tblInd w:w="0" w:type="dxa"/>
       <w:tblBorders>
         <w:top w:val="single" w:sz="8" w:space="0" w:color="F79646" w:themeColor="accent6"/>
         <w:left w:val="single" w:sz="8" w:space="0" w:color="F79646" w:themeColor="accent6"/>
         <w:bottom w:val="single" w:sz="8" w:space="0" w:color="F79646" w:themeColor="accent6"/>
         <w:right w:val="single" w:sz="8" w:space="0" w:color="F79646" w:themeColor="accent6"/>
       </w:tblBorders>
-      <w:tblCellMar>
-        <w:top w:w="0" w:type="dxa"/>
-        <w:left w:w="108" w:type="dxa"/>
-        <w:bottom w:w="0" w:type="dxa"/>
-        <w:right w:w="108" w:type="dxa"/>
-      </w:tblCellMar>
     </w:tblPr>
     <w:tblStylePr w:type="firstRow">
       <w:pPr>
@@ -4480,7 +4767,6 @@
     <w:tblPr>
       <w:tblStyleRowBandSize w:val="1"/>
       <w:tblStyleColBandSize w:val="1"/>
-      <w:tblInd w:w="0" w:type="dxa"/>
       <w:tblBorders>
         <w:top w:val="single" w:sz="8" w:space="0" w:color="000000" w:themeColor="text1"/>
         <w:left w:val="single" w:sz="8" w:space="0" w:color="000000" w:themeColor="text1"/>
@@ -4489,12 +4775,6 @@
         <w:insideH w:val="single" w:sz="8" w:space="0" w:color="000000" w:themeColor="text1"/>
         <w:insideV w:val="single" w:sz="8" w:space="0" w:color="000000" w:themeColor="text1"/>
       </w:tblBorders>
-      <w:tblCellMar>
-        <w:top w:w="0" w:type="dxa"/>
-        <w:left w:w="108" w:type="dxa"/>
-        <w:bottom w:w="0" w:type="dxa"/>
-        <w:right w:w="108" w:type="dxa"/>
-      </w:tblCellMar>
     </w:tblPr>
     <w:tblStylePr w:type="firstRow">
       <w:pPr>
@@ -4610,7 +4890,6 @@
     <w:tblPr>
       <w:tblStyleRowBandSize w:val="1"/>
       <w:tblStyleColBandSize w:val="1"/>
-      <w:tblInd w:w="0" w:type="dxa"/>
       <w:tblBorders>
         <w:top w:val="single" w:sz="8" w:space="0" w:color="4F81BD" w:themeColor="accent1"/>
         <w:left w:val="single" w:sz="8" w:space="0" w:color="4F81BD" w:themeColor="accent1"/>
@@ -4619,12 +4898,6 @@
         <w:insideH w:val="single" w:sz="8" w:space="0" w:color="4F81BD" w:themeColor="accent1"/>
         <w:insideV w:val="single" w:sz="8" w:space="0" w:color="4F81BD" w:themeColor="accent1"/>
       </w:tblBorders>
-      <w:tblCellMar>
-        <w:top w:w="0" w:type="dxa"/>
-        <w:left w:w="108" w:type="dxa"/>
-        <w:bottom w:w="0" w:type="dxa"/>
-        <w:right w:w="108" w:type="dxa"/>
-      </w:tblCellMar>
     </w:tblPr>
     <w:tblStylePr w:type="firstRow">
       <w:pPr>
@@ -4740,7 +5013,6 @@
     <w:tblPr>
       <w:tblStyleRowBandSize w:val="1"/>
       <w:tblStyleColBandSize w:val="1"/>
-      <w:tblInd w:w="0" w:type="dxa"/>
       <w:tblBorders>
         <w:top w:val="single" w:sz="8" w:space="0" w:color="C0504D" w:themeColor="accent2"/>
         <w:left w:val="single" w:sz="8" w:space="0" w:color="C0504D" w:themeColor="accent2"/>
@@ -4749,12 +5021,6 @@
         <w:insideH w:val="single" w:sz="8" w:space="0" w:color="C0504D" w:themeColor="accent2"/>
         <w:insideV w:val="single" w:sz="8" w:space="0" w:color="C0504D" w:themeColor="accent2"/>
       </w:tblBorders>
-      <w:tblCellMar>
-        <w:top w:w="0" w:type="dxa"/>
-        <w:left w:w="108" w:type="dxa"/>
-        <w:bottom w:w="0" w:type="dxa"/>
-        <w:right w:w="108" w:type="dxa"/>
-      </w:tblCellMar>
     </w:tblPr>
     <w:tblStylePr w:type="firstRow">
       <w:pPr>
@@ -4870,7 +5136,6 @@
     <w:tblPr>
       <w:tblStyleRowBandSize w:val="1"/>
       <w:tblStyleColBandSize w:val="1"/>
-      <w:tblInd w:w="0" w:type="dxa"/>
       <w:tblBorders>
         <w:top w:val="single" w:sz="8" w:space="0" w:color="9BBB59" w:themeColor="accent3"/>
         <w:left w:val="single" w:sz="8" w:space="0" w:color="9BBB59" w:themeColor="accent3"/>
@@ -4879,12 +5144,6 @@
         <w:insideH w:val="single" w:sz="8" w:space="0" w:color="9BBB59" w:themeColor="accent3"/>
         <w:insideV w:val="single" w:sz="8" w:space="0" w:color="9BBB59" w:themeColor="accent3"/>
       </w:tblBorders>
-      <w:tblCellMar>
-        <w:top w:w="0" w:type="dxa"/>
-        <w:left w:w="108" w:type="dxa"/>
-        <w:bottom w:w="0" w:type="dxa"/>
-        <w:right w:w="108" w:type="dxa"/>
-      </w:tblCellMar>
     </w:tblPr>
     <w:tblStylePr w:type="firstRow">
       <w:pPr>
@@ -5000,7 +5259,6 @@
     <w:tblPr>
       <w:tblStyleRowBandSize w:val="1"/>
       <w:tblStyleColBandSize w:val="1"/>
-      <w:tblInd w:w="0" w:type="dxa"/>
       <w:tblBorders>
         <w:top w:val="single" w:sz="8" w:space="0" w:color="8064A2" w:themeColor="accent4"/>
         <w:left w:val="single" w:sz="8" w:space="0" w:color="8064A2" w:themeColor="accent4"/>
@@ -5009,12 +5267,6 @@
         <w:insideH w:val="single" w:sz="8" w:space="0" w:color="8064A2" w:themeColor="accent4"/>
         <w:insideV w:val="single" w:sz="8" w:space="0" w:color="8064A2" w:themeColor="accent4"/>
       </w:tblBorders>
-      <w:tblCellMar>
-        <w:top w:w="0" w:type="dxa"/>
-        <w:left w:w="108" w:type="dxa"/>
-        <w:bottom w:w="0" w:type="dxa"/>
-        <w:right w:w="108" w:type="dxa"/>
-      </w:tblCellMar>
     </w:tblPr>
     <w:tblStylePr w:type="firstRow">
       <w:pPr>
@@ -5130,7 +5382,6 @@
     <w:tblPr>
       <w:tblStyleRowBandSize w:val="1"/>
       <w:tblStyleColBandSize w:val="1"/>
-      <w:tblInd w:w="0" w:type="dxa"/>
       <w:tblBorders>
         <w:top w:val="single" w:sz="8" w:space="0" w:color="4BACC6" w:themeColor="accent5"/>
         <w:left w:val="single" w:sz="8" w:space="0" w:color="4BACC6" w:themeColor="accent5"/>
@@ -5139,12 +5390,6 @@
         <w:insideH w:val="single" w:sz="8" w:space="0" w:color="4BACC6" w:themeColor="accent5"/>
         <w:insideV w:val="single" w:sz="8" w:space="0" w:color="4BACC6" w:themeColor="accent5"/>
       </w:tblBorders>
-      <w:tblCellMar>
-        <w:top w:w="0" w:type="dxa"/>
-        <w:left w:w="108" w:type="dxa"/>
-        <w:bottom w:w="0" w:type="dxa"/>
-        <w:right w:w="108" w:type="dxa"/>
-      </w:tblCellMar>
     </w:tblPr>
     <w:tblStylePr w:type="firstRow">
       <w:pPr>
@@ -5260,7 +5505,6 @@
     <w:tblPr>
       <w:tblStyleRowBandSize w:val="1"/>
       <w:tblStyleColBandSize w:val="1"/>
-      <w:tblInd w:w="0" w:type="dxa"/>
       <w:tblBorders>
         <w:top w:val="single" w:sz="8" w:space="0" w:color="F79646" w:themeColor="accent6"/>
         <w:left w:val="single" w:sz="8" w:space="0" w:color="F79646" w:themeColor="accent6"/>
@@ -5269,12 +5513,6 @@
         <w:insideH w:val="single" w:sz="8" w:space="0" w:color="F79646" w:themeColor="accent6"/>
         <w:insideV w:val="single" w:sz="8" w:space="0" w:color="F79646" w:themeColor="accent6"/>
       </w:tblBorders>
-      <w:tblCellMar>
-        <w:top w:w="0" w:type="dxa"/>
-        <w:left w:w="108" w:type="dxa"/>
-        <w:bottom w:w="0" w:type="dxa"/>
-        <w:right w:w="108" w:type="dxa"/>
-      </w:tblCellMar>
     </w:tblPr>
     <w:tblStylePr w:type="firstRow">
       <w:pPr>
@@ -5390,7 +5628,6 @@
     <w:tblPr>
       <w:tblStyleRowBandSize w:val="1"/>
       <w:tblStyleColBandSize w:val="1"/>
-      <w:tblInd w:w="0" w:type="dxa"/>
       <w:tblBorders>
         <w:top w:val="single" w:sz="8" w:space="0" w:color="404040" w:themeColor="text1" w:themeTint="BF"/>
         <w:left w:val="single" w:sz="8" w:space="0" w:color="404040" w:themeColor="text1" w:themeTint="BF"/>
@@ -5398,12 +5635,6 @@
         <w:right w:val="single" w:sz="8" w:space="0" w:color="404040" w:themeColor="text1" w:themeTint="BF"/>
         <w:insideH w:val="single" w:sz="8" w:space="0" w:color="404040" w:themeColor="text1" w:themeTint="BF"/>
       </w:tblBorders>
-      <w:tblCellMar>
-        <w:top w:w="0" w:type="dxa"/>
-        <w:left w:w="108" w:type="dxa"/>
-        <w:bottom w:w="0" w:type="dxa"/>
-        <w:right w:w="108" w:type="dxa"/>
-      </w:tblCellMar>
     </w:tblPr>
     <w:tblStylePr w:type="firstRow">
       <w:pPr>
@@ -5496,7 +5727,6 @@
     <w:tblPr>
       <w:tblStyleRowBandSize w:val="1"/>
       <w:tblStyleColBandSize w:val="1"/>
-      <w:tblInd w:w="0" w:type="dxa"/>
       <w:tblBorders>
         <w:top w:val="single" w:sz="8" w:space="0" w:color="7BA0CD" w:themeColor="accent1" w:themeTint="BF"/>
         <w:left w:val="single" w:sz="8" w:space="0" w:color="7BA0CD" w:themeColor="accent1" w:themeTint="BF"/>
@@ -5504,12 +5734,6 @@
         <w:right w:val="single" w:sz="8" w:space="0" w:color="7BA0CD" w:themeColor="accent1" w:themeTint="BF"/>
         <w:insideH w:val="single" w:sz="8" w:space="0" w:color="7BA0CD" w:themeColor="accent1" w:themeTint="BF"/>
       </w:tblBorders>
-      <w:tblCellMar>
-        <w:top w:w="0" w:type="dxa"/>
-        <w:left w:w="108" w:type="dxa"/>
-        <w:bottom w:w="0" w:type="dxa"/>
-        <w:right w:w="108" w:type="dxa"/>
-      </w:tblCellMar>
     </w:tblPr>
     <w:tblStylePr w:type="firstRow">
       <w:pPr>
@@ -5602,7 +5826,6 @@
     <w:tblPr>
       <w:tblStyleRowBandSize w:val="1"/>
       <w:tblStyleColBandSize w:val="1"/>
-      <w:tblInd w:w="0" w:type="dxa"/>
       <w:tblBorders>
         <w:top w:val="single" w:sz="8" w:space="0" w:color="CF7B79" w:themeColor="accent2" w:themeTint="BF"/>
         <w:left w:val="single" w:sz="8" w:space="0" w:color="CF7B79" w:themeColor="accent2" w:themeTint="BF"/>
@@ -5610,12 +5833,6 @@
         <w:right w:val="single" w:sz="8" w:space="0" w:color="CF7B79" w:themeColor="accent2" w:themeTint="BF"/>
         <w:insideH w:val="single" w:sz="8" w:space="0" w:color="CF7B79" w:themeColor="accent2" w:themeTint="BF"/>
       </w:tblBorders>
-      <w:tblCellMar>
-        <w:top w:w="0" w:type="dxa"/>
-        <w:left w:w="108" w:type="dxa"/>
-        <w:bottom w:w="0" w:type="dxa"/>
-        <w:right w:w="108" w:type="dxa"/>
-      </w:tblCellMar>
     </w:tblPr>
     <w:tblStylePr w:type="firstRow">
       <w:pPr>
@@ -5708,7 +5925,6 @@
     <w:tblPr>
       <w:tblStyleRowBandSize w:val="1"/>
       <w:tblStyleColBandSize w:val="1"/>
-      <w:tblInd w:w="0" w:type="dxa"/>
       <w:tblBorders>
         <w:top w:val="single" w:sz="8" w:space="0" w:color="B3CC82" w:themeColor="accent3" w:themeTint="BF"/>
         <w:left w:val="single" w:sz="8" w:space="0" w:color="B3CC82" w:themeColor="accent3" w:themeTint="BF"/>
@@ -5716,12 +5932,6 @@
         <w:right w:val="single" w:sz="8" w:space="0" w:color="B3CC82" w:themeColor="accent3" w:themeTint="BF"/>
         <w:insideH w:val="single" w:sz="8" w:space="0" w:color="B3CC82" w:themeColor="accent3" w:themeTint="BF"/>
       </w:tblBorders>
-      <w:tblCellMar>
-        <w:top w:w="0" w:type="dxa"/>
-        <w:left w:w="108" w:type="dxa"/>
-        <w:bottom w:w="0" w:type="dxa"/>
-        <w:right w:w="108" w:type="dxa"/>
-      </w:tblCellMar>
     </w:tblPr>
     <w:tblStylePr w:type="firstRow">
       <w:pPr>
@@ -5814,7 +6024,6 @@
     <w:tblPr>
       <w:tblStyleRowBandSize w:val="1"/>
       <w:tblStyleColBandSize w:val="1"/>
-      <w:tblInd w:w="0" w:type="dxa"/>
       <w:tblBorders>
         <w:top w:val="single" w:sz="8" w:space="0" w:color="9F8AB9" w:themeColor="accent4" w:themeTint="BF"/>
         <w:left w:val="single" w:sz="8" w:space="0" w:color="9F8AB9" w:themeColor="accent4" w:themeTint="BF"/>
@@ -5822,12 +6031,6 @@
         <w:right w:val="single" w:sz="8" w:space="0" w:color="9F8AB9" w:themeColor="accent4" w:themeTint="BF"/>
         <w:insideH w:val="single" w:sz="8" w:space="0" w:color="9F8AB9" w:themeColor="accent4" w:themeTint="BF"/>
       </w:tblBorders>
-      <w:tblCellMar>
-        <w:top w:w="0" w:type="dxa"/>
-        <w:left w:w="108" w:type="dxa"/>
-        <w:bottom w:w="0" w:type="dxa"/>
-        <w:right w:w="108" w:type="dxa"/>
-      </w:tblCellMar>
     </w:tblPr>
     <w:tblStylePr w:type="firstRow">
       <w:pPr>
@@ -5920,7 +6123,6 @@
     <w:tblPr>
       <w:tblStyleRowBandSize w:val="1"/>
       <w:tblStyleColBandSize w:val="1"/>
-      <w:tblInd w:w="0" w:type="dxa"/>
       <w:tblBorders>
         <w:top w:val="single" w:sz="8" w:space="0" w:color="78C0D4" w:themeColor="accent5" w:themeTint="BF"/>
         <w:left w:val="single" w:sz="8" w:space="0" w:color="78C0D4" w:themeColor="accent5" w:themeTint="BF"/>
@@ -5928,12 +6130,6 @@
         <w:right w:val="single" w:sz="8" w:space="0" w:color="78C0D4" w:themeColor="accent5" w:themeTint="BF"/>
         <w:insideH w:val="single" w:sz="8" w:space="0" w:color="78C0D4" w:themeColor="accent5" w:themeTint="BF"/>
       </w:tblBorders>
-      <w:tblCellMar>
-        <w:top w:w="0" w:type="dxa"/>
-        <w:left w:w="108" w:type="dxa"/>
-        <w:bottom w:w="0" w:type="dxa"/>
-        <w:right w:w="108" w:type="dxa"/>
-      </w:tblCellMar>
     </w:tblPr>
     <w:tblStylePr w:type="firstRow">
       <w:pPr>
@@ -6026,7 +6222,6 @@
     <w:tblPr>
       <w:tblStyleRowBandSize w:val="1"/>
       <w:tblStyleColBandSize w:val="1"/>
-      <w:tblInd w:w="0" w:type="dxa"/>
       <w:tblBorders>
         <w:top w:val="single" w:sz="8" w:space="0" w:color="F9B074" w:themeColor="accent6" w:themeTint="BF"/>
         <w:left w:val="single" w:sz="8" w:space="0" w:color="F9B074" w:themeColor="accent6" w:themeTint="BF"/>
@@ -6034,12 +6229,6 @@
         <w:right w:val="single" w:sz="8" w:space="0" w:color="F9B074" w:themeColor="accent6" w:themeTint="BF"/>
         <w:insideH w:val="single" w:sz="8" w:space="0" w:color="F9B074" w:themeColor="accent6" w:themeTint="BF"/>
       </w:tblBorders>
-      <w:tblCellMar>
-        <w:top w:w="0" w:type="dxa"/>
-        <w:left w:w="108" w:type="dxa"/>
-        <w:bottom w:w="0" w:type="dxa"/>
-        <w:right w:w="108" w:type="dxa"/>
-      </w:tblCellMar>
     </w:tblPr>
     <w:tblStylePr w:type="firstRow">
       <w:pPr>
@@ -6132,17 +6321,10 @@
     <w:tblPr>
       <w:tblStyleRowBandSize w:val="1"/>
       <w:tblStyleColBandSize w:val="1"/>
-      <w:tblInd w:w="0" w:type="dxa"/>
       <w:tblBorders>
         <w:top w:val="single" w:sz="18" w:space="0" w:color="auto"/>
         <w:bottom w:val="single" w:sz="18" w:space="0" w:color="auto"/>
       </w:tblBorders>
-      <w:tblCellMar>
-        <w:top w:w="0" w:type="dxa"/>
-        <w:left w:w="108" w:type="dxa"/>
-        <w:bottom w:w="0" w:type="dxa"/>
-        <w:right w:w="108" w:type="dxa"/>
-      </w:tblCellMar>
     </w:tblPr>
     <w:tblStylePr w:type="firstRow">
       <w:pPr>
@@ -6281,17 +6463,10 @@
     <w:tblPr>
       <w:tblStyleRowBandSize w:val="1"/>
       <w:tblStyleColBandSize w:val="1"/>
-      <w:tblInd w:w="0" w:type="dxa"/>
       <w:tblBorders>
         <w:top w:val="single" w:sz="18" w:space="0" w:color="auto"/>
         <w:bottom w:val="single" w:sz="18" w:space="0" w:color="auto"/>
       </w:tblBorders>
-      <w:tblCellMar>
-        <w:top w:w="0" w:type="dxa"/>
-        <w:left w:w="108" w:type="dxa"/>
-        <w:bottom w:w="0" w:type="dxa"/>
-        <w:right w:w="108" w:type="dxa"/>
-      </w:tblCellMar>
     </w:tblPr>
     <w:tblStylePr w:type="firstRow">
       <w:pPr>
@@ -6430,17 +6605,10 @@
     <w:tblPr>
       <w:tblStyleRowBandSize w:val="1"/>
       <w:tblStyleColBandSize w:val="1"/>
-      <w:tblInd w:w="0" w:type="dxa"/>
       <w:tblBorders>
         <w:top w:val="single" w:sz="18" w:space="0" w:color="auto"/>
         <w:bottom w:val="single" w:sz="18" w:space="0" w:color="auto"/>
       </w:tblBorders>
-      <w:tblCellMar>
-        <w:top w:w="0" w:type="dxa"/>
-        <w:left w:w="108" w:type="dxa"/>
-        <w:bottom w:w="0" w:type="dxa"/>
-        <w:right w:w="108" w:type="dxa"/>
-      </w:tblCellMar>
     </w:tblPr>
     <w:tblStylePr w:type="firstRow">
       <w:pPr>
@@ -6579,17 +6747,10 @@
     <w:tblPr>
       <w:tblStyleRowBandSize w:val="1"/>
       <w:tblStyleColBandSize w:val="1"/>
-      <w:tblInd w:w="0" w:type="dxa"/>
       <w:tblBorders>
         <w:top w:val="single" w:sz="18" w:space="0" w:color="auto"/>
         <w:bottom w:val="single" w:sz="18" w:space="0" w:color="auto"/>
       </w:tblBorders>
-      <w:tblCellMar>
-        <w:top w:w="0" w:type="dxa"/>
-        <w:left w:w="108" w:type="dxa"/>
-        <w:bottom w:w="0" w:type="dxa"/>
-        <w:right w:w="108" w:type="dxa"/>
-      </w:tblCellMar>
     </w:tblPr>
     <w:tblStylePr w:type="firstRow">
       <w:pPr>
@@ -6728,17 +6889,10 @@
     <w:tblPr>
       <w:tblStyleRowBandSize w:val="1"/>
       <w:tblStyleColBandSize w:val="1"/>
-      <w:tblInd w:w="0" w:type="dxa"/>
       <w:tblBorders>
         <w:top w:val="single" w:sz="18" w:space="0" w:color="auto"/>
         <w:bottom w:val="single" w:sz="18" w:space="0" w:color="auto"/>
       </w:tblBorders>
-      <w:tblCellMar>
-        <w:top w:w="0" w:type="dxa"/>
-        <w:left w:w="108" w:type="dxa"/>
-        <w:bottom w:w="0" w:type="dxa"/>
-        <w:right w:w="108" w:type="dxa"/>
-      </w:tblCellMar>
     </w:tblPr>
     <w:tblStylePr w:type="firstRow">
       <w:pPr>
@@ -6877,17 +7031,10 @@
     <w:tblPr>
       <w:tblStyleRowBandSize w:val="1"/>
       <w:tblStyleColBandSize w:val="1"/>
-      <w:tblInd w:w="0" w:type="dxa"/>
       <w:tblBorders>
         <w:top w:val="single" w:sz="18" w:space="0" w:color="auto"/>
         <w:bottom w:val="single" w:sz="18" w:space="0" w:color="auto"/>
       </w:tblBorders>
-      <w:tblCellMar>
-        <w:top w:w="0" w:type="dxa"/>
-        <w:left w:w="108" w:type="dxa"/>
-        <w:bottom w:w="0" w:type="dxa"/>
-        <w:right w:w="108" w:type="dxa"/>
-      </w:tblCellMar>
     </w:tblPr>
     <w:tblStylePr w:type="firstRow">
       <w:pPr>
@@ -7026,17 +7173,10 @@
     <w:tblPr>
       <w:tblStyleRowBandSize w:val="1"/>
       <w:tblStyleColBandSize w:val="1"/>
-      <w:tblInd w:w="0" w:type="dxa"/>
       <w:tblBorders>
         <w:top w:val="single" w:sz="18" w:space="0" w:color="auto"/>
         <w:bottom w:val="single" w:sz="18" w:space="0" w:color="auto"/>
       </w:tblBorders>
-      <w:tblCellMar>
-        <w:top w:w="0" w:type="dxa"/>
-        <w:left w:w="108" w:type="dxa"/>
-        <w:bottom w:w="0" w:type="dxa"/>
-        <w:right w:w="108" w:type="dxa"/>
-      </w:tblCellMar>
     </w:tblPr>
     <w:tblStylePr w:type="firstRow">
       <w:pPr>
@@ -7178,17 +7318,10 @@
     <w:tblPr>
       <w:tblStyleRowBandSize w:val="1"/>
       <w:tblStyleColBandSize w:val="1"/>
-      <w:tblInd w:w="0" w:type="dxa"/>
       <w:tblBorders>
         <w:top w:val="single" w:sz="8" w:space="0" w:color="000000" w:themeColor="text1"/>
         <w:bottom w:val="single" w:sz="8" w:space="0" w:color="000000" w:themeColor="text1"/>
       </w:tblBorders>
-      <w:tblCellMar>
-        <w:top w:w="0" w:type="dxa"/>
-        <w:left w:w="108" w:type="dxa"/>
-        <w:bottom w:w="0" w:type="dxa"/>
-        <w:right w:w="108" w:type="dxa"/>
-      </w:tblCellMar>
     </w:tblPr>
     <w:tblStylePr w:type="firstRow">
       <w:rPr>
@@ -7262,17 +7395,10 @@
     <w:tblPr>
       <w:tblStyleRowBandSize w:val="1"/>
       <w:tblStyleColBandSize w:val="1"/>
-      <w:tblInd w:w="0" w:type="dxa"/>
       <w:tblBorders>
         <w:top w:val="single" w:sz="8" w:space="0" w:color="4F81BD" w:themeColor="accent1"/>
         <w:bottom w:val="single" w:sz="8" w:space="0" w:color="4F81BD" w:themeColor="accent1"/>
       </w:tblBorders>
-      <w:tblCellMar>
-        <w:top w:w="0" w:type="dxa"/>
-        <w:left w:w="108" w:type="dxa"/>
-        <w:bottom w:w="0" w:type="dxa"/>
-        <w:right w:w="108" w:type="dxa"/>
-      </w:tblCellMar>
     </w:tblPr>
     <w:tblStylePr w:type="firstRow">
       <w:rPr>
@@ -7346,17 +7472,10 @@
     <w:tblPr>
       <w:tblStyleRowBandSize w:val="1"/>
       <w:tblStyleColBandSize w:val="1"/>
-      <w:tblInd w:w="0" w:type="dxa"/>
       <w:tblBorders>
         <w:top w:val="single" w:sz="8" w:space="0" w:color="C0504D" w:themeColor="accent2"/>
         <w:bottom w:val="single" w:sz="8" w:space="0" w:color="C0504D" w:themeColor="accent2"/>
       </w:tblBorders>
-      <w:tblCellMar>
-        <w:top w:w="0" w:type="dxa"/>
-        <w:left w:w="108" w:type="dxa"/>
-        <w:bottom w:w="0" w:type="dxa"/>
-        <w:right w:w="108" w:type="dxa"/>
-      </w:tblCellMar>
     </w:tblPr>
     <w:tblStylePr w:type="firstRow">
       <w:rPr>
@@ -7430,17 +7549,10 @@
     <w:tblPr>
       <w:tblStyleRowBandSize w:val="1"/>
       <w:tblStyleColBandSize w:val="1"/>
-      <w:tblInd w:w="0" w:type="dxa"/>
       <w:tblBorders>
         <w:top w:val="single" w:sz="8" w:space="0" w:color="9BBB59" w:themeColor="accent3"/>
         <w:bottom w:val="single" w:sz="8" w:space="0" w:color="9BBB59" w:themeColor="accent3"/>
       </w:tblBorders>
-      <w:tblCellMar>
-        <w:top w:w="0" w:type="dxa"/>
-        <w:left w:w="108" w:type="dxa"/>
-        <w:bottom w:w="0" w:type="dxa"/>
-        <w:right w:w="108" w:type="dxa"/>
-      </w:tblCellMar>
     </w:tblPr>
     <w:tblStylePr w:type="firstRow">
       <w:rPr>
@@ -7514,17 +7626,10 @@
     <w:tblPr>
       <w:tblStyleRowBandSize w:val="1"/>
       <w:tblStyleColBandSize w:val="1"/>
-      <w:tblInd w:w="0" w:type="dxa"/>
       <w:tblBorders>
         <w:top w:val="single" w:sz="8" w:space="0" w:color="8064A2" w:themeColor="accent4"/>
         <w:bottom w:val="single" w:sz="8" w:space="0" w:color="8064A2" w:themeColor="accent4"/>
       </w:tblBorders>
-      <w:tblCellMar>
-        <w:top w:w="0" w:type="dxa"/>
-        <w:left w:w="108" w:type="dxa"/>
-        <w:bottom w:w="0" w:type="dxa"/>
-        <w:right w:w="108" w:type="dxa"/>
-      </w:tblCellMar>
     </w:tblPr>
     <w:tblStylePr w:type="firstRow">
       <w:rPr>
@@ -7598,17 +7703,10 @@
     <w:tblPr>
       <w:tblStyleRowBandSize w:val="1"/>
       <w:tblStyleColBandSize w:val="1"/>
-      <w:tblInd w:w="0" w:type="dxa"/>
       <w:tblBorders>
         <w:top w:val="single" w:sz="8" w:space="0" w:color="4BACC6" w:themeColor="accent5"/>
         <w:bottom w:val="single" w:sz="8" w:space="0" w:color="4BACC6" w:themeColor="accent5"/>
       </w:tblBorders>
-      <w:tblCellMar>
-        <w:top w:w="0" w:type="dxa"/>
-        <w:left w:w="108" w:type="dxa"/>
-        <w:bottom w:w="0" w:type="dxa"/>
-        <w:right w:w="108" w:type="dxa"/>
-      </w:tblCellMar>
     </w:tblPr>
     <w:tblStylePr w:type="firstRow">
       <w:rPr>
@@ -7682,17 +7780,10 @@
     <w:tblPr>
       <w:tblStyleRowBandSize w:val="1"/>
       <w:tblStyleColBandSize w:val="1"/>
-      <w:tblInd w:w="0" w:type="dxa"/>
       <w:tblBorders>
         <w:top w:val="single" w:sz="8" w:space="0" w:color="F79646" w:themeColor="accent6"/>
         <w:bottom w:val="single" w:sz="8" w:space="0" w:color="F79646" w:themeColor="accent6"/>
       </w:tblBorders>
-      <w:tblCellMar>
-        <w:top w:w="0" w:type="dxa"/>
-        <w:left w:w="108" w:type="dxa"/>
-        <w:bottom w:w="0" w:type="dxa"/>
-        <w:right w:w="108" w:type="dxa"/>
-      </w:tblCellMar>
     </w:tblPr>
     <w:tblStylePr w:type="firstRow">
       <w:rPr>
@@ -7767,19 +7858,12 @@
     <w:tblPr>
       <w:tblStyleRowBandSize w:val="1"/>
       <w:tblStyleColBandSize w:val="1"/>
-      <w:tblInd w:w="0" w:type="dxa"/>
       <w:tblBorders>
         <w:top w:val="single" w:sz="8" w:space="0" w:color="000000" w:themeColor="text1"/>
         <w:left w:val="single" w:sz="8" w:space="0" w:color="000000" w:themeColor="text1"/>
         <w:bottom w:val="single" w:sz="8" w:space="0" w:color="000000" w:themeColor="text1"/>
         <w:right w:val="single" w:sz="8" w:space="0" w:color="000000" w:themeColor="text1"/>
       </w:tblBorders>
-      <w:tblCellMar>
-        <w:top w:w="0" w:type="dxa"/>
-        <w:left w:w="108" w:type="dxa"/>
-        <w:bottom w:w="0" w:type="dxa"/>
-        <w:right w:w="108" w:type="dxa"/>
-      </w:tblCellMar>
     </w:tblPr>
     <w:tblStylePr w:type="firstRow">
       <w:rPr>
@@ -7895,19 +7979,12 @@
     <w:tblPr>
       <w:tblStyleRowBandSize w:val="1"/>
       <w:tblStyleColBandSize w:val="1"/>
-      <w:tblInd w:w="0" w:type="dxa"/>
       <w:tblBorders>
         <w:top w:val="single" w:sz="8" w:space="0" w:color="4F81BD" w:themeColor="accent1"/>
         <w:left w:val="single" w:sz="8" w:space="0" w:color="4F81BD" w:themeColor="accent1"/>
         <w:bottom w:val="single" w:sz="8" w:space="0" w:color="4F81BD" w:themeColor="accent1"/>
         <w:right w:val="single" w:sz="8" w:space="0" w:color="4F81BD" w:themeColor="accent1"/>
       </w:tblBorders>
-      <w:tblCellMar>
-        <w:top w:w="0" w:type="dxa"/>
-        <w:left w:w="108" w:type="dxa"/>
-        <w:bottom w:w="0" w:type="dxa"/>
-        <w:right w:w="108" w:type="dxa"/>
-      </w:tblCellMar>
     </w:tblPr>
     <w:tblStylePr w:type="firstRow">
       <w:rPr>
@@ -8023,19 +8100,12 @@
     <w:tblPr>
       <w:tblStyleRowBandSize w:val="1"/>
       <w:tblStyleColBandSize w:val="1"/>
-      <w:tblInd w:w="0" w:type="dxa"/>
       <w:tblBorders>
         <w:top w:val="single" w:sz="8" w:space="0" w:color="C0504D" w:themeColor="accent2"/>
         <w:left w:val="single" w:sz="8" w:space="0" w:color="C0504D" w:themeColor="accent2"/>
         <w:bottom w:val="single" w:sz="8" w:space="0" w:color="C0504D" w:themeColor="accent2"/>
         <w:right w:val="single" w:sz="8" w:space="0" w:color="C0504D" w:themeColor="accent2"/>
       </w:tblBorders>
-      <w:tblCellMar>
-        <w:top w:w="0" w:type="dxa"/>
-        <w:left w:w="108" w:type="dxa"/>
-        <w:bottom w:w="0" w:type="dxa"/>
-        <w:right w:w="108" w:type="dxa"/>
-      </w:tblCellMar>
     </w:tblPr>
     <w:tblStylePr w:type="firstRow">
       <w:rPr>
@@ -8151,19 +8221,12 @@
     <w:tblPr>
       <w:tblStyleRowBandSize w:val="1"/>
       <w:tblStyleColBandSize w:val="1"/>
-      <w:tblInd w:w="0" w:type="dxa"/>
       <w:tblBorders>
         <w:top w:val="single" w:sz="8" w:space="0" w:color="9BBB59" w:themeColor="accent3"/>
         <w:left w:val="single" w:sz="8" w:space="0" w:color="9BBB59" w:themeColor="accent3"/>
         <w:bottom w:val="single" w:sz="8" w:space="0" w:color="9BBB59" w:themeColor="accent3"/>
         <w:right w:val="single" w:sz="8" w:space="0" w:color="9BBB59" w:themeColor="accent3"/>
       </w:tblBorders>
-      <w:tblCellMar>
-        <w:top w:w="0" w:type="dxa"/>
-        <w:left w:w="108" w:type="dxa"/>
-        <w:bottom w:w="0" w:type="dxa"/>
-        <w:right w:w="108" w:type="dxa"/>
-      </w:tblCellMar>
     </w:tblPr>
     <w:tblStylePr w:type="firstRow">
       <w:rPr>
@@ -8279,19 +8342,12 @@
     <w:tblPr>
       <w:tblStyleRowBandSize w:val="1"/>
       <w:tblStyleColBandSize w:val="1"/>
-      <w:tblInd w:w="0" w:type="dxa"/>
       <w:tblBorders>
         <w:top w:val="single" w:sz="8" w:space="0" w:color="8064A2" w:themeColor="accent4"/>
         <w:left w:val="single" w:sz="8" w:space="0" w:color="8064A2" w:themeColor="accent4"/>
         <w:bottom w:val="single" w:sz="8" w:space="0" w:color="8064A2" w:themeColor="accent4"/>
         <w:right w:val="single" w:sz="8" w:space="0" w:color="8064A2" w:themeColor="accent4"/>
       </w:tblBorders>
-      <w:tblCellMar>
-        <w:top w:w="0" w:type="dxa"/>
-        <w:left w:w="108" w:type="dxa"/>
-        <w:bottom w:w="0" w:type="dxa"/>
-        <w:right w:w="108" w:type="dxa"/>
-      </w:tblCellMar>
     </w:tblPr>
     <w:tblStylePr w:type="firstRow">
       <w:rPr>
@@ -8407,19 +8463,12 @@
     <w:tblPr>
       <w:tblStyleRowBandSize w:val="1"/>
       <w:tblStyleColBandSize w:val="1"/>
-      <w:tblInd w:w="0" w:type="dxa"/>
       <w:tblBorders>
         <w:top w:val="single" w:sz="8" w:space="0" w:color="4BACC6" w:themeColor="accent5"/>
         <w:left w:val="single" w:sz="8" w:space="0" w:color="4BACC6" w:themeColor="accent5"/>
         <w:bottom w:val="single" w:sz="8" w:space="0" w:color="4BACC6" w:themeColor="accent5"/>
         <w:right w:val="single" w:sz="8" w:space="0" w:color="4BACC6" w:themeColor="accent5"/>
       </w:tblBorders>
-      <w:tblCellMar>
-        <w:top w:w="0" w:type="dxa"/>
-        <w:left w:w="108" w:type="dxa"/>
-        <w:bottom w:w="0" w:type="dxa"/>
-        <w:right w:w="108" w:type="dxa"/>
-      </w:tblCellMar>
     </w:tblPr>
     <w:tblStylePr w:type="firstRow">
       <w:rPr>
@@ -8535,19 +8584,12 @@
     <w:tblPr>
       <w:tblStyleRowBandSize w:val="1"/>
       <w:tblStyleColBandSize w:val="1"/>
-      <w:tblInd w:w="0" w:type="dxa"/>
       <w:tblBorders>
         <w:top w:val="single" w:sz="8" w:space="0" w:color="F79646" w:themeColor="accent6"/>
         <w:left w:val="single" w:sz="8" w:space="0" w:color="F79646" w:themeColor="accent6"/>
         <w:bottom w:val="single" w:sz="8" w:space="0" w:color="F79646" w:themeColor="accent6"/>
         <w:right w:val="single" w:sz="8" w:space="0" w:color="F79646" w:themeColor="accent6"/>
       </w:tblBorders>
-      <w:tblCellMar>
-        <w:top w:w="0" w:type="dxa"/>
-        <w:left w:w="108" w:type="dxa"/>
-        <w:bottom w:w="0" w:type="dxa"/>
-        <w:right w:w="108" w:type="dxa"/>
-      </w:tblCellMar>
     </w:tblPr>
     <w:tblStylePr w:type="firstRow">
       <w:rPr>
@@ -8659,7 +8701,6 @@
     <w:tblPr>
       <w:tblStyleRowBandSize w:val="1"/>
       <w:tblStyleColBandSize w:val="1"/>
-      <w:tblInd w:w="0" w:type="dxa"/>
       <w:tblBorders>
         <w:top w:val="single" w:sz="8" w:space="0" w:color="404040" w:themeColor="text1" w:themeTint="BF"/>
         <w:left w:val="single" w:sz="8" w:space="0" w:color="404040" w:themeColor="text1" w:themeTint="BF"/>
@@ -8668,12 +8709,6 @@
         <w:insideH w:val="single" w:sz="8" w:space="0" w:color="404040" w:themeColor="text1" w:themeTint="BF"/>
         <w:insideV w:val="single" w:sz="8" w:space="0" w:color="404040" w:themeColor="text1" w:themeTint="BF"/>
       </w:tblBorders>
-      <w:tblCellMar>
-        <w:top w:w="0" w:type="dxa"/>
-        <w:left w:w="108" w:type="dxa"/>
-        <w:bottom w:w="0" w:type="dxa"/>
-        <w:right w:w="108" w:type="dxa"/>
-      </w:tblCellMar>
     </w:tblPr>
     <w:tcPr>
       <w:shd w:val="clear" w:color="auto" w:fill="C0C0C0" w:themeFill="text1" w:themeFillTint="3F"/>
@@ -8732,7 +8767,6 @@
     <w:tblPr>
       <w:tblStyleRowBandSize w:val="1"/>
       <w:tblStyleColBandSize w:val="1"/>
-      <w:tblInd w:w="0" w:type="dxa"/>
       <w:tblBorders>
         <w:top w:val="single" w:sz="8" w:space="0" w:color="7BA0CD" w:themeColor="accent1" w:themeTint="BF"/>
         <w:left w:val="single" w:sz="8" w:space="0" w:color="7BA0CD" w:themeColor="accent1" w:themeTint="BF"/>
@@ -8741,12 +8775,6 @@
         <w:insideH w:val="single" w:sz="8" w:space="0" w:color="7BA0CD" w:themeColor="accent1" w:themeTint="BF"/>
         <w:insideV w:val="single" w:sz="8" w:space="0" w:color="7BA0CD" w:themeColor="accent1" w:themeTint="BF"/>
       </w:tblBorders>
-      <w:tblCellMar>
-        <w:top w:w="0" w:type="dxa"/>
-        <w:left w:w="108" w:type="dxa"/>
-        <w:bottom w:w="0" w:type="dxa"/>
-        <w:right w:w="108" w:type="dxa"/>
-      </w:tblCellMar>
     </w:tblPr>
     <w:tcPr>
       <w:shd w:val="clear" w:color="auto" w:fill="D3DFEE" w:themeFill="accent1" w:themeFillTint="3F"/>
@@ -8805,7 +8833,6 @@
     <w:tblPr>
       <w:tblStyleRowBandSize w:val="1"/>
       <w:tblStyleColBandSize w:val="1"/>
-      <w:tblInd w:w="0" w:type="dxa"/>
       <w:tblBorders>
         <w:top w:val="single" w:sz="8" w:space="0" w:color="CF7B79" w:themeColor="accent2" w:themeTint="BF"/>
         <w:left w:val="single" w:sz="8" w:space="0" w:color="CF7B79" w:themeColor="accent2" w:themeTint="BF"/>
@@ -8814,12 +8841,6 @@
         <w:insideH w:val="single" w:sz="8" w:space="0" w:color="CF7B79" w:themeColor="accent2" w:themeTint="BF"/>
         <w:insideV w:val="single" w:sz="8" w:space="0" w:color="CF7B79" w:themeColor="accent2" w:themeTint="BF"/>
       </w:tblBorders>
-      <w:tblCellMar>
-        <w:top w:w="0" w:type="dxa"/>
-        <w:left w:w="108" w:type="dxa"/>
-        <w:bottom w:w="0" w:type="dxa"/>
-        <w:right w:w="108" w:type="dxa"/>
-      </w:tblCellMar>
     </w:tblPr>
     <w:tcPr>
       <w:shd w:val="clear" w:color="auto" w:fill="EFD3D2" w:themeFill="accent2" w:themeFillTint="3F"/>
@@ -8878,7 +8899,6 @@
     <w:tblPr>
       <w:tblStyleRowBandSize w:val="1"/>
       <w:tblStyleColBandSize w:val="1"/>
-      <w:tblInd w:w="0" w:type="dxa"/>
       <w:tblBorders>
         <w:top w:val="single" w:sz="8" w:space="0" w:color="B3CC82" w:themeColor="accent3" w:themeTint="BF"/>
         <w:left w:val="single" w:sz="8" w:space="0" w:color="B3CC82" w:themeColor="accent3" w:themeTint="BF"/>
@@ -8887,12 +8907,6 @@
         <w:insideH w:val="single" w:sz="8" w:space="0" w:color="B3CC82" w:themeColor="accent3" w:themeTint="BF"/>
         <w:insideV w:val="single" w:sz="8" w:space="0" w:color="B3CC82" w:themeColor="accent3" w:themeTint="BF"/>
       </w:tblBorders>
-      <w:tblCellMar>
-        <w:top w:w="0" w:type="dxa"/>
-        <w:left w:w="108" w:type="dxa"/>
-        <w:bottom w:w="0" w:type="dxa"/>
-        <w:right w:w="108" w:type="dxa"/>
-      </w:tblCellMar>
     </w:tblPr>
     <w:tcPr>
       <w:shd w:val="clear" w:color="auto" w:fill="E6EED5" w:themeFill="accent3" w:themeFillTint="3F"/>
@@ -8951,7 +8965,6 @@
     <w:tblPr>
       <w:tblStyleRowBandSize w:val="1"/>
       <w:tblStyleColBandSize w:val="1"/>
-      <w:tblInd w:w="0" w:type="dxa"/>
       <w:tblBorders>
         <w:top w:val="single" w:sz="8" w:space="0" w:color="9F8AB9" w:themeColor="accent4" w:themeTint="BF"/>
         <w:left w:val="single" w:sz="8" w:space="0" w:color="9F8AB9" w:themeColor="accent4" w:themeTint="BF"/>
@@ -8960,12 +8973,6 @@
         <w:insideH w:val="single" w:sz="8" w:space="0" w:color="9F8AB9" w:themeColor="accent4" w:themeTint="BF"/>
         <w:insideV w:val="single" w:sz="8" w:space="0" w:color="9F8AB9" w:themeColor="accent4" w:themeTint="BF"/>
       </w:tblBorders>
-      <w:tblCellMar>
-        <w:top w:w="0" w:type="dxa"/>
-        <w:left w:w="108" w:type="dxa"/>
-        <w:bottom w:w="0" w:type="dxa"/>
-        <w:right w:w="108" w:type="dxa"/>
-      </w:tblCellMar>
     </w:tblPr>
     <w:tcPr>
       <w:shd w:val="clear" w:color="auto" w:fill="DFD8E8" w:themeFill="accent4" w:themeFillTint="3F"/>
@@ -9024,7 +9031,6 @@
     <w:tblPr>
       <w:tblStyleRowBandSize w:val="1"/>
       <w:tblStyleColBandSize w:val="1"/>
-      <w:tblInd w:w="0" w:type="dxa"/>
       <w:tblBorders>
         <w:top w:val="single" w:sz="8" w:space="0" w:color="78C0D4" w:themeColor="accent5" w:themeTint="BF"/>
         <w:left w:val="single" w:sz="8" w:space="0" w:color="78C0D4" w:themeColor="accent5" w:themeTint="BF"/>
@@ -9033,12 +9039,6 @@
         <w:insideH w:val="single" w:sz="8" w:space="0" w:color="78C0D4" w:themeColor="accent5" w:themeTint="BF"/>
         <w:insideV w:val="single" w:sz="8" w:space="0" w:color="78C0D4" w:themeColor="accent5" w:themeTint="BF"/>
       </w:tblBorders>
-      <w:tblCellMar>
-        <w:top w:w="0" w:type="dxa"/>
-        <w:left w:w="108" w:type="dxa"/>
-        <w:bottom w:w="0" w:type="dxa"/>
-        <w:right w:w="108" w:type="dxa"/>
-      </w:tblCellMar>
     </w:tblPr>
     <w:tcPr>
       <w:shd w:val="clear" w:color="auto" w:fill="D2EAF1" w:themeFill="accent5" w:themeFillTint="3F"/>
@@ -9097,7 +9097,6 @@
     <w:tblPr>
       <w:tblStyleRowBandSize w:val="1"/>
       <w:tblStyleColBandSize w:val="1"/>
-      <w:tblInd w:w="0" w:type="dxa"/>
       <w:tblBorders>
         <w:top w:val="single" w:sz="8" w:space="0" w:color="F9B074" w:themeColor="accent6" w:themeTint="BF"/>
         <w:left w:val="single" w:sz="8" w:space="0" w:color="F9B074" w:themeColor="accent6" w:themeTint="BF"/>
@@ -9106,12 +9105,6 @@
         <w:insideH w:val="single" w:sz="8" w:space="0" w:color="F9B074" w:themeColor="accent6" w:themeTint="BF"/>
         <w:insideV w:val="single" w:sz="8" w:space="0" w:color="F9B074" w:themeColor="accent6" w:themeTint="BF"/>
       </w:tblBorders>
-      <w:tblCellMar>
-        <w:top w:w="0" w:type="dxa"/>
-        <w:left w:w="108" w:type="dxa"/>
-        <w:bottom w:w="0" w:type="dxa"/>
-        <w:right w:w="108" w:type="dxa"/>
-      </w:tblCellMar>
     </w:tblPr>
     <w:tcPr>
       <w:shd w:val="clear" w:color="auto" w:fill="FDE4D0" w:themeFill="accent6" w:themeFillTint="3F"/>
@@ -9174,7 +9167,6 @@
     <w:tblPr>
       <w:tblStyleRowBandSize w:val="1"/>
       <w:tblStyleColBandSize w:val="1"/>
-      <w:tblInd w:w="0" w:type="dxa"/>
       <w:tblBorders>
         <w:top w:val="single" w:sz="8" w:space="0" w:color="000000" w:themeColor="text1"/>
         <w:left w:val="single" w:sz="8" w:space="0" w:color="000000" w:themeColor="text1"/>
@@ -9183,12 +9175,6 @@
         <w:insideH w:val="single" w:sz="8" w:space="0" w:color="000000" w:themeColor="text1"/>
         <w:insideV w:val="single" w:sz="8" w:space="0" w:color="000000" w:themeColor="text1"/>
       </w:tblBorders>
-      <w:tblCellMar>
-        <w:top w:w="0" w:type="dxa"/>
-        <w:left w:w="108" w:type="dxa"/>
-        <w:bottom w:w="0" w:type="dxa"/>
-        <w:right w:w="108" w:type="dxa"/>
-      </w:tblCellMar>
     </w:tblPr>
     <w:tcPr>
       <w:shd w:val="clear" w:color="auto" w:fill="C0C0C0" w:themeFill="text1" w:themeFillTint="3F"/>
@@ -9299,7 +9285,6 @@
     <w:tblPr>
       <w:tblStyleRowBandSize w:val="1"/>
       <w:tblStyleColBandSize w:val="1"/>
-      <w:tblInd w:w="0" w:type="dxa"/>
       <w:tblBorders>
         <w:top w:val="single" w:sz="8" w:space="0" w:color="4F81BD" w:themeColor="accent1"/>
         <w:left w:val="single" w:sz="8" w:space="0" w:color="4F81BD" w:themeColor="accent1"/>
@@ -9308,12 +9293,6 @@
         <w:insideH w:val="single" w:sz="8" w:space="0" w:color="4F81BD" w:themeColor="accent1"/>
         <w:insideV w:val="single" w:sz="8" w:space="0" w:color="4F81BD" w:themeColor="accent1"/>
       </w:tblBorders>
-      <w:tblCellMar>
-        <w:top w:w="0" w:type="dxa"/>
-        <w:left w:w="108" w:type="dxa"/>
-        <w:bottom w:w="0" w:type="dxa"/>
-        <w:right w:w="108" w:type="dxa"/>
-      </w:tblCellMar>
     </w:tblPr>
     <w:tcPr>
       <w:shd w:val="clear" w:color="auto" w:fill="D3DFEE" w:themeFill="accent1" w:themeFillTint="3F"/>
@@ -9424,7 +9403,6 @@
     <w:tblPr>
       <w:tblStyleRowBandSize w:val="1"/>
       <w:tblStyleColBandSize w:val="1"/>
-      <w:tblInd w:w="0" w:type="dxa"/>
       <w:tblBorders>
         <w:top w:val="single" w:sz="8" w:space="0" w:color="C0504D" w:themeColor="accent2"/>
         <w:left w:val="single" w:sz="8" w:space="0" w:color="C0504D" w:themeColor="accent2"/>
@@ -9433,12 +9411,6 @@
         <w:insideH w:val="single" w:sz="8" w:space="0" w:color="C0504D" w:themeColor="accent2"/>
         <w:insideV w:val="single" w:sz="8" w:space="0" w:color="C0504D" w:themeColor="accent2"/>
       </w:tblBorders>
-      <w:tblCellMar>
-        <w:top w:w="0" w:type="dxa"/>
-        <w:left w:w="108" w:type="dxa"/>
-        <w:bottom w:w="0" w:type="dxa"/>
-        <w:right w:w="108" w:type="dxa"/>
-      </w:tblCellMar>
     </w:tblPr>
     <w:tcPr>
       <w:shd w:val="clear" w:color="auto" w:fill="EFD3D2" w:themeFill="accent2" w:themeFillTint="3F"/>
@@ -9549,7 +9521,6 @@
     <w:tblPr>
       <w:tblStyleRowBandSize w:val="1"/>
       <w:tblStyleColBandSize w:val="1"/>
-      <w:tblInd w:w="0" w:type="dxa"/>
       <w:tblBorders>
         <w:top w:val="single" w:sz="8" w:space="0" w:color="9BBB59" w:themeColor="accent3"/>
         <w:left w:val="single" w:sz="8" w:space="0" w:color="9BBB59" w:themeColor="accent3"/>
@@ -9558,12 +9529,6 @@
         <w:insideH w:val="single" w:sz="8" w:space="0" w:color="9BBB59" w:themeColor="accent3"/>
         <w:insideV w:val="single" w:sz="8" w:space="0" w:color="9BBB59" w:themeColor="accent3"/>
       </w:tblBorders>
-      <w:tblCellMar>
-        <w:top w:w="0" w:type="dxa"/>
-        <w:left w:w="108" w:type="dxa"/>
-        <w:bottom w:w="0" w:type="dxa"/>
-        <w:right w:w="108" w:type="dxa"/>
-      </w:tblCellMar>
     </w:tblPr>
     <w:tcPr>
       <w:shd w:val="clear" w:color="auto" w:fill="E6EED5" w:themeFill="accent3" w:themeFillTint="3F"/>
@@ -9674,7 +9639,6 @@
     <w:tblPr>
       <w:tblStyleRowBandSize w:val="1"/>
       <w:tblStyleColBandSize w:val="1"/>
-      <w:tblInd w:w="0" w:type="dxa"/>
       <w:tblBorders>
         <w:top w:val="single" w:sz="8" w:space="0" w:color="8064A2" w:themeColor="accent4"/>
         <w:left w:val="single" w:sz="8" w:space="0" w:color="8064A2" w:themeColor="accent4"/>
@@ -9683,12 +9647,6 @@
         <w:insideH w:val="single" w:sz="8" w:space="0" w:color="8064A2" w:themeColor="accent4"/>
         <w:insideV w:val="single" w:sz="8" w:space="0" w:color="8064A2" w:themeColor="accent4"/>
       </w:tblBorders>
-      <w:tblCellMar>
-        <w:top w:w="0" w:type="dxa"/>
-        <w:left w:w="108" w:type="dxa"/>
-        <w:bottom w:w="0" w:type="dxa"/>
-        <w:right w:w="108" w:type="dxa"/>
-      </w:tblCellMar>
     </w:tblPr>
     <w:tcPr>
       <w:shd w:val="clear" w:color="auto" w:fill="DFD8E8" w:themeFill="accent4" w:themeFillTint="3F"/>
@@ -9799,7 +9757,6 @@
     <w:tblPr>
       <w:tblStyleRowBandSize w:val="1"/>
       <w:tblStyleColBandSize w:val="1"/>
-      <w:tblInd w:w="0" w:type="dxa"/>
       <w:tblBorders>
         <w:top w:val="single" w:sz="8" w:space="0" w:color="4BACC6" w:themeColor="accent5"/>
         <w:left w:val="single" w:sz="8" w:space="0" w:color="4BACC6" w:themeColor="accent5"/>
@@ -9808,12 +9765,6 @@
         <w:insideH w:val="single" w:sz="8" w:space="0" w:color="4BACC6" w:themeColor="accent5"/>
         <w:insideV w:val="single" w:sz="8" w:space="0" w:color="4BACC6" w:themeColor="accent5"/>
       </w:tblBorders>
-      <w:tblCellMar>
-        <w:top w:w="0" w:type="dxa"/>
-        <w:left w:w="108" w:type="dxa"/>
-        <w:bottom w:w="0" w:type="dxa"/>
-        <w:right w:w="108" w:type="dxa"/>
-      </w:tblCellMar>
     </w:tblPr>
     <w:tcPr>
       <w:shd w:val="clear" w:color="auto" w:fill="D2EAF1" w:themeFill="accent5" w:themeFillTint="3F"/>
@@ -9924,7 +9875,6 @@
     <w:tblPr>
       <w:tblStyleRowBandSize w:val="1"/>
       <w:tblStyleColBandSize w:val="1"/>
-      <w:tblInd w:w="0" w:type="dxa"/>
       <w:tblBorders>
         <w:top w:val="single" w:sz="8" w:space="0" w:color="F79646" w:themeColor="accent6"/>
         <w:left w:val="single" w:sz="8" w:space="0" w:color="F79646" w:themeColor="accent6"/>
@@ -9933,12 +9883,6 @@
         <w:insideH w:val="single" w:sz="8" w:space="0" w:color="F79646" w:themeColor="accent6"/>
         <w:insideV w:val="single" w:sz="8" w:space="0" w:color="F79646" w:themeColor="accent6"/>
       </w:tblBorders>
-      <w:tblCellMar>
-        <w:top w:w="0" w:type="dxa"/>
-        <w:left w:w="108" w:type="dxa"/>
-        <w:bottom w:w="0" w:type="dxa"/>
-        <w:right w:w="108" w:type="dxa"/>
-      </w:tblCellMar>
     </w:tblPr>
     <w:tcPr>
       <w:shd w:val="clear" w:color="auto" w:fill="FDE4D0" w:themeFill="accent6" w:themeFillTint="3F"/>
@@ -10045,7 +9989,6 @@
     <w:tblPr>
       <w:tblStyleRowBandSize w:val="1"/>
       <w:tblStyleColBandSize w:val="1"/>
-      <w:tblInd w:w="0" w:type="dxa"/>
       <w:tblBorders>
         <w:top w:val="single" w:sz="8" w:space="0" w:color="FFFFFF" w:themeColor="background1"/>
         <w:left w:val="single" w:sz="8" w:space="0" w:color="FFFFFF" w:themeColor="background1"/>
@@ -10054,12 +9997,6 @@
         <w:insideH w:val="single" w:sz="6" w:space="0" w:color="FFFFFF" w:themeColor="background1"/>
         <w:insideV w:val="single" w:sz="6" w:space="0" w:color="FFFFFF" w:themeColor="background1"/>
       </w:tblBorders>
-      <w:tblCellMar>
-        <w:top w:w="0" w:type="dxa"/>
-        <w:left w:w="108" w:type="dxa"/>
-        <w:bottom w:w="0" w:type="dxa"/>
-        <w:right w:w="108" w:type="dxa"/>
-      </w:tblCellMar>
     </w:tblPr>
     <w:tcPr>
       <w:shd w:val="clear" w:color="auto" w:fill="C0C0C0" w:themeFill="text1" w:themeFillTint="3F"/>
@@ -10186,7 +10123,6 @@
     <w:tblPr>
       <w:tblStyleRowBandSize w:val="1"/>
       <w:tblStyleColBandSize w:val="1"/>
-      <w:tblInd w:w="0" w:type="dxa"/>
       <w:tblBorders>
         <w:top w:val="single" w:sz="8" w:space="0" w:color="FFFFFF" w:themeColor="background1"/>
         <w:left w:val="single" w:sz="8" w:space="0" w:color="FFFFFF" w:themeColor="background1"/>
@@ -10195,12 +10131,6 @@
         <w:insideH w:val="single" w:sz="6" w:space="0" w:color="FFFFFF" w:themeColor="background1"/>
         <w:insideV w:val="single" w:sz="6" w:space="0" w:color="FFFFFF" w:themeColor="background1"/>
       </w:tblBorders>
-      <w:tblCellMar>
-        <w:top w:w="0" w:type="dxa"/>
-        <w:left w:w="108" w:type="dxa"/>
-        <w:bottom w:w="0" w:type="dxa"/>
-        <w:right w:w="108" w:type="dxa"/>
-      </w:tblCellMar>
     </w:tblPr>
     <w:tcPr>
       <w:shd w:val="clear" w:color="auto" w:fill="D3DFEE" w:themeFill="accent1" w:themeFillTint="3F"/>
@@ -10327,7 +10257,6 @@
     <w:tblPr>
       <w:tblStyleRowBandSize w:val="1"/>
       <w:tblStyleColBandSize w:val="1"/>
-      <w:tblInd w:w="0" w:type="dxa"/>
       <w:tblBorders>
         <w:top w:val="single" w:sz="8" w:space="0" w:color="FFFFFF" w:themeColor="background1"/>
         <w:left w:val="single" w:sz="8" w:space="0" w:color="FFFFFF" w:themeColor="background1"/>
@@ -10336,12 +10265,6 @@
         <w:insideH w:val="single" w:sz="6" w:space="0" w:color="FFFFFF" w:themeColor="background1"/>
         <w:insideV w:val="single" w:sz="6" w:space="0" w:color="FFFFFF" w:themeColor="background1"/>
       </w:tblBorders>
-      <w:tblCellMar>
-        <w:top w:w="0" w:type="dxa"/>
-        <w:left w:w="108" w:type="dxa"/>
-        <w:bottom w:w="0" w:type="dxa"/>
-        <w:right w:w="108" w:type="dxa"/>
-      </w:tblCellMar>
     </w:tblPr>
     <w:tcPr>
       <w:shd w:val="clear" w:color="auto" w:fill="EFD3D2" w:themeFill="accent2" w:themeFillTint="3F"/>
@@ -10468,7 +10391,6 @@
     <w:tblPr>
       <w:tblStyleRowBandSize w:val="1"/>
       <w:tblStyleColBandSize w:val="1"/>
-      <w:tblInd w:w="0" w:type="dxa"/>
       <w:tblBorders>
         <w:top w:val="single" w:sz="8" w:space="0" w:color="FFFFFF" w:themeColor="background1"/>
         <w:left w:val="single" w:sz="8" w:space="0" w:color="FFFFFF" w:themeColor="background1"/>
@@ -10477,12 +10399,6 @@
         <w:insideH w:val="single" w:sz="6" w:space="0" w:color="FFFFFF" w:themeColor="background1"/>
         <w:insideV w:val="single" w:sz="6" w:space="0" w:color="FFFFFF" w:themeColor="background1"/>
       </w:tblBorders>
-      <w:tblCellMar>
-        <w:top w:w="0" w:type="dxa"/>
-        <w:left w:w="108" w:type="dxa"/>
-        <w:bottom w:w="0" w:type="dxa"/>
-        <w:right w:w="108" w:type="dxa"/>
-      </w:tblCellMar>
     </w:tblPr>
     <w:tcPr>
       <w:shd w:val="clear" w:color="auto" w:fill="E6EED5" w:themeFill="accent3" w:themeFillTint="3F"/>
@@ -10609,7 +10525,6 @@
     <w:tblPr>
       <w:tblStyleRowBandSize w:val="1"/>
       <w:tblStyleColBandSize w:val="1"/>
-      <w:tblInd w:w="0" w:type="dxa"/>
       <w:tblBorders>
         <w:top w:val="single" w:sz="8" w:space="0" w:color="FFFFFF" w:themeColor="background1"/>
         <w:left w:val="single" w:sz="8" w:space="0" w:color="FFFFFF" w:themeColor="background1"/>
@@ -10618,12 +10533,6 @@
         <w:insideH w:val="single" w:sz="6" w:space="0" w:color="FFFFFF" w:themeColor="background1"/>
         <w:insideV w:val="single" w:sz="6" w:space="0" w:color="FFFFFF" w:themeColor="background1"/>
       </w:tblBorders>
-      <w:tblCellMar>
-        <w:top w:w="0" w:type="dxa"/>
-        <w:left w:w="108" w:type="dxa"/>
-        <w:bottom w:w="0" w:type="dxa"/>
-        <w:right w:w="108" w:type="dxa"/>
-      </w:tblCellMar>
     </w:tblPr>
     <w:tcPr>
       <w:shd w:val="clear" w:color="auto" w:fill="DFD8E8" w:themeFill="accent4" w:themeFillTint="3F"/>
@@ -10750,7 +10659,6 @@
     <w:tblPr>
       <w:tblStyleRowBandSize w:val="1"/>
       <w:tblStyleColBandSize w:val="1"/>
-      <w:tblInd w:w="0" w:type="dxa"/>
       <w:tblBorders>
         <w:top w:val="single" w:sz="8" w:space="0" w:color="FFFFFF" w:themeColor="background1"/>
         <w:left w:val="single" w:sz="8" w:space="0" w:color="FFFFFF" w:themeColor="background1"/>
@@ -10759,12 +10667,6 @@
         <w:insideH w:val="single" w:sz="6" w:space="0" w:color="FFFFFF" w:themeColor="background1"/>
         <w:insideV w:val="single" w:sz="6" w:space="0" w:color="FFFFFF" w:themeColor="background1"/>
       </w:tblBorders>
-      <w:tblCellMar>
-        <w:top w:w="0" w:type="dxa"/>
-        <w:left w:w="108" w:type="dxa"/>
-        <w:bottom w:w="0" w:type="dxa"/>
-        <w:right w:w="108" w:type="dxa"/>
-      </w:tblCellMar>
     </w:tblPr>
     <w:tcPr>
       <w:shd w:val="clear" w:color="auto" w:fill="D2EAF1" w:themeFill="accent5" w:themeFillTint="3F"/>
@@ -10891,7 +10793,6 @@
     <w:tblPr>
       <w:tblStyleRowBandSize w:val="1"/>
       <w:tblStyleColBandSize w:val="1"/>
-      <w:tblInd w:w="0" w:type="dxa"/>
       <w:tblBorders>
         <w:top w:val="single" w:sz="8" w:space="0" w:color="FFFFFF" w:themeColor="background1"/>
         <w:left w:val="single" w:sz="8" w:space="0" w:color="FFFFFF" w:themeColor="background1"/>
@@ -10900,12 +10801,6 @@
         <w:insideH w:val="single" w:sz="6" w:space="0" w:color="FFFFFF" w:themeColor="background1"/>
         <w:insideV w:val="single" w:sz="6" w:space="0" w:color="FFFFFF" w:themeColor="background1"/>
       </w:tblBorders>
-      <w:tblCellMar>
-        <w:top w:w="0" w:type="dxa"/>
-        <w:left w:w="108" w:type="dxa"/>
-        <w:bottom w:w="0" w:type="dxa"/>
-        <w:right w:w="108" w:type="dxa"/>
-      </w:tblCellMar>
     </w:tblPr>
     <w:tcPr>
       <w:shd w:val="clear" w:color="auto" w:fill="FDE4D0" w:themeFill="accent6" w:themeFillTint="3F"/>
@@ -11035,13 +10930,6 @@
     <w:tblPr>
       <w:tblStyleRowBandSize w:val="1"/>
       <w:tblStyleColBandSize w:val="1"/>
-      <w:tblInd w:w="0" w:type="dxa"/>
-      <w:tblCellMar>
-        <w:top w:w="0" w:type="dxa"/>
-        <w:left w:w="108" w:type="dxa"/>
-        <w:bottom w:w="0" w:type="dxa"/>
-        <w:right w:w="108" w:type="dxa"/>
-      </w:tblCellMar>
     </w:tblPr>
     <w:tcPr>
       <w:shd w:val="clear" w:color="auto" w:fill="000000" w:themeFill="text1"/>
@@ -11149,13 +11037,6 @@
     <w:tblPr>
       <w:tblStyleRowBandSize w:val="1"/>
       <w:tblStyleColBandSize w:val="1"/>
-      <w:tblInd w:w="0" w:type="dxa"/>
-      <w:tblCellMar>
-        <w:top w:w="0" w:type="dxa"/>
-        <w:left w:w="108" w:type="dxa"/>
-        <w:bottom w:w="0" w:type="dxa"/>
-        <w:right w:w="108" w:type="dxa"/>
-      </w:tblCellMar>
     </w:tblPr>
     <w:tcPr>
       <w:shd w:val="clear" w:color="auto" w:fill="4F81BD" w:themeFill="accent1"/>
@@ -11263,13 +11144,6 @@
     <w:tblPr>
       <w:tblStyleRowBandSize w:val="1"/>
       <w:tblStyleColBandSize w:val="1"/>
-      <w:tblInd w:w="0" w:type="dxa"/>
-      <w:tblCellMar>
-        <w:top w:w="0" w:type="dxa"/>
-        <w:left w:w="108" w:type="dxa"/>
-        <w:bottom w:w="0" w:type="dxa"/>
-        <w:right w:w="108" w:type="dxa"/>
-      </w:tblCellMar>
     </w:tblPr>
     <w:tcPr>
       <w:shd w:val="clear" w:color="auto" w:fill="C0504D" w:themeFill="accent2"/>
@@ -11377,13 +11251,6 @@
     <w:tblPr>
       <w:tblStyleRowBandSize w:val="1"/>
       <w:tblStyleColBandSize w:val="1"/>
-      <w:tblInd w:w="0" w:type="dxa"/>
-      <w:tblCellMar>
-        <w:top w:w="0" w:type="dxa"/>
-        <w:left w:w="108" w:type="dxa"/>
-        <w:bottom w:w="0" w:type="dxa"/>
-        <w:right w:w="108" w:type="dxa"/>
-      </w:tblCellMar>
     </w:tblPr>
     <w:tcPr>
       <w:shd w:val="clear" w:color="auto" w:fill="9BBB59" w:themeFill="accent3"/>
@@ -11491,13 +11358,6 @@
     <w:tblPr>
       <w:tblStyleRowBandSize w:val="1"/>
       <w:tblStyleColBandSize w:val="1"/>
-      <w:tblInd w:w="0" w:type="dxa"/>
-      <w:tblCellMar>
-        <w:top w:w="0" w:type="dxa"/>
-        <w:left w:w="108" w:type="dxa"/>
-        <w:bottom w:w="0" w:type="dxa"/>
-        <w:right w:w="108" w:type="dxa"/>
-      </w:tblCellMar>
     </w:tblPr>
     <w:tcPr>
       <w:shd w:val="clear" w:color="auto" w:fill="8064A2" w:themeFill="accent4"/>
@@ -11605,13 +11465,6 @@
     <w:tblPr>
       <w:tblStyleRowBandSize w:val="1"/>
       <w:tblStyleColBandSize w:val="1"/>
-      <w:tblInd w:w="0" w:type="dxa"/>
-      <w:tblCellMar>
-        <w:top w:w="0" w:type="dxa"/>
-        <w:left w:w="108" w:type="dxa"/>
-        <w:bottom w:w="0" w:type="dxa"/>
-        <w:right w:w="108" w:type="dxa"/>
-      </w:tblCellMar>
     </w:tblPr>
     <w:tcPr>
       <w:shd w:val="clear" w:color="auto" w:fill="4BACC6" w:themeFill="accent5"/>
@@ -11719,13 +11572,6 @@
     <w:tblPr>
       <w:tblStyleRowBandSize w:val="1"/>
       <w:tblStyleColBandSize w:val="1"/>
-      <w:tblInd w:w="0" w:type="dxa"/>
-      <w:tblCellMar>
-        <w:top w:w="0" w:type="dxa"/>
-        <w:left w:w="108" w:type="dxa"/>
-        <w:bottom w:w="0" w:type="dxa"/>
-        <w:right w:w="108" w:type="dxa"/>
-      </w:tblCellMar>
     </w:tblPr>
     <w:tcPr>
       <w:shd w:val="clear" w:color="auto" w:fill="F79646" w:themeFill="accent6"/>
@@ -11833,7 +11679,6 @@
     <w:tblPr>
       <w:tblStyleRowBandSize w:val="1"/>
       <w:tblStyleColBandSize w:val="1"/>
-      <w:tblInd w:w="0" w:type="dxa"/>
       <w:tblBorders>
         <w:top w:val="single" w:sz="24" w:space="0" w:color="C0504D" w:themeColor="accent2"/>
         <w:left w:val="single" w:sz="4" w:space="0" w:color="000000" w:themeColor="text1"/>
@@ -11842,12 +11687,6 @@
         <w:insideH w:val="single" w:sz="4" w:space="0" w:color="FFFFFF" w:themeColor="background1"/>
         <w:insideV w:val="single" w:sz="4" w:space="0" w:color="FFFFFF" w:themeColor="background1"/>
       </w:tblBorders>
-      <w:tblCellMar>
-        <w:top w:w="0" w:type="dxa"/>
-        <w:left w:w="108" w:type="dxa"/>
-        <w:bottom w:w="0" w:type="dxa"/>
-        <w:right w:w="108" w:type="dxa"/>
-      </w:tblCellMar>
     </w:tblPr>
     <w:tcPr>
       <w:shd w:val="clear" w:color="auto" w:fill="E6E6E6" w:themeFill="text1" w:themeFillTint="19"/>
@@ -11955,7 +11794,6 @@
     <w:tblPr>
       <w:tblStyleRowBandSize w:val="1"/>
       <w:tblStyleColBandSize w:val="1"/>
-      <w:tblInd w:w="0" w:type="dxa"/>
       <w:tblBorders>
         <w:top w:val="single" w:sz="24" w:space="0" w:color="C0504D" w:themeColor="accent2"/>
         <w:left w:val="single" w:sz="4" w:space="0" w:color="4F81BD" w:themeColor="accent1"/>
@@ -11964,12 +11802,6 @@
         <w:insideH w:val="single" w:sz="4" w:space="0" w:color="FFFFFF" w:themeColor="background1"/>
         <w:insideV w:val="single" w:sz="4" w:space="0" w:color="FFFFFF" w:themeColor="background1"/>
       </w:tblBorders>
-      <w:tblCellMar>
-        <w:top w:w="0" w:type="dxa"/>
-        <w:left w:w="108" w:type="dxa"/>
-        <w:bottom w:w="0" w:type="dxa"/>
-        <w:right w:w="108" w:type="dxa"/>
-      </w:tblCellMar>
     </w:tblPr>
     <w:tcPr>
       <w:shd w:val="clear" w:color="auto" w:fill="EDF2F8" w:themeFill="accent1" w:themeFillTint="19"/>
@@ -12077,7 +11909,6 @@
     <w:tblPr>
       <w:tblStyleRowBandSize w:val="1"/>
       <w:tblStyleColBandSize w:val="1"/>
-      <w:tblInd w:w="0" w:type="dxa"/>
       <w:tblBorders>
         <w:top w:val="single" w:sz="24" w:space="0" w:color="C0504D" w:themeColor="accent2"/>
         <w:left w:val="single" w:sz="4" w:space="0" w:color="C0504D" w:themeColor="accent2"/>
@@ -12086,12 +11917,6 @@
         <w:insideH w:val="single" w:sz="4" w:space="0" w:color="FFFFFF" w:themeColor="background1"/>
         <w:insideV w:val="single" w:sz="4" w:space="0" w:color="FFFFFF" w:themeColor="background1"/>
       </w:tblBorders>
-      <w:tblCellMar>
-        <w:top w:w="0" w:type="dxa"/>
-        <w:left w:w="108" w:type="dxa"/>
-        <w:bottom w:w="0" w:type="dxa"/>
-        <w:right w:w="108" w:type="dxa"/>
-      </w:tblCellMar>
     </w:tblPr>
     <w:tcPr>
       <w:shd w:val="clear" w:color="auto" w:fill="F8EDED" w:themeFill="accent2" w:themeFillTint="19"/>
@@ -12199,7 +12024,6 @@
     <w:tblPr>
       <w:tblStyleRowBandSize w:val="1"/>
       <w:tblStyleColBandSize w:val="1"/>
-      <w:tblInd w:w="0" w:type="dxa"/>
       <w:tblBorders>
         <w:top w:val="single" w:sz="24" w:space="0" w:color="8064A2" w:themeColor="accent4"/>
         <w:left w:val="single" w:sz="4" w:space="0" w:color="9BBB59" w:themeColor="accent3"/>
@@ -12208,12 +12032,6 @@
         <w:insideH w:val="single" w:sz="4" w:space="0" w:color="FFFFFF" w:themeColor="background1"/>
         <w:insideV w:val="single" w:sz="4" w:space="0" w:color="FFFFFF" w:themeColor="background1"/>
       </w:tblBorders>
-      <w:tblCellMar>
-        <w:top w:w="0" w:type="dxa"/>
-        <w:left w:w="108" w:type="dxa"/>
-        <w:bottom w:w="0" w:type="dxa"/>
-        <w:right w:w="108" w:type="dxa"/>
-      </w:tblCellMar>
     </w:tblPr>
     <w:tcPr>
       <w:shd w:val="clear" w:color="auto" w:fill="F5F8EE" w:themeFill="accent3" w:themeFillTint="19"/>
@@ -12311,7 +12129,6 @@
     <w:tblPr>
       <w:tblStyleRowBandSize w:val="1"/>
       <w:tblStyleColBandSize w:val="1"/>
-      <w:tblInd w:w="0" w:type="dxa"/>
       <w:tblBorders>
         <w:top w:val="single" w:sz="24" w:space="0" w:color="9BBB59" w:themeColor="accent3"/>
         <w:left w:val="single" w:sz="4" w:space="0" w:color="8064A2" w:themeColor="accent4"/>
@@ -12320,12 +12137,6 @@
         <w:insideH w:val="single" w:sz="4" w:space="0" w:color="FFFFFF" w:themeColor="background1"/>
         <w:insideV w:val="single" w:sz="4" w:space="0" w:color="FFFFFF" w:themeColor="background1"/>
       </w:tblBorders>
-      <w:tblCellMar>
-        <w:top w:w="0" w:type="dxa"/>
-        <w:left w:w="108" w:type="dxa"/>
-        <w:bottom w:w="0" w:type="dxa"/>
-        <w:right w:w="108" w:type="dxa"/>
-      </w:tblCellMar>
     </w:tblPr>
     <w:tcPr>
       <w:shd w:val="clear" w:color="auto" w:fill="F2EFF6" w:themeFill="accent4" w:themeFillTint="19"/>
@@ -12433,7 +12244,6 @@
     <w:tblPr>
       <w:tblStyleRowBandSize w:val="1"/>
       <w:tblStyleColBandSize w:val="1"/>
-      <w:tblInd w:w="0" w:type="dxa"/>
       <w:tblBorders>
         <w:top w:val="single" w:sz="24" w:space="0" w:color="F79646" w:themeColor="accent6"/>
         <w:left w:val="single" w:sz="4" w:space="0" w:color="4BACC6" w:themeColor="accent5"/>
@@ -12442,12 +12252,6 @@
         <w:insideH w:val="single" w:sz="4" w:space="0" w:color="FFFFFF" w:themeColor="background1"/>
         <w:insideV w:val="single" w:sz="4" w:space="0" w:color="FFFFFF" w:themeColor="background1"/>
       </w:tblBorders>
-      <w:tblCellMar>
-        <w:top w:w="0" w:type="dxa"/>
-        <w:left w:w="108" w:type="dxa"/>
-        <w:bottom w:w="0" w:type="dxa"/>
-        <w:right w:w="108" w:type="dxa"/>
-      </w:tblCellMar>
     </w:tblPr>
     <w:tcPr>
       <w:shd w:val="clear" w:color="auto" w:fill="EDF6F9" w:themeFill="accent5" w:themeFillTint="19"/>
@@ -12555,7 +12359,6 @@
     <w:tblPr>
       <w:tblStyleRowBandSize w:val="1"/>
       <w:tblStyleColBandSize w:val="1"/>
-      <w:tblInd w:w="0" w:type="dxa"/>
       <w:tblBorders>
         <w:top w:val="single" w:sz="24" w:space="0" w:color="4BACC6" w:themeColor="accent5"/>
         <w:left w:val="single" w:sz="4" w:space="0" w:color="F79646" w:themeColor="accent6"/>
@@ -12564,12 +12367,6 @@
         <w:insideH w:val="single" w:sz="4" w:space="0" w:color="FFFFFF" w:themeColor="background1"/>
         <w:insideV w:val="single" w:sz="4" w:space="0" w:color="FFFFFF" w:themeColor="background1"/>
       </w:tblBorders>
-      <w:tblCellMar>
-        <w:top w:w="0" w:type="dxa"/>
-        <w:left w:w="108" w:type="dxa"/>
-        <w:bottom w:w="0" w:type="dxa"/>
-        <w:right w:w="108" w:type="dxa"/>
-      </w:tblCellMar>
     </w:tblPr>
     <w:tcPr>
       <w:shd w:val="clear" w:color="auto" w:fill="FEF4EC" w:themeFill="accent6" w:themeFillTint="19"/>
@@ -12677,13 +12474,6 @@
     <w:tblPr>
       <w:tblStyleRowBandSize w:val="1"/>
       <w:tblStyleColBandSize w:val="1"/>
-      <w:tblInd w:w="0" w:type="dxa"/>
-      <w:tblCellMar>
-        <w:top w:w="0" w:type="dxa"/>
-        <w:left w:w="108" w:type="dxa"/>
-        <w:bottom w:w="0" w:type="dxa"/>
-        <w:right w:w="108" w:type="dxa"/>
-      </w:tblCellMar>
     </w:tblPr>
     <w:tcPr>
       <w:shd w:val="clear" w:color="auto" w:fill="E6E6E6" w:themeFill="text1" w:themeFillTint="19"/>
@@ -12763,13 +12553,6 @@
     <w:tblPr>
       <w:tblStyleRowBandSize w:val="1"/>
       <w:tblStyleColBandSize w:val="1"/>
-      <w:tblInd w:w="0" w:type="dxa"/>
-      <w:tblCellMar>
-        <w:top w:w="0" w:type="dxa"/>
-        <w:left w:w="108" w:type="dxa"/>
-        <w:bottom w:w="0" w:type="dxa"/>
-        <w:right w:w="108" w:type="dxa"/>
-      </w:tblCellMar>
     </w:tblPr>
     <w:tcPr>
       <w:shd w:val="clear" w:color="auto" w:fill="EDF2F8" w:themeFill="accent1" w:themeFillTint="19"/>
@@ -12849,13 +12632,6 @@
     <w:tblPr>
       <w:tblStyleRowBandSize w:val="1"/>
       <w:tblStyleColBandSize w:val="1"/>
-      <w:tblInd w:w="0" w:type="dxa"/>
-      <w:tblCellMar>
-        <w:top w:w="0" w:type="dxa"/>
-        <w:left w:w="108" w:type="dxa"/>
-        <w:bottom w:w="0" w:type="dxa"/>
-        <w:right w:w="108" w:type="dxa"/>
-      </w:tblCellMar>
     </w:tblPr>
     <w:tcPr>
       <w:shd w:val="clear" w:color="auto" w:fill="F8EDED" w:themeFill="accent2" w:themeFillTint="19"/>
@@ -12935,13 +12711,6 @@
     <w:tblPr>
       <w:tblStyleRowBandSize w:val="1"/>
       <w:tblStyleColBandSize w:val="1"/>
-      <w:tblInd w:w="0" w:type="dxa"/>
-      <w:tblCellMar>
-        <w:top w:w="0" w:type="dxa"/>
-        <w:left w:w="108" w:type="dxa"/>
-        <w:bottom w:w="0" w:type="dxa"/>
-        <w:right w:w="108" w:type="dxa"/>
-      </w:tblCellMar>
     </w:tblPr>
     <w:tcPr>
       <w:shd w:val="clear" w:color="auto" w:fill="F5F8EE" w:themeFill="accent3" w:themeFillTint="19"/>
@@ -13021,13 +12790,6 @@
     <w:tblPr>
       <w:tblStyleRowBandSize w:val="1"/>
       <w:tblStyleColBandSize w:val="1"/>
-      <w:tblInd w:w="0" w:type="dxa"/>
-      <w:tblCellMar>
-        <w:top w:w="0" w:type="dxa"/>
-        <w:left w:w="108" w:type="dxa"/>
-        <w:bottom w:w="0" w:type="dxa"/>
-        <w:right w:w="108" w:type="dxa"/>
-      </w:tblCellMar>
     </w:tblPr>
     <w:tcPr>
       <w:shd w:val="clear" w:color="auto" w:fill="F2EFF6" w:themeFill="accent4" w:themeFillTint="19"/>
@@ -13107,13 +12869,6 @@
     <w:tblPr>
       <w:tblStyleRowBandSize w:val="1"/>
       <w:tblStyleColBandSize w:val="1"/>
-      <w:tblInd w:w="0" w:type="dxa"/>
-      <w:tblCellMar>
-        <w:top w:w="0" w:type="dxa"/>
-        <w:left w:w="108" w:type="dxa"/>
-        <w:bottom w:w="0" w:type="dxa"/>
-        <w:right w:w="108" w:type="dxa"/>
-      </w:tblCellMar>
     </w:tblPr>
     <w:tcPr>
       <w:shd w:val="clear" w:color="auto" w:fill="EDF6F9" w:themeFill="accent5" w:themeFillTint="19"/>
@@ -13193,13 +12948,6 @@
     <w:tblPr>
       <w:tblStyleRowBandSize w:val="1"/>
       <w:tblStyleColBandSize w:val="1"/>
-      <w:tblInd w:w="0" w:type="dxa"/>
-      <w:tblCellMar>
-        <w:top w:w="0" w:type="dxa"/>
-        <w:left w:w="108" w:type="dxa"/>
-        <w:bottom w:w="0" w:type="dxa"/>
-        <w:right w:w="108" w:type="dxa"/>
-      </w:tblCellMar>
     </w:tblPr>
     <w:tcPr>
       <w:shd w:val="clear" w:color="auto" w:fill="FEF4EC" w:themeFill="accent6" w:themeFillTint="19"/>
@@ -13279,16 +13027,9 @@
     <w:tblPr>
       <w:tblStyleRowBandSize w:val="1"/>
       <w:tblStyleColBandSize w:val="1"/>
-      <w:tblInd w:w="0" w:type="dxa"/>
       <w:tblBorders>
         <w:insideH w:val="single" w:sz="4" w:space="0" w:color="FFFFFF" w:themeColor="background1"/>
       </w:tblBorders>
-      <w:tblCellMar>
-        <w:top w:w="0" w:type="dxa"/>
-        <w:left w:w="108" w:type="dxa"/>
-        <w:bottom w:w="0" w:type="dxa"/>
-        <w:right w:w="108" w:type="dxa"/>
-      </w:tblCellMar>
     </w:tblPr>
     <w:tcPr>
       <w:shd w:val="clear" w:color="auto" w:fill="CCCCCC" w:themeFill="text1" w:themeFillTint="33"/>
@@ -13359,16 +13100,9 @@
     <w:tblPr>
       <w:tblStyleRowBandSize w:val="1"/>
       <w:tblStyleColBandSize w:val="1"/>
-      <w:tblInd w:w="0" w:type="dxa"/>
       <w:tblBorders>
         <w:insideH w:val="single" w:sz="4" w:space="0" w:color="FFFFFF" w:themeColor="background1"/>
       </w:tblBorders>
-      <w:tblCellMar>
-        <w:top w:w="0" w:type="dxa"/>
-        <w:left w:w="108" w:type="dxa"/>
-        <w:bottom w:w="0" w:type="dxa"/>
-        <w:right w:w="108" w:type="dxa"/>
-      </w:tblCellMar>
     </w:tblPr>
     <w:tcPr>
       <w:shd w:val="clear" w:color="auto" w:fill="DBE5F1" w:themeFill="accent1" w:themeFillTint="33"/>
@@ -13439,16 +13173,9 @@
     <w:tblPr>
       <w:tblStyleRowBandSize w:val="1"/>
       <w:tblStyleColBandSize w:val="1"/>
-      <w:tblInd w:w="0" w:type="dxa"/>
       <w:tblBorders>
         <w:insideH w:val="single" w:sz="4" w:space="0" w:color="FFFFFF" w:themeColor="background1"/>
       </w:tblBorders>
-      <w:tblCellMar>
-        <w:top w:w="0" w:type="dxa"/>
-        <w:left w:w="108" w:type="dxa"/>
-        <w:bottom w:w="0" w:type="dxa"/>
-        <w:right w:w="108" w:type="dxa"/>
-      </w:tblCellMar>
     </w:tblPr>
     <w:tcPr>
       <w:shd w:val="clear" w:color="auto" w:fill="F2DBDB" w:themeFill="accent2" w:themeFillTint="33"/>
@@ -13519,16 +13246,9 @@
     <w:tblPr>
       <w:tblStyleRowBandSize w:val="1"/>
       <w:tblStyleColBandSize w:val="1"/>
-      <w:tblInd w:w="0" w:type="dxa"/>
       <w:tblBorders>
         <w:insideH w:val="single" w:sz="4" w:space="0" w:color="FFFFFF" w:themeColor="background1"/>
       </w:tblBorders>
-      <w:tblCellMar>
-        <w:top w:w="0" w:type="dxa"/>
-        <w:left w:w="108" w:type="dxa"/>
-        <w:bottom w:w="0" w:type="dxa"/>
-        <w:right w:w="108" w:type="dxa"/>
-      </w:tblCellMar>
     </w:tblPr>
     <w:tcPr>
       <w:shd w:val="clear" w:color="auto" w:fill="EAF1DD" w:themeFill="accent3" w:themeFillTint="33"/>
@@ -13599,16 +13319,9 @@
     <w:tblPr>
       <w:tblStyleRowBandSize w:val="1"/>
       <w:tblStyleColBandSize w:val="1"/>
-      <w:tblInd w:w="0" w:type="dxa"/>
       <w:tblBorders>
         <w:insideH w:val="single" w:sz="4" w:space="0" w:color="FFFFFF" w:themeColor="background1"/>
       </w:tblBorders>
-      <w:tblCellMar>
-        <w:top w:w="0" w:type="dxa"/>
-        <w:left w:w="108" w:type="dxa"/>
-        <w:bottom w:w="0" w:type="dxa"/>
-        <w:right w:w="108" w:type="dxa"/>
-      </w:tblCellMar>
     </w:tblPr>
     <w:tcPr>
       <w:shd w:val="clear" w:color="auto" w:fill="E5DFEC" w:themeFill="accent4" w:themeFillTint="33"/>
@@ -13679,16 +13392,9 @@
     <w:tblPr>
       <w:tblStyleRowBandSize w:val="1"/>
       <w:tblStyleColBandSize w:val="1"/>
-      <w:tblInd w:w="0" w:type="dxa"/>
       <w:tblBorders>
         <w:insideH w:val="single" w:sz="4" w:space="0" w:color="FFFFFF" w:themeColor="background1"/>
       </w:tblBorders>
-      <w:tblCellMar>
-        <w:top w:w="0" w:type="dxa"/>
-        <w:left w:w="108" w:type="dxa"/>
-        <w:bottom w:w="0" w:type="dxa"/>
-        <w:right w:w="108" w:type="dxa"/>
-      </w:tblCellMar>
     </w:tblPr>
     <w:tcPr>
       <w:shd w:val="clear" w:color="auto" w:fill="DAEEF3" w:themeFill="accent5" w:themeFillTint="33"/>
@@ -13759,16 +13465,9 @@
     <w:tblPr>
       <w:tblStyleRowBandSize w:val="1"/>
       <w:tblStyleColBandSize w:val="1"/>
-      <w:tblInd w:w="0" w:type="dxa"/>
       <w:tblBorders>
         <w:insideH w:val="single" w:sz="4" w:space="0" w:color="FFFFFF" w:themeColor="background1"/>
       </w:tblBorders>
-      <w:tblCellMar>
-        <w:top w:w="0" w:type="dxa"/>
-        <w:left w:w="108" w:type="dxa"/>
-        <w:bottom w:w="0" w:type="dxa"/>
-        <w:right w:w="108" w:type="dxa"/>
-      </w:tblCellMar>
     </w:tblPr>
     <w:tcPr>
       <w:shd w:val="clear" w:color="auto" w:fill="FDE9D9" w:themeFill="accent6" w:themeFillTint="33"/>
